--- a/sparse-calibration-kt/IJIET_FINAL_REVISION/output/OJS_UPLOAD/Reproducible Sparse-Concept and Calibration Diagnostics for Knowledge Tracing_blind.docx
+++ b/sparse-calibration-kt/IJIET_FINAL_REVISION/output/OJS_UPLOAD/Reproducible Sparse-Concept and Calibration Diagnostics for Knowledge Tracing_blind.docx
@@ -110,7 +110,7 @@
         <w:rPr>
           <w:i/>
         </w:rPr>
-        <w:t>Abstract—Knowledge Tracing (KT) systems that skip, remediate, or advance practice typically consume a predicted probability rather than an area-under-the-curve (AUC) score, so population ranking can look acceptable while probabilities are poorly calibrated on rarely practiced knowledge components (KCs). This paper presents a train-only sparse-concept and calibration diagnostic protocol with learner-based primary reporting over four unique learner partitions, occupancy-aware strata, 15-bin expected calibration error (ECE), Brier score, reliability diagrams, and a seven-channel leakage audit. It is not a new KT architecture. The protocol is applied to three public logs (ASSISTments 2012, Junyi Academy, and XES3G5M) with IRT, DKT, and a local Transformer reference model (T-KT). On ASSISTments 2012, dense-to-sparse ECE rises for both a local Transformer reference (T-KT: 0.114 to 0.228) and the official SimpleKT checkpoint (0.020 to 0.088) on the same Limited-support sparse stratum (N ≈ 415), so the direction is not an artefact of the local reference model. Junyi yields no learner-based sparse stratum under the operational content identifier, and XES3G5M does not show the same adverse dense-to-sparse ECE gradient (observed 0.1176, 0.1129, 0.1254; interpreted descriptively). A frozen review artifact rebuilds the reported diagnostic tables from archived summaries. This is a protocol evaluation, not a classroom intervention.</w:t>
+        <w:t>Abstract—Knowledge Tracing (KT) systems that skip, remediate, or advance practice typically consume a predicted probability rather than an area-under-the-curve (AUC) score, so population ranking can look acceptable while probabilities are poorly calibrated on rarely practiced knowledge components (KCs). This paper presents a train-only sparse-concept and calibration diagnostic protocol with learner-based primary reporting over four unique learner partitions, occupancy-aware strata, 15-bin expected calibration error (ECE), Brier score, reliability diagrams, and a seven-channel leakage audit. It is not a new KT architecture. The protocol is applied to three public logs (ASSISTments 2012, Junyi Academy, and XES3G5M) with item response theory (IRT), Deep Knowledge Tracing (DKT), and a local Transformer reference model (T-KT). On ASSISTments 2012, dense-to-sparse ECE rises for both a local Transformer reference (T-KT: 0.114 to 0.228) and the official SimpleKT checkpoint (0.020 to 0.088) on the same Limited-support sparse stratum (N ≈ 415), so the same dense-to-sparse direction is not unique to the local T-KT reference. Junyi yields no learner-based sparse stratum under the operational content identifier, and XES3G5M does not show the same adverse dense-to-sparse ECE gradient (observed 0.1176, 0.1129, 0.1254; interpreted descriptively). A frozen accompanying artifact rebuilds the reported diagnostic tables from archived summaries. This is a protocol evaluation, not a classroom intervention.</w:t>
       </w:r>
     </w:p>
     <w:p>
@@ -149,7 +149,19 @@
         <w:spacing w:line="252" w:lineRule="exact"/>
       </w:pPr>
       <w:r>
-        <w:t xml:space="preserve">Adaptive practice platforms and intelligent tutoring systems use Knowledge Tracing (KT) to estimate a learner’s mastery of a skill and to decide whether to skip, remediate, or advance practice [1]–[3]. Those systems rarely consume a population area-under-the-curve (AUC) statistic. They consume a predicted probability p, which is then compared with a threshold τ. If p≥τ, the platform typically withholds additional practice on that skill. The operational chain is therefore population AUC </w:t>
+        <w:t xml:space="preserve">Adaptive practice platforms and intelligent tutoring systems use Knowledge Tracing (KT) to estimate a learner’s mastery of a skill and to decide whether to skip, remediate, or advance practice </w:t>
+      </w:r>
+      <w:r>
+        <w:t>[1]</w:t>
+      </w:r>
+      <w:r>
+        <w:t>–</w:t>
+      </w:r>
+      <w:r>
+        <w:t>[3]</w:t>
+      </w:r>
+      <w:r>
+        <w:t xml:space="preserve">. Those systems rarely consume a population area-under-the-curve (AUC) statistic. They consume a predicted probability p, which is then compared with a threshold τ. If p≥τ, the platform typically withholds additional practice on that skill. The operational chain is therefore population AUC </w:t>
       </w:r>
       <w:r>
         <w:t xml:space="preserve"> to </w:t>
@@ -176,10 +188,22 @@
         <w:spacing w:line="252" w:lineRule="exact"/>
       </w:pPr>
       <w:r>
-        <w:t xml:space="preserve">KT evaluations typically report population AUC and accuracy [4], [5]. Those metrics rank models, but they can conceal miscalibration on low-frequency KCs—skills with little training-fold evidence—because most test events lie on dense, frequently practiced concepts. A model can discriminate well in aggregate and still assign overconfident probabilities on the sparse tail. When a fixed threshold is applied to p, that overconfidence appears as an advance decision followed by an incorrect next response. We term this the false-advance rate (FAR). Section III defines FAR as P(y=0 | p≥τ); y denotes observed next-response correctness, </w:t>
-      </w:r>
-      <w:r>
-        <w:t>not latent mastery truth.</w:t>
+        <w:t xml:space="preserve">KT evaluations typically report population AUC and accuracy </w:t>
+      </w:r>
+      <w:r>
+        <w:t>[4]</w:t>
+      </w:r>
+      <w:r>
+        <w:t xml:space="preserve">, </w:t>
+      </w:r>
+      <w:r>
+        <w:t>[5]</w:t>
+      </w:r>
+      <w:r>
+        <w:t xml:space="preserve">. Those metrics rank models, but they can conceal miscalibration on low-frequency KCs—skills with little training-fold evidence—because most test events lie on dense, frequently practiced concepts. A model can discriminate well in aggregate and still assign overconfident probabilities on the sparse tail. When a fixed threshold is applied to p, that overconfidence appears as an advance decision followed by an incorrect next response. We term this the false-advance rate (FAR). Section III defines FAR as </w:t>
+      </w:r>
+      <w:r>
+        <w:t>P(y=0 | p≥τ); y denotes observed next-response correctness, not latent mastery truth.</w:t>
       </w:r>
     </w:p>
     <w:p>
@@ -206,7 +230,11 @@
         <w:spacing w:line="252" w:lineRule="exact"/>
       </w:pPr>
       <w:r>
-        <w:t>Contributions are conservative. (i) A train-only sparse-concept and cold-start evaluation protocol with learner-based primary reporting, occupancy-aware strata, and an explicit seven-channel (L1–L7) leakage audit applied per dataset and per fold. (ii) Per-stratum ECE, Brier, and reliability diagnostics that yield dataset-dependent calibration warnings, not a universal sparse-KC law. (iii) An audit-ready artifact that rebuilds the reported diagnostic tables from frozen summaries. We do not propose a new KT architecture, a new calibration algorithm, or a classroom intervention. Graph and contrastive KT models are out of scope and are not scored.</w:t>
+        <w:t xml:space="preserve">Contributions are conservative. (i) A train-only sparse-concept and cold-start evaluation protocol with learner-based primary reporting, occupancy-aware strata, and an explicit seven-channel (L1–L7) leakage audit applied per dataset and per fold. (ii) Per-stratum ECE, Brier, and reliability diagnostics that yield dataset-dependent calibration warnings, not a universal sparse-KC law. (iii) An audit-ready artifact that rebuilds the reported diagnostic tables from frozen summaries. Here, reproducibility refers to re-derivation of the reported diagnostic tables from frozen summaries and audit artifacts; it does not denote recreation of historical model-training containers. We do not propose a </w:t>
+      </w:r>
+      <w:r>
+        <w:lastRenderedPageBreak/>
+        <w:t>new KT architecture, a new calibration algorithm, or a classroom intervention. Graph and contrastive KT models are out of scope and are not scored.</w:t>
       </w:r>
     </w:p>
     <w:p>
@@ -219,7 +247,6 @@
         <w:spacing w:before="0"/>
       </w:pPr>
       <w:r>
-        <w:lastRenderedPageBreak/>
         <w:t>II. LITERATURE REVIEW</w:t>
       </w:r>
     </w:p>
@@ -241,7 +268,61 @@
         <w:spacing w:line="252" w:lineRule="exact"/>
       </w:pPr>
       <w:r>
-        <w:t>KT models a learner’s evolving proficiency from historical interactions in order to predict the next response [3]. Classical approaches include Bayesian Knowledge Tracing (BKT), which tracks a latent mastery state for each skill [1], and item-response theory (IRT), of which the one-parameter Rasch model is the canonical form used in this study [6]. Deep Knowledge Tracing (DKT) replaced hand-specified mastery dynamics with a recurrent sequence model and established the modern next-response prediction task [2]. Attention-based successors, including context-aware attentive KT [7] and SimpleKT [4], retain that task while substituting self-attention for recurrence. SimpleKT [4] is not the T-KT model; official SimpleKT is scored on ASSISTments AUC/ECE only. Benchmarking libraries such as pyKT have standardized preprocessing and comparison, and have shown that evaluation choices can distort reported discrimination [5]. Across this line of work, the primary reported statistic remains population AUC. Uncertainty-aware models such as UKT represent knowledge states as distributions [21]; they are architecture proposals evaluated mainly on population ranking, not a train-only frequency-stratum decision audit.</w:t>
+        <w:t xml:space="preserve">KT models a learner’s evolving proficiency from historical interactions in order to predict the next response </w:t>
+      </w:r>
+      <w:r>
+        <w:t>[3]</w:t>
+      </w:r>
+      <w:r>
+        <w:t xml:space="preserve">. Classical approaches include Bayesian Knowledge Tracing (BKT), which tracks a latent mastery state for each skill </w:t>
+      </w:r>
+      <w:r>
+        <w:t>[1]</w:t>
+      </w:r>
+      <w:r>
+        <w:t xml:space="preserve">, and item-response theory (IRT), of which the one-parameter Rasch model is the canonical form used in this study </w:t>
+      </w:r>
+      <w:r>
+        <w:t>[6]</w:t>
+      </w:r>
+      <w:r>
+        <w:t xml:space="preserve">. Deep Knowledge Tracing (DKT) replaced hand-specified mastery dynamics with a recurrent sequence model and established the modern next-response prediction task </w:t>
+      </w:r>
+      <w:r>
+        <w:t>[2]</w:t>
+      </w:r>
+      <w:r>
+        <w:t xml:space="preserve">. Attention-based successors, including context-aware attentive KT </w:t>
+      </w:r>
+      <w:r>
+        <w:t>[7]</w:t>
+      </w:r>
+      <w:r>
+        <w:t xml:space="preserve"> and SimpleKT </w:t>
+      </w:r>
+      <w:r>
+        <w:t>[4]</w:t>
+      </w:r>
+      <w:r>
+        <w:t xml:space="preserve">, retain that task while substituting self-attention for recurrence. SimpleKT </w:t>
+      </w:r>
+      <w:r>
+        <w:t>[4]</w:t>
+      </w:r>
+      <w:r>
+        <w:t xml:space="preserve"> is not the T-KT model; official SimpleKT is scored on ASSISTments AUC/ECE only. Benchmarking libraries such as pyKT have standardized preprocessing and comparison, and have shown that evaluation choices can distort reported discrimination </w:t>
+      </w:r>
+      <w:r>
+        <w:t>[5]</w:t>
+      </w:r>
+      <w:r>
+        <w:t xml:space="preserve">. Across this line of work, the primary reported statistic remains population AUC. Uncertainty-aware models such as UKT represent knowledge states as distributions </w:t>
+      </w:r>
+      <w:r>
+        <w:t>[8]</w:t>
+      </w:r>
+      <w:r>
+        <w:t>; they are architecture proposals evaluated mainly on population ranking, not a train-only frequency-stratum decision audit.</w:t>
       </w:r>
     </w:p>
     <w:p>
@@ -262,7 +343,25 @@
         <w:spacing w:line="252" w:lineRule="exact"/>
       </w:pPr>
       <w:r>
-        <w:t>Standard KT benchmarks emphasize overall AUC after a fixed preprocessing recipe [5]. pyKT documents that evaluation choices can inflate discrimination by about 8–13 percent. This paper extends that hygiene to train-only frequency strata and calibration: every bucket, difficulty descriptor, and reporting threshold is fit on the training fold and then applied to test. Graph-based Knowledge Tracing [8] and contrastive learning for KT [9] are related literature only; they are not trained or scored here and are reserved for later studies.</w:t>
+        <w:t xml:space="preserve">Standard KT benchmarks emphasize overall AUC after a fixed preprocessing recipe </w:t>
+      </w:r>
+      <w:r>
+        <w:t>[5]</w:t>
+      </w:r>
+      <w:r>
+        <w:t xml:space="preserve">. pyKT documents that evaluation choices can inflate discrimination by about 8–13 percent. This paper extends that hygiene to train-only frequency strata and calibration: every bucket, difficulty descriptor, and reporting threshold is fit on the training fold and then applied to test. Graph-based Knowledge Tracing </w:t>
+      </w:r>
+      <w:r>
+        <w:t>[9]</w:t>
+      </w:r>
+      <w:r>
+        <w:t xml:space="preserve"> and contrastive learning for KT </w:t>
+      </w:r>
+      <w:r>
+        <w:t>[10]</w:t>
+      </w:r>
+      <w:r>
+        <w:t xml:space="preserve"> are related literature only; they are not trained or scored here and are reserved for later studies.</w:t>
       </w:r>
     </w:p>
     <w:p>
@@ -283,7 +382,25 @@
         <w:spacing w:line="252" w:lineRule="exact"/>
       </w:pPr>
       <w:r>
-        <w:t>The term “sparse” is used in several incompatible senses in the KT literature. This paper distinguishes four. (1) Sparse attention: sparseKT applies k-sparse attention so that only a subset of historical interactions receives nonzero weight [16]. (2) Sparse KC frequency: a knowledge component with few training-fold observations. (3) New-student cold start: prediction for learners who have little or no interaction history at test time [17]. (4) Concept-level cold start: a knowledge component with zero training-fold frequency, regardless of whether the learner is new. The XES3G5M log exhibits a long tail in which a small set of dense KCs dominates event volume [20].</w:t>
+        <w:t xml:space="preserve">The term “sparse” is used in several incompatible senses in the KT literature. This paper distinguishes four. (1) Sparse attention: sparseKT applies k-sparse attention so that only a subset of historical interactions receives nonzero weight </w:t>
+      </w:r>
+      <w:r>
+        <w:t>[11]</w:t>
+      </w:r>
+      <w:r>
+        <w:t xml:space="preserve">. (2) Sparse KC frequency: a knowledge component with few training-fold observations. (3) New-student cold start: prediction for learners who have little or no interaction history at test time </w:t>
+      </w:r>
+      <w:r>
+        <w:t>[12]</w:t>
+      </w:r>
+      <w:r>
+        <w:t xml:space="preserve">. (4) Concept-level cold start: a knowledge component with zero training-fold frequency, regardless of whether the learner is new. The XES3G5M log exhibits a long tail in which a small set of dense KCs dominates event volume </w:t>
+      </w:r>
+      <w:r>
+        <w:t>[13]</w:t>
+      </w:r>
+      <w:r>
+        <w:t>.</w:t>
       </w:r>
     </w:p>
     <w:p>
@@ -292,10 +409,10 @@
         <w:spacing w:line="252" w:lineRule="exact"/>
       </w:pPr>
       <w:r>
-        <w:t xml:space="preserve">These four problems are not interchangeable. sparseKT-style sparse attention is not equivalent to low-frequency KCs: attention can be sparsified on a frequently practiced skill. New-student cold start is not the same as concept-level zero-frequency cold start: a previously observed learner may still encounter a concept that never appeared in the training fold. The protocol in Section III operationalizes (2) and (4) through train-only KC-frequency </w:t>
-      </w:r>
-      <w:r>
-        <w:t>strata with an explicit strict cold-start group (f=0).</w:t>
+        <w:t xml:space="preserve">These four problems are not interchangeable. sparseKT-style sparse attention is not equivalent to low-frequency KCs: attention can be sparsified on a frequently practiced skill. New-student cold start is not the same as concept-level zero-frequency cold start: a previously </w:t>
+      </w:r>
+      <w:r>
+        <w:t>observed learner may still encounter a concept that never appeared in the training fold. The protocol in Section III operationalizes (2) and (4) through train-only KC-frequency strata with an explicit strict cold-start group (f=0).</w:t>
       </w:r>
     </w:p>
     <w:p>
@@ -316,7 +433,55 @@
         <w:spacing w:line="252" w:lineRule="exact"/>
       </w:pPr>
       <w:r>
-        <w:t>When predicted probabilities are consumed as educational decisions, ranking is not a sufficient evaluation [10]. Calibration asks whether the predicted probability p matches the empirical frequency of a correct next response. Expected calibration error (ECE) is the usual bin-wise summary of that mismatch [12]; modern neural networks can remain poorly calibrated even when they discriminate well [11]. The Brier score [13] and Murphy’s uncertainty–resolution–reliability partition (UNC − RES + REL) [23] (calibration vs. refinement [14]) separate miscalibration from task difficulty, and reliability diagrams display the same probability-level comparison. Complementary post-hoc work recovers per-item discrimination (AUC) after a frozen KT backbone [15]; it is not an ECE or FAR audit. Probability-level evaluation of this kind is still typically reported on the pooled population, not on train-only frequency strata. Selective-prediction layers defer the most uncertain next-response scores to a teacher [22]. Abstention is complementary to a locked global threshold: this study does not abstain, and it reports the false-advance rate of the advances that a fixed τ would still make, stratified by train-only KC frequency.</w:t>
+        <w:t xml:space="preserve">When predicted probabilities are consumed as educational decisions, ranking is not a sufficient evaluation </w:t>
+      </w:r>
+      <w:r>
+        <w:t>[14]</w:t>
+      </w:r>
+      <w:r>
+        <w:t xml:space="preserve">. Calibration asks whether the predicted probability p matches the empirical frequency of a correct next response. Expected calibration error (ECE) is the usual bin-wise summary of that mismatch </w:t>
+      </w:r>
+      <w:r>
+        <w:t>[15]</w:t>
+      </w:r>
+      <w:r>
+        <w:t xml:space="preserve">; modern neural networks can remain poorly calibrated even when they discriminate well </w:t>
+      </w:r>
+      <w:r>
+        <w:t>[16]</w:t>
+      </w:r>
+      <w:r>
+        <w:t xml:space="preserve">. The Brier score </w:t>
+      </w:r>
+      <w:r>
+        <w:t>[17]</w:t>
+      </w:r>
+      <w:r>
+        <w:t xml:space="preserve"> and Murphy’s uncertainty–resolution–reliability partition (UNC − RES + REL) </w:t>
+      </w:r>
+      <w:r>
+        <w:t>[18]</w:t>
+      </w:r>
+      <w:r>
+        <w:t xml:space="preserve"> (calibration vs. refinement </w:t>
+      </w:r>
+      <w:r>
+        <w:t>[19]</w:t>
+      </w:r>
+      <w:r>
+        <w:t xml:space="preserve">) separate miscalibration from task difficulty, and reliability diagrams display the same probability-level comparison. Complementary post-hoc work recovers per-item discrimination (AUC) after a frozen KT backbone </w:t>
+      </w:r>
+      <w:r>
+        <w:t>[20]</w:t>
+      </w:r>
+      <w:r>
+        <w:t xml:space="preserve">; it is not an ECE or FAR audit. Probability-level evaluation of this kind is still typically reported on the pooled population, not on train-only frequency strata. Selective-prediction layers defer the most uncertain next-response scores to a teacher </w:t>
+      </w:r>
+      <w:r>
+        <w:t>[21]</w:t>
+      </w:r>
+      <w:r>
+        <w:t>. Abstention is complementary to a locked global threshold: this study does not abstain, and it reports the false-advance rate of the advances that a fixed τ would still make, stratified by train-only KC frequency.</w:t>
       </w:r>
     </w:p>
     <w:p>
@@ -325,7 +490,19 @@
         <w:spacing w:line="252" w:lineRule="exact"/>
       </w:pPr>
       <w:r>
-        <w:t>Existing KT benchmarks mainly emphasize aggregate discrimination. Mastery-threshold false positives [24] and first-attempt skill evaluation [25] address related decision errors, but they do not jointly report train-only KC-frequency occupancy, ECE, and a locked-τ FAR. Sparse frequency, calibration, sample support, and threshold-based decision error are rarely examined together. This study keeps standard models and reports those four quantities jointly, so that a population AUC result can be read as an educational-technology decision rather than only as a leaderboard rank.</w:t>
+        <w:t xml:space="preserve">Existing KT benchmarks mainly emphasize aggregate discrimination. Mastery-threshold false positives </w:t>
+      </w:r>
+      <w:r>
+        <w:t>[22]</w:t>
+      </w:r>
+      <w:r>
+        <w:t xml:space="preserve"> and first-attempt skill evaluation </w:t>
+      </w:r>
+      <w:r>
+        <w:t>[23]</w:t>
+      </w:r>
+      <w:r>
+        <w:t xml:space="preserve"> address related decision errors, but they do not jointly report train-only KC-frequency occupancy, ECE, and a locked-τ FAR. Sparse frequency, calibration, sample support, and threshold-based decision error are rarely examined together. This study keeps standard models and reports those four quantities jointly, so that a population AUC result can be read as an educational-technology decision rather than only as a leaderboard rank.</w:t>
       </w:r>
     </w:p>
     <w:p>
@@ -359,7 +536,31 @@
         <w:spacing w:line="252" w:lineRule="exact"/>
       </w:pPr>
       <w:r>
-        <w:t>We use three de-identified public logs after a common interaction schema: ASSISTments 2012 [18], [5], Junyi Academy [19], and XES3G5M [20]. Table 1 reports post-processing counts: processed learners, processed KCs, processed interactions, and learner-based test events. Exact processed interaction totals are 2,657,490 (ASSISTments 2012), 16,215,567 (Junyi Academy), and 6,413,353 (XES3G5M). Preprocessing drops rows with missing learner, KC, or label identifiers, binarizes correctness, parses timestamps, and keeps learners with at least two interactions. Those filters—not the raw public dumps—are what Table 1 counts.</w:t>
+        <w:t xml:space="preserve">We use three de-identified public logs after a common interaction schema: ASSISTments 2012 </w:t>
+      </w:r>
+      <w:r>
+        <w:t>[24]</w:t>
+      </w:r>
+      <w:r>
+        <w:t xml:space="preserve">, </w:t>
+      </w:r>
+      <w:r>
+        <w:t>[5]</w:t>
+      </w:r>
+      <w:r>
+        <w:t xml:space="preserve">, Junyi Academy </w:t>
+      </w:r>
+      <w:r>
+        <w:t>[25]</w:t>
+      </w:r>
+      <w:r>
+        <w:t xml:space="preserve">, and XES3G5M </w:t>
+      </w:r>
+      <w:r>
+        <w:t>[13]</w:t>
+      </w:r>
+      <w:r>
+        <w:t>. Table 1 reports post-processing counts: processed learners, processed KCs, processed interactions, and learner-based test events. Exact processed interaction totals are 2,657,490 (ASSISTments 2012), 16,215,567 (Junyi Academy), and 6,413,353 (XES3G5M). Preprocessing drops rows with missing learner, KC, or label identifiers, binarizes correctness, parses timestamps, and keeps learners with at least two interactions. Those filters—not the raw public dumps—are what Table 1 counts.</w:t>
       </w:r>
     </w:p>
     <w:p>
@@ -368,11 +569,35 @@
         <w:spacing w:line="252" w:lineRule="exact"/>
       </w:pPr>
       <w:r>
-        <w:t xml:space="preserve">Provenance. ASSISTments 2012 is the 2012–2013 public release with affect [18], documented for KT use in pyKT [5]; each retained row already carries one skill_id. Junyi Academy is the Kaggle Online Learning Activity Dataset [19] (not Junyi2015); the operational KC field is ucid (unique content/exercise ID), the unit the practice log assigns to each item rather than a skill tag; that tagging choice, not a processing error, is why the learner-based sparse bucket is </w:t>
+        <w:t xml:space="preserve">Provenance. ASSISTments 2012 is the 2012–2013 public release with affect </w:t>
+      </w:r>
+      <w:r>
+        <w:t>[24]</w:t>
+      </w:r>
+      <w:r>
+        <w:t xml:space="preserve">, documented for KT use in pyKT </w:t>
+      </w:r>
+      <w:r>
+        <w:t>[5]</w:t>
+      </w:r>
+      <w:r>
+        <w:t xml:space="preserve">; each retained row already carries one skill_id. Junyi Academy is the Kaggle Online Learning Activity Dataset </w:t>
+      </w:r>
+      <w:r>
+        <w:t>[25]</w:t>
+      </w:r>
+      <w:r>
+        <w:t xml:space="preserve"> (not Junyi2015); the operational KC field is ucid (unique </w:t>
       </w:r>
       <w:r>
         <w:lastRenderedPageBreak/>
-        <w:t>empty under the pre-specified cuts. Coarser Junyi topic labels, if present in the dump, are not evaluated here. XES3G5M [20] is loaded from the authors’ kc_level split: train_valid_sequences.csv and test.csv are concatenated and flattened to one row per unmasked sequence position (padding and invalid labels dropped).</w:t>
+        <w:t xml:space="preserve">content/exercise ID), the unit the practice log assigns to each item rather than a skill tag; that tagging choice, not a processing error, is why the learner-based sparse bucket is empty under the pre-specified cuts. Alternative concept granularities in the Junyi release are outside the present evaluation. XES3G5M </w:t>
+      </w:r>
+      <w:r>
+        <w:t>[13]</w:t>
+      </w:r>
+      <w:r>
+        <w:t xml:space="preserve"> is loaded from the authors’ kc_level split: train_valid_sequences.csv and test.csv are concatenated and flattened to one row per unmasked sequence position (padding and invalid labels dropped).</w:t>
       </w:r>
     </w:p>
     <w:p>
@@ -381,7 +606,13 @@
         <w:spacing w:line="252" w:lineRule="exact"/>
       </w:pPr>
       <w:r>
-        <w:t>XES3G5M counts. The original dataset paper reports 18,066 students, 7,652 questions, 865 KCs, and 5,549,635 question-level interactions [20]. Table 1 lists 865 KCs and 6,413,353 valid KC-level rows: flattening still expands multi-KC questions into one row per listed concept, but padding tokens are excluded. Unique item_id is 7,652. Learner-based fold-0 test events are 1,282,422.</w:t>
+        <w:t xml:space="preserve">XES3G5M counts. The original dataset paper reports 18,066 students, 7,652 questions, 865 KCs, and 5,549,635 question-level interactions </w:t>
+      </w:r>
+      <w:r>
+        <w:t>[13]</w:t>
+      </w:r>
+      <w:r>
+        <w:t>. Table 1 lists 865 KCs and 6,413,353 valid KC-level rows: flattening still expands multi-KC questions into one row per listed concept, but padding tokens are excluded. Unique item_id is 7,652. Learner-based fold-0 test events are 1,282,422.</w:t>
       </w:r>
     </w:p>
     <w:p>
@@ -995,10 +1226,10 @@
         <w:spacing w:line="252" w:lineRule="exact"/>
       </w:pPr>
       <w:r>
-        <w:t xml:space="preserve">The learner-based split is primary. Users are shuffled with the fold seed; 20% of learners are held out as test, 10% as validation, and the remainder as training. Within a fold, train, validation, and test learners are disjoint. The temporal split is complementary: all interactions are sorted by timestamp; the earliest 70% are training, the next 10% validation, and the latest 20% test. Gate numbers below are not taken from the temporal split. KC-frequency buckets are constructed from the training file only. Dataset cohort statistics (Table 1) use </w:t>
-      </w:r>
-      <w:r>
-        <w:t>fold-0 test-event counts, whereas stratum-level tables report mean test support across four unique learner partitions.</w:t>
+        <w:t xml:space="preserve">The learner-based split is primary. Users are shuffled with the fold seed; 20% of learners are held out as test, 10% as validation, and the remainder as training. Within a fold, train, validation, and test learners are disjoint. The temporal split is complementary: all interactions are sorted by timestamp; the earliest 70% are training, the next 10% validation, and the latest 20% test. Gate numbers below are not taken from the temporal split. KC-frequency buckets are constructed from the training file only. Dataset cohort statistics (Table 1) use fold-0 test-event counts, whereas stratum-level tables report </w:t>
+      </w:r>
+      <w:r>
+        <w:t>mean test support across four unique learner partitions.</w:t>
       </w:r>
     </w:p>
     <w:p>
@@ -1007,7 +1238,7 @@
         <w:spacing w:line="252" w:lineRule="exact"/>
       </w:pPr>
       <w:r>
-        <w:t>Deep models are trained in five runs at seeds 42, 2024, 2025, 2026, and 2027 (fold_0 through fold_4). Seeds 2025 and 2026 share one student partition (fold_2 = fold_3) on all three datasets. These are five training runs spanning four unique learner partitions; two runs share one learner partition, not five independent folds. Tables that report mean±sd therefore summarize four unique partitions: the two initializations on the duplicated split are averaged first. Junyi T-KT additionally averages two initializations scored on official fold 0 (seeds 42 and 2024) before that four-partition mean. Tables A2–A3 still list all five training runs across four unique learner partitions.</w:t>
+        <w:t>Deep models are trained in five runs at seeds 42, 2024, 2025, 2026, and 2027 (fold_0 through fold_4). Seeds 2025 and 2026 share one student partition (fold_2 = fold_3) on all three datasets. These are five training runs spanning four unique learner partitions; two runs share one learner partition, not five independent folds. Tables that report mean±sd therefore summarize four unique partitions: the two initializations on the duplicated split are averaged first. For the duplicated evaluation partition, the two T-KT initializations are first averaged to form one partition-level estimate; the reported four-partition mean then assigns equal weight to each unique learner partition, using the same aggregation as the DKT and IRT rows. On Junyi, that duplicated partition is official fold 0 (seeds 42 and 2024). Tables A2–A3 still list all five training runs across four unique learner partitions.</w:t>
       </w:r>
     </w:p>
     <w:p>
@@ -1028,7 +1259,13 @@
         <w:spacing w:line="252" w:lineRule="exact"/>
       </w:pPr>
       <w:r>
-        <w:t>Main tables use local IRT, DKT, and a local Transformer reference model (T-KT). The original training-container commit is NOT RECOVERED and is not imputed. Source bytes used in the A5 audit are recorded at git commit eab9f67. The local Transformer reference is a two-layer Transformer encoder over DKT-style KC-response tokens. T-KT is used as a local reference model to stress-test the diagnostic protocol; it is not the published SimpleKT architecture and is not intended to represent Transformer-based KT models generally. Official SimpleKT [4] is scored on ASSISTments AUC/ECE only, as an external ASSISTments check of whether the observed dense-to-sparse ECE direction is unique to the local T-KT reference. Table 2 reports recovered training settings; missing fields are marked NOT RECOVERED and are not imputed.</w:t>
+        <w:t xml:space="preserve">Main tables use local IRT, DKT, and a local Transformer reference model (T-KT). The original training-container commit is NOT RECOVERED and is not imputed. Source bytes used in the A5 audit are recorded at a commit hash withheld for blind review; the hash is recorded in the accompanying artifact. The local Transformer reference is a two-layer Transformer encoder over DKT-style KC-response tokens. T-KT is used as a local reference model to stress-test the diagnostic protocol; it is not the published SimpleKT architecture and is not intended to represent Transformer-based KT models generally. Official SimpleKT </w:t>
+      </w:r>
+      <w:r>
+        <w:t>[4]</w:t>
+      </w:r>
+      <w:r>
+        <w:t xml:space="preserve"> is scored on ASSISTments AUC/ECE only, as an external ASSISTments check of whether the observed dense-to-sparse ECE direction is unique to the local T-KT reference. Table 2 reports recovered training settings; missing fields are marked NOT RECOVERED and are not imputed.</w:t>
       </w:r>
     </w:p>
     <w:p>
@@ -2209,7 +2446,19 @@
         <w:spacing w:line="252" w:lineRule="exact"/>
       </w:pPr>
       <w:r>
-        <w:t>Graph-based and contrastive KT models are not trained in this study. Table 3 records a seven-channel leakage audit (L1–L7) for the evaluation pipeline on each dataset. Fig. 1 summarizes that pipeline. Table 3 is the compact learner-based fold-0 slice of Table A5; every cell, including the parenthetical occupancy flag, is copied from the matching Table A5 fold-0 row. Full fold-by-dataset audit records are in Table A5. Classical BKT is discussed as related work [1] but is not a scored baseline; IRT 1PL is the low-cost classical reference. T-KT is not official SimpleKT [4].</w:t>
+        <w:t xml:space="preserve">Graph-based and contrastive KT models are not trained in this study. Table 3 records a seven-channel leakage audit (L1–L7) for the evaluation pipeline on each dataset. Fig. 1 summarizes that pipeline. Table 3 is the compact learner-based fold-0 slice of Table A5; every cell, including the parenthetical occupancy flag, is copied from the matching Table A5 fold-0 row. Full fold-by-dataset audit records are in Table A5. Classical BKT is discussed as related work </w:t>
+      </w:r>
+      <w:r>
+        <w:t>[1]</w:t>
+      </w:r>
+      <w:r>
+        <w:t xml:space="preserve"> but is not a scored baseline; IRT 1PL is the low-cost classical reference. T-KT is not official SimpleKT </w:t>
+      </w:r>
+      <w:r>
+        <w:t>[4]</w:t>
+      </w:r>
+      <w:r>
+        <w:t>.</w:t>
       </w:r>
     </w:p>
     <w:p>
@@ -2262,7 +2511,7 @@
         <w:spacing w:before="80" w:after="40"/>
       </w:pPr>
       <w:r>
-        <w:t>Table 3. Seven-channel leakage checklist for the evaluation pipeline (learner-based fold 0). PASS means the listed decision was applied without using test data for model or hyperparameter selection. L6 is no test-based model selection: a fixed training schedule / final checkpoint; test data are used only for reporting. Compact learner-based fold-0 slice of Table A5 (same characters, including occupancy flags).</w:t>
+        <w:t>Table 3. Seven-channel leakage checklist for the evaluation pipeline (learner-based fold 0). PASS means the listed decision was applied without using test data for model or hyperparameter selection. L6 is no test-based model selection: a fixed training schedule / final checkpoint; test data are used only for reporting. Compact learner-based fold-0 slice of Table A5 (same characters, including occupancy flags). Junyi L3 is the static ucid map (III.A).</w:t>
       </w:r>
     </w:p>
     <w:tbl>
@@ -2879,7 +3128,7 @@
               <w:rPr>
                 <w:sz w:val="16"/>
               </w:rPr>
-              <w:t>PASS (ucid)</w:t>
+              <w:t>PASS</w:t>
             </w:r>
           </w:p>
         </w:tc>
@@ -3030,7 +3279,7 @@
               <w:rPr>
                 <w:sz w:val="16"/>
               </w:rPr>
-              <w:t>PASS (empty sparse)</w:t>
+              <w:t>PASS (EMPTY)</w:t>
             </w:r>
           </w:p>
         </w:tc>
@@ -3454,7 +3703,7 @@
               <w:rPr>
                 <w:sz w:val="16"/>
               </w:rPr>
-              <w:t>PASS (empty)</w:t>
+              <w:t>PASS (EMPTY)</w:t>
             </w:r>
           </w:p>
         </w:tc>
@@ -3483,7 +3732,7 @@
               <w:rPr>
                 <w:sz w:val="16"/>
               </w:rPr>
-              <w:t>PASS (empty)</w:t>
+              <w:t>PASS (EMPTY)</w:t>
             </w:r>
           </w:p>
         </w:tc>
@@ -3574,7 +3823,6 @@
         <w:pStyle w:val="Text"/>
         <w:keepNext/>
         <w:spacing w:before="40" w:after="40"/>
-        <w:jc w:val="center"/>
       </w:pPr>
       <w:r>
         <w:lastRenderedPageBreak/>
@@ -3745,7 +3993,13 @@
         <w:spacing w:line="252" w:lineRule="exact"/>
       </w:pPr>
       <w:r>
-        <w:t>The Brier score is (1/N) Σ_i (p_i − y_i)². We use the binned Murphy decomposition Brier = UNC − RES + REL [23], with UNC = ȳ(1−ȳ), REL = (1/N) Σ_m n_m (conf_m − acc_m)², and RES = (1/N) Σ_m n_m (acc_m − ȳ)². Because probabilities are binned, the three components are an empirical approximation and need not sum exactly to the directly computed Brier score. Lower ECE is better calibration; it is not a substitute for AUC.</w:t>
+        <w:t xml:space="preserve">The Brier score is (1/N) Σ_i (p_i − y_i)². We use the binned Murphy decomposition Brier = UNC − RES + REL </w:t>
+      </w:r>
+      <w:r>
+        <w:t>[18]</w:t>
+      </w:r>
+      <w:r>
+        <w:t>, with UNC = ȳ(1−ȳ), REL = (1/N) Σ_m n_m (conf_m − acc_m)², and RES = (1/N) Σ_m n_m (acc_m − ȳ)². Because probabilities are binned, the three components are an empirical approximation and need not sum exactly to the directly computed Brier score. Lower ECE is better calibration; it is not a substitute for AUC.</w:t>
       </w:r>
     </w:p>
     <w:p>
@@ -3803,7 +4057,7 @@
         <w:spacing w:line="252" w:lineRule="exact"/>
       </w:pPr>
       <w:r>
-        <w:t>For a locked global threshold τ, the system advances (skips remediation) if p≥τ and triggers remediation otherwise. Sparse events never receive their own tuned τ in the display rule: Tables A2–A3 use one locked global τ=0.7. On ASSISTments 2012 fold 0, T-KT ΔFAR stays positive at every locked grid point τ∈{0.5, 0.6, 0.7, 0.8} (Table A6); the grid is not a search over sparse error. A separate counterfactual analysis in the review artifact evaluates the same frozen predictions under a Reliable-only advance rule and under a mixed-threshold rule (sparse τ=0.8, otherwise τ=0.7); neither is a trained or displayed rule.</w:t>
+        <w:t>For a locked global threshold τ, the system advances (skips remediation) if p≥τ and triggers remediation otherwise. Sparse events never receive their own tuned τ in the display rule: Tables A2–A3 use one locked global τ=0.7. On ASSISTments 2012 fold 0, T-KT ΔFAR stays positive at every locked grid point τ∈{0.5, 0.6, 0.7, 0.8} (Table A6); the grid is not a search over sparse error. A separate counterfactual analysis in the accompanying artifact evaluates the same frozen predictions under a Reliable-only advance rule and under a mixed-threshold rule (sparse τ=0.8, otherwise τ=0.7); neither is a trained or displayed rule.</w:t>
       </w:r>
     </w:p>
     <w:p>
@@ -3849,13 +4103,21 @@
         <w:pStyle w:val="Text"/>
         <w:spacing w:before="80" w:after="40" w:line="252" w:lineRule="exact"/>
         <w:ind w:firstLine="0"/>
-        <w:jc w:val="center"/>
-      </w:pPr>
-      <w:r>
-        <w:t xml:space="preserve">Table 4 reports overall learner-based AUC and accuracy (ACC), mean±sd over four unique partitions. This subsection is discrimination, not calibration. DKT is slightly above T-KT on all three datasets (ASSISTments DKT 0.6979±0.0014 versus T-KT 0.6837±0.0025). Official SimpleKT [4] on the same ASSISTments partitions reaches 0.7700±0.0013 (ACC 0.7522±0.0014); T-KT is not that </w:t>
-      </w:r>
-      <w:r>
-        <w:t>checkpoint. Published pyKT leaderboards report DKT and simpleKT under sequence-level preprocessing and 5-fold protocols on other ASSISTments years, not under this learner-disjoint ASSISTments 2012 pipeline [5]. We do not attempt to match those leaderboard numbers: one preprocessing and evaluation pipeline is held fixed across strata so that dense and sparse cells are comparable to each other. Stratum-level AUC and ACC for IRT, DKT, and T-KT are in the review artifact. Under the learner-disjoint split every test learner is unseen, so the IRT column is a global training base-rate predictor by construction (AUC exactly 0.5000); β is estimated in training but unused at prediction for unseen learners. It is a base-rate reference, not a ranking competitor.</w:t>
+      </w:pPr>
+      <w:r>
+        <w:t xml:space="preserve">Table 4 reports overall learner-based AUC and accuracy (ACC), mean±sd over four unique partitions. This subsection is discrimination, not calibration. DKT is slightly above T-KT on all three datasets (ASSISTments DKT 0.6979±0.0014 versus T-KT 0.6837±0.0025). Official SimpleKT </w:t>
+      </w:r>
+      <w:r>
+        <w:t>[4]</w:t>
+      </w:r>
+      <w:r>
+        <w:t xml:space="preserve"> on the same ASSISTments partitions reaches 0.7700±0.0013 (ACC 0.7522±0.0014); T-KT is not that checkpoint. pyKT </w:t>
+      </w:r>
+      <w:r>
+        <w:t>[5]</w:t>
+      </w:r>
+      <w:r>
+        <w:t xml:space="preserve"> uses standardized sequence-level preprocessing and split conventions that differ from the learner-disjoint protocol used here; absolute AUC values are therefore not directly comparable across the two evaluation settings. We do not attempt to match leaderboard numbers: one preprocessing and evaluation pipeline is held fixed across strata so that dense and sparse cells are comparable to each other. Stratum-level AUC and ACC for IRT, DKT, and T-KT are in the accompanying artifact. Under the learner-disjoint split every test learner is unseen, so the IRT column is a global training base-rate predictor by construction (AUC exactly 0.5000); β is estimated in training but unused at prediction for unseen learners. It is a base-rate reference, not a ranking competitor.</w:t>
       </w:r>
     </w:p>
     <w:p>
@@ -3877,7 +4139,13 @@
         <w:spacing w:before="80" w:after="40"/>
       </w:pPr>
       <w:r>
-        <w:t>Table 4. Overall learner-based area under the ROC curve (AUC) and accuracy (ACC) (mean±sd over four unique partitions). IRT is a base-rate reference (AUC=0.5000 by construction under the learner-disjoint split), not a ranking competitor. Official SimpleKT [4] is reported on ASSISTments only.</w:t>
+        <w:t xml:space="preserve">Table 4. Overall learner-based area under the ROC curve (AUC) and accuracy (ACC) (mean±sd over four unique partitions). IRT is a base-rate reference (AUC=0.5000 by construction under the learner-disjoint split), not a ranking competitor. Official SimpleKT </w:t>
+      </w:r>
+      <w:r>
+        <w:t>[4]</w:t>
+      </w:r>
+      <w:r>
+        <w:t xml:space="preserve"> is reported on ASSISTments only.</w:t>
       </w:r>
     </w:p>
     <w:tbl>
@@ -5146,10 +5414,7 @@
         <w:spacing w:line="252" w:lineRule="exact"/>
       </w:pPr>
       <w:r>
-        <w:t xml:space="preserve">On XES3G5M, sparse-stratum AUC is higher than dense-stratum AUC (DKT 0.858 versus 0.818; T-KT 0.847 versus 0.752; Reliable occupancy). Lower training frequency is therefore not a universal ranking failure. Junyi’s </w:t>
-      </w:r>
-      <w:r>
-        <w:t>learner-based sparse bucket is empty under the pre-specified cuts—a protocol outcome, not a missing cell and not a zero-ECE claim.</w:t>
+        <w:t>On XES3G5M, sparse-stratum AUC is higher than dense-stratum AUC (DKT 0.858 versus 0.818; T-KT 0.847 versus 0.752; Reliable occupancy). Lower training frequency is therefore not a universal ranking failure. Junyi’s learner-based sparse bucket is empty under the pre-specified cuts—a protocol outcome, not a missing cell and not a zero-ECE claim.</w:t>
       </w:r>
     </w:p>
     <w:p>
@@ -5183,13 +5448,15 @@
         <w:pStyle w:val="Text"/>
         <w:spacing w:before="80" w:after="40" w:line="252" w:lineRule="exact"/>
         <w:ind w:firstLine="0"/>
-        <w:jc w:val="center"/>
-      </w:pPr>
-      <w:r>
-        <w:t xml:space="preserve">Table 5 reports event-level ECE, not AUC. On ASSISTments 2012, T-KT ECE increases from 0.1136±0.0066 (dense, Reliable, N=523,971) to 0.1541±0.0051 (medium) to 0.2280±0.0197 (sparse, Limited, N=415). That sparse cell is Limited support, not a high-N finding. Because binned ECE is sensitive to finite sample size and bin occupancy, Limited-support sparse ECE is interpreted as an occupancy-aware diagnostic warning rather than an inferential proof of worse calibration. Official SimpleKT [4] on those partitions has ECE 0.0203±0.0035 dense and 0.0884±0.0187 sparse (Limited, N=415); the rise remains, and the T-KT cells stay locked. That official SimpleKT result is an external ASSISTments check of whether the observed dense-to-sparse ECE direction is unique to the local T-KT reference; it is not generalized to Junyi or XES3G5M. DKT moves in the same direction on this dataset (dense 0.0602±0.0022 versus sparse 0.2333±0.0084). The ECE rise is corroborated by higher Brier reliability error and Brier score on ASSISTments (Table 6). IRT dense ECE is 0.0031±0.0006, but resolution is zero (Table A4): a near-constant predictor can look calibrated while providing no ranking information. Frozen ASSISTments IRT prediction files on the four unique learner partitions give </w:t>
-      </w:r>
-      <w:r>
-        <w:t>mean(y)=0.6996 dense and 0.6365 sparse, with a near-constant IRT score mean(p)≈0.6962. Table A4 IRT ECE (0.0031±0.0006 dense; 0.0777±0.0555 sparse) is therefore a constant-predictor null floor; T-KT sparse ECE 0.2280 and DKT 0.2333 remain well above it. That low ECE with zero resolution illustrates why calibration must be read together with discrimination and resolution; it is not evidence that IRT is well calibrated as a ranking model.</w:t>
+      </w:pPr>
+      <w:r>
+        <w:t xml:space="preserve">Table 5 reports event-level ECE, not AUC. On ASSISTments 2012, T-KT ECE increases from 0.1136±0.0066 (dense, Reliable, N=523,971) to 0.1541±0.0051 (medium) to 0.2280±0.0197 (sparse, Limited, N=415). That sparse cell is Limited support, not a high-N finding. Because binned ECE is sensitive to finite sample size and bin occupancy, Limited-support sparse ECE is interpreted as an occupancy-aware diagnostic warning rather than an inferential proof of worse calibration. Official SimpleKT </w:t>
+      </w:r>
+      <w:r>
+        <w:t>[4]</w:t>
+      </w:r>
+      <w:r>
+        <w:t xml:space="preserve"> on those partitions has ECE 0.0203±0.0035 dense and 0.0884±0.0187 sparse (Limited, N=415); the rise remains, and the T-KT cells stay locked. That official SimpleKT result is an external ASSISTments check of whether the observed dense-to-sparse ECE direction is unique to the local T-KT reference; it is not generalized to Junyi or XES3G5M. DKT moves in the same direction on this dataset (dense 0.0602±0.0022 versus sparse 0.2333±0.0084). The ECE rise is corroborated by higher Brier reliability error and Brier score on ASSISTments (Table 6). IRT dense ECE is 0.0031±0.0006, but resolution is zero (Table A4a): a near-constant predictor can look calibrated while providing no ranking information. Frozen ASSISTments IRT prediction files on the four unique learner partitions give mean(y)=0.6996 dense and 0.6365 sparse, with a near-constant IRT score mean(p)≈0.6962. The pooled frozen IRT export gives those mean(y) values, whereas Table A4a reports the mean of partition-level Murphy components, so pooled mean(y)(1−mean(y)) need not equal the reported mean UNC exactly; the IRT export also uses a slightly different valid-event subset (sparse N mean 407) from the Table 5 ECE cell (N=415). Table A4a IRT ECE (0.0031±0.0006 dense; 0.0777±0.0555 sparse) is therefore a constant-predictor base-rate reference, not a mathematical lower bound. T-KT sparse ECE 0.2280 and DKT 0.2333 remain above this reference even at two standard deviations above it (0.1887). That low ECE with zero resolution illustrates why calibration must be read together with discrimination and resolution; it is not evidence that IRT is well calibrated as a ranking model. The constant-predictor reference is used only to contextualize stratum-level base-rate shift; it is not treated as a lower bound on attainable calibration error, nor as a calibrated competitive model.</w:t>
       </w:r>
     </w:p>
     <w:p>
@@ -5198,7 +5465,7 @@
         <w:spacing w:line="252" w:lineRule="exact"/>
       </w:pPr>
       <w:r>
-        <w:t>Calibration does not universally worsen. On Junyi Academy the learner-based sparse bucket is empty; only dense and medium exist, and T-KT ECE rises from 0.0817±0.0070 to 0.1136±0.0155 (same scored N as DKT/IRT after aligning T-KT exports to official learner partitions). On XES3G5M, T-KT ECE does not show the same adverse dense-to-sparse gradient as ASSISTments: the observed values 0.1176, 0.1129, and 0.1254 differ by a small amount relative to the ASSISTments contrast, despite Reliable sparse occupancy (N=1,969), and T-KT Brier is not worse on sparse than dense (0.149 vs 0.156); that difference is interpreted descriptively. DKT on the same XES partitions is not a counter-pattern: ECE, Brier, and REL all rise from dense to sparse (Table A4). A descriptive ECE pattern is not a license to skip occupancy reporting and is not the same as a flat FPR.</w:t>
+        <w:t>Calibration does not universally worsen. On Junyi Academy the learner-based sparse bucket is empty; only dense and medium exist, and T-KT ECE rises from 0.0817±0.0070 to 0.1136±0.0155 (same scored N as DKT/IRT after aligning T-KT exports to official learner partitions). On XES3G5M, T-KT ECE does not show the same adverse dense-to-sparse gradient as ASSISTments: the observed values 0.1176, 0.1129, and 0.1254 differ by a small amount relative to the ASSISTments contrast, despite Reliable sparse occupancy (N=1,969), and T-KT Brier is not worse on sparse than dense (0.149 vs 0.156); that difference is interpreted descriptively. DKT on the same XES partitions is not a counter-pattern: ECE, Brier, and REL all rise from dense to sparse (Table A4b). A descriptive ECE pattern is not a license to skip occupancy reporting and is not the same as a flat FPR.</w:t>
       </w:r>
     </w:p>
     <w:p>
@@ -5220,11 +5487,13 @@
         <w:spacing w:before="80" w:after="40"/>
       </w:pPr>
       <w:r>
-        <w:t xml:space="preserve">Table 5. T-KT and official SimpleKT [4] (ASSISTments only) event-level expected calibration error (ECE) by train-only frequency stratum. N is the mean test-event count across four unique learner partitions after prediction export and stratum assignment, not a fold-0 processed-event count (Table 1). Stratum N </w:t>
-      </w:r>
-      <w:r>
-        <w:lastRenderedPageBreak/>
-        <w:t>values are not expected to match or sum exactly to Table 1. Flags: Reliable (R) N≥1000; Limited (L) 100≤N&lt;1000. Junyi sparse is empty. Junyi medium T-KT ECE 0.1136 is not the ASSISTments dense T-KT cell.</w:t>
+        <w:t xml:space="preserve">Table 5. T-KT and official SimpleKT </w:t>
+      </w:r>
+      <w:r>
+        <w:t>[4]</w:t>
+      </w:r>
+      <w:r>
+        <w:t xml:space="preserve"> (ASSISTments only) event-level expected calibration error (ECE) by train-only frequency stratum. N is the mean test-event count across four unique learner partitions after prediction export and stratum assignment, not a fold-0 processed-event count (Table 1). Stratum N values are not expected to match or sum exactly to Table 1. Flags: Reliable (R) N≥1000; Limited (L) 100≤N&lt;1000. Junyi sparse is empty. Junyi medium T-KT ECE 0.1136 is not the ASSISTments dense T-KT cell. Junyi T-KT averages two initializations on official fold 0 before the equal-weight four-partition mean used for DKT and IRT.</w:t>
       </w:r>
     </w:p>
     <w:tbl>
@@ -6907,7 +7176,7 @@
         <w:spacing w:before="80" w:after="40"/>
       </w:pPr>
       <w:r>
-        <w:t>Table 6. Four-partition Brier score and Murphy decomposition (UNC − RES + REL) by train-only stratum. N is the mean test-event count. Junyi sparse is empty. Junyi T-KT N matches DKT/IRT after alignment to official learner partitions. Full Brier, UNC, REL, and RES grids, including XES3G5M, are in Table A4.</w:t>
+        <w:t>Table 6. Four-partition Brier score and Murphy decomposition (UNC − RES + REL) by train-only stratum. N is the mean test-event count. Junyi sparse is empty. Junyi T-KT N matches DKT/IRT after alignment to official learner partitions. Full Brier, UNC, REL, and RES grids, including XES3G5M, are in Tables A4a–A4b.</w:t>
       </w:r>
     </w:p>
     <w:tbl>
@@ -10150,7 +10419,7 @@
         <w:spacing w:line="252" w:lineRule="exact"/>
       </w:pPr>
       <w:r>
-        <w:t>If a learning platform uses KT probabilities only to sort students, Table 4 may suffice. If it uses p to skip practice or declare mastery, Table 4 is an insufficient evaluation summary. The ASSISTments T-KT cell is an illustrative case: aggregate discrimination that does not reveal the sparse-stratum calibration pattern, Limited-but-estimable sparse occupancy (about 19% of KCs fall below the sparse threshold on fold 0), a monotonic ECE rise, and a gate that yields a higher error rate among sparse advance decisions. The XES3G5M cell is the contrasting T-KT ECE case: plenty of low-frequency tail mass (f_train&lt;100) and Reliable occupancy, yet T-KT ECE does not show the same adverse dense-to-sparse gradient as ASSISTments (DKT ECE/Brier/REL do; Table A4). Junyi shows that the protocol can refuse a sparse claim when the bucket is empty.</w:t>
+        <w:t>If a learning platform uses KT probabilities only to sort students, Table 4 may suffice. If it uses p to skip practice or declare mastery, Table 4 is an insufficient evaluation summary. The ASSISTments T-KT cell is an illustrative case: aggregate discrimination that does not reveal the sparse-stratum calibration pattern, Limited-but-estimable sparse occupancy (about 19% of KCs fall below the sparse threshold on fold 0), a monotonic ECE rise, and a gate that yields a higher error rate among sparse advance decisions. The XES3G5M cell is the contrasting T-KT ECE case: plenty of low-frequency tail mass (f_train&lt;100) and Reliable occupancy, yet T-KT ECE does not show the same adverse dense-to-sparse gradient as ASSISTments (DKT ECE/Brier/REL do; Table A4b). Junyi shows that the protocol can refuse a sparse claim when the bucket is empty.</w:t>
       </w:r>
     </w:p>
     <w:p>
@@ -10159,43 +10428,26 @@
         <w:spacing w:line="252" w:lineRule="exact"/>
       </w:pPr>
       <w:r>
-        <w:t xml:space="preserve">The following checks are secondary evidence for why and when a sparse-calibration contrast is estimable; they do not replace the per-stratum ECE and Brier results. Table A1 checks the same ASSISTments T-KT dense-to-sparse ECE rise under two alternative train-only cut grids; the sign does not flip. Across the three cut grids, ΔECE decreases monotonically as the sparse stratum grows (T-KT: 0.1260 at N = 303, 0.1144 at N = 415, 0.1049 at N = 685; DKT: 0.1853, 0.1731, 0.1487). Two explanations are consistent with this pattern and are not separated by the present design: binned ECE is upward-biased at small bin occupancy [27], [28], and a wider cut grid also admits less sparse KCs into the bucket. We therefore read Table A1 as evidence that the sign of the contrast is stable, not as evidence about its magnitude. Table 8 separates two questions. E1–E2 determine whether a sparse contrast can be estimated under the protocol thresholds; E3 and other structural descriptors help characterize the direction of the observed pattern. E1 is a non-empty low-frequency tail under the split actually used; E2 is </w:t>
-      </w:r>
-      <w:r>
-        <w:lastRenderedPageBreak/>
-        <w:t>enough sparse test events for at least a Limited-flag ECE. E3 (frequency–difficulty coupling) is not treated as necessary or sufficient for an adverse gradient. Junyi fails E1–E2. ASSISTments and XES3G5M both meet E1–E2, yet only ASSISTments shows a dense-to-sparse T-KT ECE rise.</w:t>
+        <w:t xml:space="preserve">The following checks are secondary evidence for why and when a sparse-calibration contrast is estimable; they do not replace the per-stratum ECE and Brier results. Table A1 checks the same ASSISTments T-KT dense-to-sparse ECE rise under two alternative train-only cut grids; the sign does not flip. Across the three cut grids, ΔECE decreases monotonically as the sparse stratum grows (T-KT: 0.1260 at N = 303, 0.1144 at N = 415, 0.1049 at N = 685; DKT: 0.1853, 0.1731, 0.1487). Two explanations are consistent with this pattern and are not separated by the present design: binned ECE is upward-biased at small bin occupancy </w:t>
+      </w:r>
+      <w:r>
+        <w:t>[26]</w:t>
+      </w:r>
+      <w:r>
+        <w:t xml:space="preserve">, </w:t>
+      </w:r>
+      <w:r>
+        <w:t>[27]</w:t>
+      </w:r>
+      <w:r>
+        <w:t>, and a wider cut grid also admits less sparse KCs into the bucket. We therefore read Table A1 as evidence that the sign of the contrast is stable, not as evidence about its magnitude. Table 8 separates two questions. E1–E2 determine whether a sparse contrast can be estimated under the protocol thresholds; E3 and other structural descriptors help characterize the direction of the observed pattern. E1 is a non-empty low-frequency tail under the split actually used; E2 is enough sparse test events for at least a Limited-flag ECE. E3 (frequency–difficulty coupling) is not treated as necessary or sufficient for an adverse gradient. Junyi fails E1–E2. ASSISTments and XES3G5M both meet E1–E2, yet only ASSISTments shows a dense-to-sparse T-KT ECE rise.</w:t>
       </w:r>
     </w:p>
     <w:p>
       <w:pPr>
-        <w:pStyle w:val="Heading2"/>
-        <w:numPr>
-          <w:ilvl w:val="0"/>
-          <w:numId w:val="0"/>
-        </w:numPr>
-        <w:spacing w:before="40" w:after="40"/>
-      </w:pPr>
-      <w:r>
-        <w:pict w14:anchorId="6205C121">
-          <v:shape id="_x0000_i1027" type="#_x0000_t75" style="width:501.85pt;height:465.85pt">
-            <v:imagedata r:id="rId22" o:title="fig2_reliability_p0"/>
-            <o:lock v:ext="edit" aspectratio="f"/>
-          </v:shape>
-        </w:pict>
-      </w:r>
-    </w:p>
-    <w:p>
-      <w:pPr>
         <w:pStyle w:val="figurecaption0"/>
-        <w:spacing w:before="80" w:after="40"/>
-      </w:pPr>
-      <w:r>
-        <w:t>Fig. 3. Reliability diagrams (15 equal-width bins; seed 42 only) are visual diagnostics. Tables 5 and 6 report four-partition means. Rows: ASSISTments 2012 and Junyi Academy. Columns: DKT and T-KT. ASSISTments panels show dense vs sparse; Junyi panels show dense vs medium (learner-based sparse is empty). Not a classroom trial.</w:t>
-      </w:r>
-    </w:p>
-    <w:p>
-      <w:pPr>
-        <w:pStyle w:val="figurecaption0"/>
+        <w:keepNext/>
+        <w:keepLines/>
         <w:spacing w:before="80" w:after="40"/>
       </w:pPr>
       <w:r>
@@ -11139,13 +11391,40 @@
           <w:ilvl w:val="0"/>
           <w:numId w:val="0"/>
         </w:numPr>
-      </w:pPr>
-      <w:r>
-        <w:t>E. Secondary explanatory analysis</w:t>
+        <w:spacing w:before="40" w:after="40"/>
+      </w:pPr>
+      <w:r>
+        <w:pict w14:anchorId="6205C121">
+          <v:shape id="_x0000_i1027" type="#_x0000_t75" style="width:463.7pt;height:429.85pt">
+            <v:imagedata r:id="rId22" o:title="fig2_reliability_p0"/>
+            <o:lock v:ext="edit" aspectratio="f"/>
+          </v:shape>
+        </w:pict>
       </w:r>
     </w:p>
     <w:p>
       <w:pPr>
+        <w:pStyle w:val="figurecaption0"/>
+        <w:spacing w:before="80" w:after="40"/>
+      </w:pPr>
+      <w:r>
+        <w:t>Fig. 3. Reliability diagrams (15 equal-width bins; seed 42 only) are visual diagnostics. Tables 5 and 6 report four-partition means. Rows: ASSISTments 2012 and Junyi Academy. Columns: DKT and T-KT. ASSISTments panels show dense vs sparse; Junyi panels show dense vs medium (learner-based sparse is empty). Not a classroom trial.</w:t>
+      </w:r>
+    </w:p>
+    <w:p>
+      <w:pPr>
+        <w:pStyle w:val="Heading2"/>
+        <w:numPr>
+          <w:ilvl w:val="0"/>
+          <w:numId w:val="0"/>
+        </w:numPr>
+      </w:pPr>
+      <w:r>
+        <w:t>E. Secondary explanatory analysis</w:t>
+      </w:r>
+    </w:p>
+    <w:p>
+      <w:pPr>
         <w:pStyle w:val="Text"/>
         <w:spacing w:line="252" w:lineRule="exact"/>
       </w:pPr>
@@ -11159,11 +11438,7 @@
         <w:spacing w:line="252" w:lineRule="exact"/>
       </w:pPr>
       <w:r>
-        <w:t xml:space="preserve">A test-event-weighted KC-level regression of T-KT ECE on those five training-only covariates is a between-KC </w:t>
-      </w:r>
-      <w:r>
-        <w:lastRenderedPageBreak/>
-        <w:t>association: it compares different concepts. ASSISTments (478 KC-fold rows; 261 unique KCs) and Junyi (2,645 KC-fold rows; 1,326 unique KCs) use cluster-robust standard errors at kc_id; XES3G5M is 829 unique KCs in the masked weighted fit. Standardized log(1+ftrain) coefficients are −0.068 [−0.086, −0.050] on ASSISTments, −0.014 [−0.018, −0.010] on Junyi, and −0.028 [−0.042, −0.014] on XES3G5M in the weighted fit. Difficulty is independently associated on all three datasets. Learner exposure is independently associated on ASSISTments (+0.016 [0.004, 0.027]) and on XES3G5M (+0.013 [+0.005, +0.021]). These signs do not test a frequency dose on a fixed KC.</w:t>
+        <w:t>A test-event-weighted KC-level regression of T-KT ECE on those five training-only covariates is a between-KC association: it compares different concepts. ASSISTments (478 KC-fold rows; 261 unique KCs) and Junyi (2,645 KC-fold rows; 1,326 unique KCs) use cluster-robust standard errors at kc_id; XES3G5M is 829 unique KCs in the masked weighted fit. Standardized log(1+ftrain) coefficients are −0.068 [−0.086, −0.050] on ASSISTments, −0.014 [−0.018, −0.010] on Junyi, and −0.028 [−0.042, −0.014] on XES3G5M in the weighted fit. Difficulty is independently associated on all three datasets. Learner exposure is independently associated on ASSISTments (+0.016 [0.004, 0.027]) and on XES3G5M (+0.013 [+0.005, +0.021]). These signs do not test a frequency dose on a fixed KC.</w:t>
       </w:r>
     </w:p>
     <w:p>
@@ -11172,7 +11447,7 @@
         <w:spacing w:line="252" w:lineRule="exact"/>
       </w:pPr>
       <w:r>
-        <w:t>Controlled sparsification does not reproduce a universal monotonic frequency effect: of 18 dataset–model–reduction cells (three datasets × DKT/T-KT × {500, 100, 50} training rows; 30 originally dense KCs each; seed 42), nine have ΔECE confidence intervals entirely above 0, four entirely below 0, and five that include 0 (frozen grid in the review artifact).</w:t>
+        <w:t>Controlled sparsification does not reproduce a universal monotonic frequency effect: of 18 dataset–model–reduction cells (three datasets × DKT/T-KT × {500, 100, 50} training rows; 30 originally dense KCs each; seed 42), nine of 18 cells have 95% KC-bootstrap percentile intervals (B=10,000) entirely above 0, four entirely below 0, and five that include 0 (frozen grid in the accompanying artifact).</w:t>
       </w:r>
     </w:p>
     <w:p>
@@ -11241,7 +11516,7 @@
         <w:spacing w:line="252" w:lineRule="exact"/>
       </w:pPr>
       <w:r>
-        <w:t>A locked gate at τ=0.7 is a simulated next-response decision-error probe, not RQ3. On ASSISTments 2012, T-KT FAR is 0.196 on dense KCs and 0.268 on sparse KCs (ΔFAR = +0.072; seed 42; KC-clustered percentile bootstrap 95% CI [0.006, 0.138], B = 2000), and ΔFAR is positive in 4/4 unique learner partitions (partition-level mean 0.056). For DKT the same probe is positive in only 3 of 5 runs (Table A3), so the stratum difference in gate error is not uniform across backbones; the lower confidence bound for T-KT is close to zero, and we therefore report the direction of ΔFAR, not its robustness. On XES3G5M the same T-KT probe is negative. FAR denominators and seed tables are Tables A2–A3; the occupancy-policy counterfactual remains in the review artifact; the τ-grid is Table A6.</w:t>
+        <w:t>A locked gate at τ=0.7 is a simulated next-response decision-error probe, not RQ3. On ASSISTments 2012, T-KT FAR is 0.196 on dense KCs and 0.268 on sparse KCs (ΔFAR = +0.072; seed 42; KC-clustered percentile bootstrap 95% CI [0.006, 0.138], B = 2000), and ΔFAR is positive in 4/4 unique learner partitions (partition-level mean 0.056). For DKT the same probe is positive in only 3 of 4 unique partitions (Table A3; five-run count 3/5 is a different unit), so the stratum difference in gate error is not uniform across backbones; the lower confidence bound for T-KT is close to zero, and we therefore report the direction of ΔFAR, not its robustness. On XES3G5M the same T-KT probe is negative (five-run mean ΔFAR −0.017, positive on 0/5 runs; sparse N mean 1,957; frozen a2b artifact). ASSISTments FAR denominators and partition-level summaries are reported in Tables A2–A3; the occupancy-policy counterfactual remains in the accompanying artifact; the τ-grid is Table A6.</w:t>
       </w:r>
     </w:p>
     <w:p>
@@ -11355,7 +11630,7 @@
         <w:spacing w:line="252" w:lineRule="exact"/>
       </w:pPr>
       <w:r>
-        <w:t>Two empirical regularities, not laws, structure the results. First, training frequency is not a universal predictor of AUC failure: on XES3G5M, sparse-stratum AUC is higher than dense-stratum AUC for DKT and T-KT (Reliable occupancy), and Junyi’s learner-based sparse bucket is empty (exercise-level operational identifier, ucid) rather than a ranking collapse. Second, the observed sparse-stratum calibration pattern is dataset- and model-dependent. ASSISTments 2012 T-KT ECE is associated with a dense-to-sparse rise under Limited sparse support (Table 5, N=415); XES3G5M T-KT ECE does not show the same adverse dense-to-sparse gradient as ASSISTments (0.1176 / 0.1129 / 0.1254, interpreted descriptively) despite Reliable sparse occupancy, while XES DKT ECE/Brier/REL worsen. Calibration is not guaranteed to worsen as frequency falls. As a secondary operational probe, a locked next-response gate can differ by frequency stratum: ASSISTments T-KT ΔFAR is positive in 4/4 unique partitions (direction only; seed-42 95% CI [0.006, 0.138]), DKT is positive in only 3/5 runs (Table A3), and the XES3G5M T-KT probe is negative (Tables A2–A3).</w:t>
+        <w:t>Two empirical regularities, not laws, structure the results. First, training frequency is not a universal predictor of AUC failure: on XES3G5M, sparse-stratum AUC is higher than dense-stratum AUC for DKT and T-KT (Reliable occupancy), and Junyi’s learner-based sparse bucket is empty (exercise-level operational identifier, ucid) rather than a ranking collapse. Second, the observed sparse-stratum calibration pattern is dataset- and model-dependent. ASSISTments 2012 T-KT ECE is associated with a dense-to-sparse rise under Limited sparse support (Table 5, N=415); XES3G5M T-KT ECE does not show the same adverse dense-to-sparse gradient as ASSISTments (0.1176 / 0.1129 / 0.1254, interpreted descriptively) despite Reliable sparse occupancy, while XES DKT ECE/Brier/REL worsen. Calibration is not guaranteed to worsen as frequency falls. As a secondary operational probe, a locked next-response gate can differ by frequency stratum: ASSISTments T-KT ΔFAR is positive in 4/4 unique partitions (direction only; seed-42 95% CI [0.006, 0.138]), DKT is positive in only 3/4 unique partitions (Table A3), and the XES3G5M T-KT probe is negative (five-run mean ΔFAR −0.017; frozen a2b artifact; ASSISTments denominators in Tables A2–A3).</w:t>
       </w:r>
     </w:p>
     <w:p>
@@ -11376,7 +11651,19 @@
         <w:spacing w:line="252" w:lineRule="exact"/>
       </w:pPr>
       <w:r>
-        <w:t>Educational-technology gates that skip, remediate, or advance practice consume a predicted probability, not a population AUC. A ranking win can therefore hide miscalibration on rarely practiced KCs. This subsection is a pre-deployment evaluation checklist for that probability-to-decision chain; it is not a classroom policy, not a recommended production threshold, and not evidence from a classroom RCT. Four checks precede any operational reading of a single global threshold. (1) Occupancy: inspect train-only KC-frequency occupancy on the training fold actually used, and report empty or low-support strata. (2) Calibration: evaluate ECE and Brier/reliability by stratum rather than relying only on population AUC. (3) Threshold decision error: if a fixed probability gate is evaluated, report FAR and FPR with their denominators. FAR = P(y=0 | p≥τ) and equals 1 − precision among advance decisions; FPR = P(p≥τ | y=0). (4) Leakage/evaluation hygiene: before operational interpretation, verify the relevant L1–L7 decisions, especially train-only stratum assignment, no test-fitted calibration map, no test-based model selection, and a cold-start definition from training frequency. Reliable/Limited/Insufficient flags remain descriptive sample-support labels, not inferential guarantees. This study does not apply temperature scaling [11] or Platt scaling [26]. A population AUC win is not by itself evidence that probabilities are reliable on the tail.</w:t>
+        <w:t xml:space="preserve">Educational-technology gates that skip, remediate, or advance practice consume a predicted probability, not a population AUC. A ranking win can therefore hide miscalibration on rarely practiced KCs. This subsection is a pre-deployment evaluation checklist for that probability-to-decision chain; it is not a classroom policy, not a recommended production threshold, and not evidence from a classroom RCT. Four checks precede any operational reading of a single global threshold. (1) Occupancy: inspect train-only KC-frequency occupancy on the training fold actually used, and report empty or low-support strata. (2) Calibration: evaluate ECE and Brier/reliability by stratum rather than relying only on population AUC. (3) Threshold decision error: if a fixed probability gate is evaluated, report FAR and FPR with their denominators. FAR = P(y=0 | p≥τ) and equals 1 − precision among advance decisions; FPR = P(p≥τ | y=0). (4) Leakage/evaluation hygiene: before operational interpretation, verify the relevant L1–L7 decisions, especially train-only stratum assignment, no test-fitted calibration map, no test-based model selection, and a cold-start definition from training frequency. Reliable/Limited/Insufficient flags remain descriptive sample-support labels, not inferential guarantees. This study does not apply temperature scaling </w:t>
+      </w:r>
+      <w:r>
+        <w:t>[16]</w:t>
+      </w:r>
+      <w:r>
+        <w:t xml:space="preserve"> or Platt scaling </w:t>
+      </w:r>
+      <w:r>
+        <w:t>[28]</w:t>
+      </w:r>
+      <w:r>
+        <w:t>. A population AUC win is not by itself evidence that probabilities are reliable on the tail.</w:t>
       </w:r>
     </w:p>
     <w:p>
@@ -11397,11 +11684,7 @@
         <w:spacing w:line="252" w:lineRule="exact"/>
       </w:pPr>
       <w:r>
-        <w:t xml:space="preserve">The three logs differ on E1–E2 estimability and on structural context (Table 8). Junyi’s learner-based sparse bucket is empty because the operational field is ucid (an exercise-level identifier, not a skill tag), so the protocol can refuse a sparse claim when the unit is finer than a skill. Junyi is therefore interpreted primarily as a granularity-and-estimability case rather than direct evidence about pedagogical KC sparsity. ASSISTments and XES3G5M both have a non-empty sparse tail and at least Limited test support, yet T-KT ECE rises on ASSISTments and does not show the same adverse dense-to-sparse gradient on XES3G5M. Frequency–difficulty coupling, item support, and curriculum-position coupling are reported as context, not as necessary or sufficient conditions for that direction. Within-KC sparsification (reported in the review artifact) does not reproduce the observational ASSISTments T-KT ECE gradient. These are associations on these datasets. Untested </w:t>
-      </w:r>
-      <w:r>
-        <w:lastRenderedPageBreak/>
-        <w:t>explanations—curriculum hierarchy, tagging granularity, ceiling effects, and item semantics—are hypotheses unless experimentally isolated, which this study does not do.</w:t>
+        <w:t>The three logs differ on E1–E2 estimability and on structural context (Table 8). Junyi’s learner-based sparse bucket is empty because the operational field is ucid (an exercise-level identifier, not a skill tag), so the protocol can refuse a sparse claim when the unit is finer than a skill. Junyi is therefore interpreted primarily as a granularity-and-estimability case rather than direct evidence about pedagogical KC sparsity. ASSISTments and XES3G5M both have a non-empty sparse tail and at least Limited test support, yet T-KT ECE rises on ASSISTments and does not show the same adverse dense-to-sparse gradient on XES3G5M. Frequency–difficulty coupling, item support, and curriculum-position coupling are reported as context, not as necessary or sufficient conditions for that direction. Within-KC sparsification (reported in the accompanying artifact) does not reproduce the observational ASSISTments T-KT ECE gradient. These are associations on these datasets. Untested explanations—curriculum hierarchy, tagging granularity, ceiling effects, and item semantics—are hypotheses unless experimentally isolated, which this study does not do.</w:t>
       </w:r>
     </w:p>
     <w:p>
@@ -11422,7 +11705,25 @@
         <w:spacing w:line="252" w:lineRule="exact"/>
       </w:pPr>
       <w:r>
-        <w:t>Next-response correctness is not latent mastery: y=0 is an incorrect next attempt, not a latent-skill diagnosis. The threshold gate is a simulated probe, not a classroom policy. There is no classroom RCT. We do not train graph, contrastive, or self-supervised KT models. BKT is not a scored baseline; IRT is the classical reference (pyBKT 1.4.1 degenerated on ASSISTments seed 42; reported in the review artifact). T-KT is a local Transformer reference used to stress-test the protocol; it is not the published SimpleKT architecture [4] and is not intended to represent Transformer-based KT models generally. Official SimpleKT is an external ASSISTments check of whether the observed dense-to-sparse ECE direction is unique to the local T-KT reference. Temporal evaluation uses a single corrected cutoff (seed 42). Seeds 2025 and 2026 share a split. R/L/I are descriptive support flags. ECE depends on binning. We do not report size-matched or cluster-bootstrap confidence intervals for primary stratum ΔECE; those calibration contrasts are interpreted descriptively, and because Table A1 also shows ΔECE shrinking as sparse N grows, we interpret the sign of the dense-to-sparse ECE contrast, not its magnitude [27], [28]. Three datasets cannot establish a universal diagnostic law. We evaluate Junyi at the ucid level only; other concept granularities in that dump are not assessed and are left to future work. The reported diagnostics are reproduced from the frozen review artifact (code_for_review_anonymous.zip) submitted with this manuscript. Locked ASSISTments T-KT ECE cells and the review-artifact stratum-AUC and baseline-inventory tables rebuild from frozen summaries (scripts/rebuild_locked_tables.sh); that command does not retrain models and does not recreate historical training-container commits (Table 2: NOT RECOVERED).</w:t>
+        <w:t xml:space="preserve">Next-response correctness is not latent mastery: y=0 is an incorrect next attempt, not a latent-skill diagnosis. The threshold gate is a simulated probe, not a classroom policy. There is no classroom RCT. We do not train graph, contrastive, or self-supervised KT models. BKT is not a scored baseline; IRT is the classical reference (pyBKT 1.4.1 degenerated on ASSISTments seed 42; reported in the accompanying artifact). T-KT is a local Transformer reference used to stress-test the protocol; it is not the published SimpleKT architecture </w:t>
+      </w:r>
+      <w:r>
+        <w:t>[4]</w:t>
+      </w:r>
+      <w:r>
+        <w:t xml:space="preserve"> and is not intended to represent Transformer-based KT models generally. Official SimpleKT is an external ASSISTments check of whether the observed dense-to-sparse ECE direction is unique to the local T-KT reference. Temporal evaluation uses a single corrected cutoff (seed 42). Seeds 2025 and 2026 share a split. R/L/I are descriptive support flags. ECE depends on binning. We do not report size-matched or cluster-bootstrap confidence intervals for primary stratum ΔECE; those calibration contrasts are interpreted descriptively, and because Table A1 also shows ΔECE shrinking as sparse N grows, we interpret the sign of the dense-to-sparse ECE contrast, not its magnitude </w:t>
+      </w:r>
+      <w:r>
+        <w:t>[26]</w:t>
+      </w:r>
+      <w:r>
+        <w:t xml:space="preserve">, </w:t>
+      </w:r>
+      <w:r>
+        <w:t>[27]</w:t>
+      </w:r>
+      <w:r>
+        <w:t>. Three datasets cannot establish a universal diagnostic law. We evaluate Junyi at the ucid level only; other concept granularities in that dump are not assessed and are left to future work. The reported diagnostics are reproduced from the frozen accompanying artifact (code_for_review_anonymous.zip) submitted with this manuscript. Locked ASSISTments T-KT ECE cells and the accompanying artifact stratum-AUC and baseline-inventory tables rebuild from frozen summaries (scripts/rebuild_locked_tables.sh); that command does not retrain models and does not recreate historical training-container commits (Table 2: NOT RECOVERED).</w:t>
       </w:r>
     </w:p>
     <w:p>
@@ -11478,7 +11779,7 @@
         <w:spacing w:line="252" w:lineRule="exact"/>
       </w:pPr>
       <w:r>
-        <w:t>This appendix reprints the diagnostic tables needed to follow the main argument in one IJIET file. Table A1 is the alternative train-only frequency-cut check. Tables A2–A3 are the locked τ=0.7 FAR probe (not RQ3). Table A4 is the full Brier/UNC/REL/RES grid. Table A5 is the full L1–L7 audit. Table A6 is the locked T-KT τ-grid on ASSISTments fold 0. The occupancy counterfactual, full controlled-sparsification grid, stratum AUC/ACC, and baseline inventory remain in the review artifact (code_for_review_anonymous.zip).</w:t>
+        <w:t>This appendix reprints the diagnostic tables needed to follow the main argument in one IJIET file. Table A1 is the alternative train-only frequency-cut check. Tables A2–A3 are the locked τ=0.7 FAR probe (not RQ3). Tables A4a–A4b are the full Brier/UNC/REL/RES grid. Table A5 is the full L1–L7 audit. Table A6 is the locked T-KT τ-grid on ASSISTments fold 0. The occupancy counterfactual, full controlled-sparsification grid, stratum AUC/ACC, and baseline inventory remain in the accompanying artifact (code_for_review_anonymous.zip).</w:t>
       </w:r>
     </w:p>
     <w:p>
@@ -12287,6 +12588,9 @@
     <w:p>
       <w:pPr>
         <w:pStyle w:val="figurecaption0"/>
+        <w:keepNext/>
+        <w:keepLines/>
+        <w:pageBreakBefore/>
         <w:spacing w:before="80" w:after="40"/>
       </w:pPr>
       <w:r>
@@ -12327,6 +12631,8 @@
       </w:tblGrid>
       <w:tr>
         <w:trPr>
+          <w:cantSplit/>
+          <w:tblHeader/>
           <w:jc w:val="center"/>
         </w:trPr>
         <w:tc>
@@ -12337,6 +12643,8 @@
           <w:p>
             <w:pPr>
               <w:pStyle w:val="figurecaption0"/>
+              <w:keepNext/>
+              <w:keepLines/>
               <w:rPr>
                 <w:b/>
               </w:rPr>
@@ -12357,6 +12665,8 @@
           <w:p>
             <w:pPr>
               <w:pStyle w:val="figurecaption0"/>
+              <w:keepNext/>
+              <w:keepLines/>
               <w:rPr>
                 <w:b/>
               </w:rPr>
@@ -12377,6 +12687,8 @@
           <w:p>
             <w:pPr>
               <w:pStyle w:val="figurecaption0"/>
+              <w:keepNext/>
+              <w:keepLines/>
               <w:rPr>
                 <w:b/>
               </w:rPr>
@@ -12397,6 +12709,8 @@
           <w:p>
             <w:pPr>
               <w:pStyle w:val="figurecaption0"/>
+              <w:keepNext/>
+              <w:keepLines/>
               <w:rPr>
                 <w:b/>
               </w:rPr>
@@ -12417,6 +12731,8 @@
           <w:p>
             <w:pPr>
               <w:pStyle w:val="figurecaption0"/>
+              <w:keepNext/>
+              <w:keepLines/>
               <w:rPr>
                 <w:b/>
               </w:rPr>
@@ -12437,6 +12753,8 @@
           <w:p>
             <w:pPr>
               <w:pStyle w:val="figurecaption0"/>
+              <w:keepNext/>
+              <w:keepLines/>
               <w:rPr>
                 <w:b/>
               </w:rPr>
@@ -12457,6 +12775,8 @@
           <w:p>
             <w:pPr>
               <w:pStyle w:val="figurecaption0"/>
+              <w:keepNext/>
+              <w:keepLines/>
               <w:rPr>
                 <w:b/>
               </w:rPr>
@@ -12477,6 +12797,8 @@
           <w:p>
             <w:pPr>
               <w:pStyle w:val="figurecaption0"/>
+              <w:keepNext/>
+              <w:keepLines/>
               <w:rPr>
                 <w:b/>
               </w:rPr>
@@ -12497,6 +12819,8 @@
           <w:p>
             <w:pPr>
               <w:pStyle w:val="figurecaption0"/>
+              <w:keepNext/>
+              <w:keepLines/>
               <w:rPr>
                 <w:b/>
               </w:rPr>
@@ -12512,6 +12836,7 @@
       </w:tr>
       <w:tr>
         <w:trPr>
+          <w:cantSplit/>
           <w:jc w:val="center"/>
         </w:trPr>
         <w:tc>
@@ -12522,6 +12847,8 @@
           <w:p>
             <w:pPr>
               <w:pStyle w:val="figurecaption0"/>
+              <w:keepNext/>
+              <w:keepLines/>
             </w:pPr>
             <w:r>
               <w:t>T-KT</w:t>
@@ -12536,6 +12863,8 @@
           <w:p>
             <w:pPr>
               <w:pStyle w:val="figurecaption0"/>
+              <w:keepNext/>
+              <w:keepLines/>
             </w:pPr>
             <w:r>
               <w:t>dense</w:t>
@@ -12550,6 +12879,8 @@
           <w:p>
             <w:pPr>
               <w:pStyle w:val="figurecaption0"/>
+              <w:keepNext/>
+              <w:keepLines/>
             </w:pPr>
             <w:r>
               <w:t>528,018</w:t>
@@ -12564,6 +12895,8 @@
           <w:p>
             <w:pPr>
               <w:pStyle w:val="figurecaption0"/>
+              <w:keepNext/>
+              <w:keepLines/>
             </w:pPr>
             <w:r>
               <w:t>284,326</w:t>
@@ -12578,6 +12911,8 @@
           <w:p>
             <w:pPr>
               <w:pStyle w:val="figurecaption0"/>
+              <w:keepNext/>
+              <w:keepLines/>
             </w:pPr>
             <w:r>
               <w:t>158,623</w:t>
@@ -12592,6 +12927,8 @@
           <w:p>
             <w:pPr>
               <w:pStyle w:val="figurecaption0"/>
+              <w:keepNext/>
+              <w:keepLines/>
             </w:pPr>
             <w:r>
               <w:t>0.196 [0.186–0.208]</w:t>
@@ -12606,6 +12943,8 @@
           <w:p>
             <w:pPr>
               <w:pStyle w:val="figurecaption0"/>
+              <w:keepNext/>
+              <w:keepLines/>
             </w:pPr>
             <w:r>
               <w:t>0.113</w:t>
@@ -12620,6 +12959,8 @@
           <w:p>
             <w:pPr>
               <w:pStyle w:val="figurecaption0"/>
+              <w:keepNext/>
+              <w:keepLines/>
             </w:pPr>
             <w:r>
               <w:t>0.083</w:t>
@@ -12634,6 +12975,8 @@
           <w:p>
             <w:pPr>
               <w:pStyle w:val="figurecaption0"/>
+              <w:keepNext/>
+              <w:keepLines/>
             </w:pPr>
             <w:r>
               <w:t>0.352</w:t>
@@ -12643,6 +12986,7 @@
       </w:tr>
       <w:tr>
         <w:trPr>
+          <w:cantSplit/>
           <w:jc w:val="center"/>
         </w:trPr>
         <w:tc>
@@ -12653,6 +12997,8 @@
           <w:p>
             <w:pPr>
               <w:pStyle w:val="figurecaption0"/>
+              <w:keepNext/>
+              <w:keepLines/>
             </w:pPr>
             <w:r>
               <w:t>T-KT</w:t>
@@ -12667,6 +13013,8 @@
           <w:p>
             <w:pPr>
               <w:pStyle w:val="figurecaption0"/>
+              <w:keepNext/>
+              <w:keepLines/>
             </w:pPr>
             <w:r>
               <w:t>sparse</w:t>
@@ -12681,6 +13029,8 @@
           <w:p>
             <w:pPr>
               <w:pStyle w:val="figurecaption0"/>
+              <w:keepNext/>
+              <w:keepLines/>
             </w:pPr>
             <w:r>
               <w:t>444</w:t>
@@ -12695,6 +13045,8 @@
           <w:p>
             <w:pPr>
               <w:pStyle w:val="figurecaption0"/>
+              <w:keepNext/>
+              <w:keepLines/>
             </w:pPr>
             <w:r>
               <w:t>235</w:t>
@@ -12709,6 +13061,8 @@
           <w:p>
             <w:pPr>
               <w:pStyle w:val="figurecaption0"/>
+              <w:keepNext/>
+              <w:keepLines/>
             </w:pPr>
             <w:r>
               <w:t>197</w:t>
@@ -12723,6 +13077,8 @@
           <w:p>
             <w:pPr>
               <w:pStyle w:val="figurecaption0"/>
+              <w:keepNext/>
+              <w:keepLines/>
             </w:pPr>
             <w:r>
               <w:t>0.268 [0.202–0.337]</w:t>
@@ -12737,6 +13093,8 @@
           <w:p>
             <w:pPr>
               <w:pStyle w:val="figurecaption0"/>
+              <w:keepNext/>
+              <w:keepLines/>
             </w:pPr>
             <w:r>
               <w:t>0.050</w:t>
@@ -12751,6 +13109,8 @@
           <w:p>
             <w:pPr>
               <w:pStyle w:val="figurecaption0"/>
+              <w:keepNext/>
+              <w:keepLines/>
             </w:pPr>
             <w:r>
               <w:t>0.218</w:t>
@@ -12765,6 +13125,8 @@
           <w:p>
             <w:pPr>
               <w:pStyle w:val="figurecaption0"/>
+              <w:keepNext/>
+              <w:keepLines/>
             </w:pPr>
             <w:r>
               <w:t>0.320</w:t>
@@ -12774,6 +13136,7 @@
       </w:tr>
       <w:tr>
         <w:trPr>
+          <w:cantSplit/>
           <w:jc w:val="center"/>
         </w:trPr>
         <w:tc>
@@ -12784,6 +13147,8 @@
           <w:p>
             <w:pPr>
               <w:pStyle w:val="figurecaption0"/>
+              <w:keepNext/>
+              <w:keepLines/>
             </w:pPr>
             <w:r>
               <w:t>DKT</w:t>
@@ -12798,6 +13163,8 @@
           <w:p>
             <w:pPr>
               <w:pStyle w:val="figurecaption0"/>
+              <w:keepNext/>
+              <w:keepLines/>
             </w:pPr>
             <w:r>
               <w:t>dense</w:t>
@@ -12812,6 +13179,8 @@
           <w:p>
             <w:pPr>
               <w:pStyle w:val="figurecaption0"/>
+              <w:keepNext/>
+              <w:keepLines/>
             </w:pPr>
             <w:r>
               <w:t>528,018</w:t>
@@ -12826,6 +13195,8 @@
           <w:p>
             <w:pPr>
               <w:pStyle w:val="figurecaption0"/>
+              <w:keepNext/>
+              <w:keepLines/>
             </w:pPr>
             <w:r>
               <w:t>315,650</w:t>
@@ -12840,6 +13211,8 @@
           <w:p>
             <w:pPr>
               <w:pStyle w:val="figurecaption0"/>
+              <w:keepNext/>
+              <w:keepLines/>
             </w:pPr>
             <w:r>
               <w:t>158,623</w:t>
@@ -12854,6 +13227,8 @@
           <w:p>
             <w:pPr>
               <w:pStyle w:val="figurecaption0"/>
+              <w:keepNext/>
+              <w:keepLines/>
             </w:pPr>
             <w:r>
               <w:t>0.200 [0.190–0.211]</w:t>
@@ -12868,6 +13243,8 @@
           <w:p>
             <w:pPr>
               <w:pStyle w:val="figurecaption0"/>
+              <w:keepNext/>
+              <w:keepLines/>
             </w:pPr>
             <w:r>
               <w:t>0.147</w:t>
@@ -12882,6 +13259,8 @@
           <w:p>
             <w:pPr>
               <w:pStyle w:val="figurecaption0"/>
+              <w:keepNext/>
+              <w:keepLines/>
             </w:pPr>
             <w:r>
               <w:t>0.053</w:t>
@@ -12896,6 +13275,8 @@
           <w:p>
             <w:pPr>
               <w:pStyle w:val="figurecaption0"/>
+              <w:keepNext/>
+              <w:keepLines/>
             </w:pPr>
             <w:r>
               <w:t>0.398</w:t>
@@ -12905,6 +13286,7 @@
       </w:tr>
       <w:tr>
         <w:trPr>
+          <w:cantSplit/>
           <w:jc w:val="center"/>
         </w:trPr>
         <w:tc>
@@ -12915,6 +13297,7 @@
           <w:p>
             <w:pPr>
               <w:pStyle w:val="figurecaption0"/>
+              <w:keepLines/>
             </w:pPr>
             <w:r>
               <w:t>DKT</w:t>
@@ -12929,6 +13312,7 @@
           <w:p>
             <w:pPr>
               <w:pStyle w:val="figurecaption0"/>
+              <w:keepLines/>
             </w:pPr>
             <w:r>
               <w:t>sparse</w:t>
@@ -12943,6 +13327,7 @@
           <w:p>
             <w:pPr>
               <w:pStyle w:val="figurecaption0"/>
+              <w:keepLines/>
             </w:pPr>
             <w:r>
               <w:t>444</w:t>
@@ -12957,6 +13342,7 @@
           <w:p>
             <w:pPr>
               <w:pStyle w:val="figurecaption0"/>
+              <w:keepLines/>
             </w:pPr>
             <w:r>
               <w:t>243</w:t>
@@ -12971,6 +13357,7 @@
           <w:p>
             <w:pPr>
               <w:pStyle w:val="figurecaption0"/>
+              <w:keepLines/>
             </w:pPr>
             <w:r>
               <w:t>197</w:t>
@@ -12985,6 +13372,7 @@
           <w:p>
             <w:pPr>
               <w:pStyle w:val="figurecaption0"/>
+              <w:keepLines/>
             </w:pPr>
             <w:r>
               <w:t>0.296 [0.221–0.383]</w:t>
@@ -12999,6 +13387,7 @@
           <w:p>
             <w:pPr>
               <w:pStyle w:val="figurecaption0"/>
+              <w:keepLines/>
             </w:pPr>
             <w:r>
               <w:t>0.057</w:t>
@@ -13013,6 +13402,7 @@
           <w:p>
             <w:pPr>
               <w:pStyle w:val="figurecaption0"/>
+              <w:keepLines/>
             </w:pPr>
             <w:r>
               <w:t>0.239</w:t>
@@ -13027,6 +13417,7 @@
           <w:p>
             <w:pPr>
               <w:pStyle w:val="figurecaption0"/>
+              <w:keepLines/>
             </w:pPr>
             <w:r>
               <w:t>0.365</w:t>
@@ -13041,7 +13432,7 @@
         <w:spacing w:before="80" w:after="40"/>
       </w:pPr>
       <w:r>
-        <w:t>Table A3. Gate robustness at τ=0.7 on ASSISTments 2012 (primary unit: four unique learner partitions). T-KT Mean ΔFAR is the partition-level mean 0.056 (SD column is the partition range 0.015–0.087) after averaging seeds 2025 and 2026 first. The five training runs have mean 0.047 (sd 0.033) because those two seeds share one split. DKT remains a five-run summary. Mean N, N_adv, and N_inc are sparse-stratum gate denominators: events with a valid predicted probability admitted to the locked τ=0.7 probe (four-partition mean N=413). Table 5 N=415 counts all sparse test events on the same partitions. Table A2 N=444 is seed 42 / fold 0 only.</w:t>
+        <w:t>Table A3. Gate robustness at τ=0.7 on ASSISTments 2012 (primary unit: four unique learner partitions). T-KT Mean ΔFAR is the partition-level mean 0.056 (SD column is the partition range 0.015–0.087) after averaging seeds 2025 and 2026 first. The five T-KT training runs have mean 0.047 (sd 0.033) because those two seeds share one split. DKT Mean ΔFAR is the partition-level mean 0.040 (range −0.011–0.096) after the same averaging; ΔFAR&gt;0 on 3/4 unique partitions. The five DKT runs remain 3/5 positive (mean 0.033, sd 0.048) and are not the same counting unit as the T-KT 4/4 cell. Mean N, N_adv, and N_inc are sparse-stratum gate denominators: events with a valid predicted probability admitted to the locked τ=0.7 probe (four-partition mean N=413). Table 5 N=415 counts all sparse test events on the same partitions. Table A2 N=444 is seed 42 / fold 0 only.</w:t>
       </w:r>
     </w:p>
     <w:tbl>
@@ -13373,7 +13764,7 @@
               <w:pStyle w:val="figurecaption0"/>
             </w:pPr>
             <w:r>
-              <w:t>0.033</w:t>
+              <w:t>0.040</w:t>
             </w:r>
           </w:p>
         </w:tc>
@@ -13387,7 +13778,7 @@
               <w:rPr>
                 <w:sz w:val="16"/>
               </w:rPr>
-              <w:t>0.048</w:t>
+              <w:t>—</w:t>
             </w:r>
           </w:p>
         </w:tc>
@@ -13401,7 +13792,7 @@
               <w:rPr>
                 <w:sz w:val="16"/>
               </w:rPr>
-              <w:t>—</w:t>
+              <w:t>−0.011–0.096</w:t>
             </w:r>
           </w:p>
         </w:tc>
@@ -13415,7 +13806,7 @@
               <w:pStyle w:val="figurecaption0"/>
             </w:pPr>
             <w:r>
-              <w:t>3/5 runs</w:t>
+              <w:t>3/4 unique partitions</w:t>
             </w:r>
           </w:p>
         </w:tc>
@@ -13466,16 +13857,15 @@
     <w:p>
       <w:pPr>
         <w:pStyle w:val="figurecaption0"/>
-        <w:spacing w:before="80" w:after="40"/>
-      </w:pPr>
-      <w:r>
-        <w:lastRenderedPageBreak/>
-        <w:t>Table A4. Four-unique-partition event-level calibration by train-only frequency stratum (same aggregation and M=15 equal-width bins as Table 5). N is the mean test-event count. Flags: Reliable (R) N≥1000; Limited (L) 100≤N&lt;1000. Junyi sparse is empty. T-KT is the local Transformer reference, not published SimpleKT. Brier = UNC − RES + REL. IRT RES=0 on these learner-based strata. Junyi T-KT N matches IRT/DKT after alignment.</w:t>
+        <w:spacing w:before="120" w:after="60"/>
+      </w:pPr>
+      <w:r>
+        <w:t>Table A4a. Four-unique-partition event-level calibration on ASSISTments 2012 and Junyi Academy by train-only frequency stratum (same aggregation and M=15 equal-width bins as Table 5). N is the mean test-event count. Flags: Reliable (R) N≥1000; Limited (L) 100≤N&lt;1000. Junyi sparse is empty. T-KT is the local Transformer reference, not published SimpleKT. Brier = UNC − RES + REL. IRT RES=0 on these learner-based strata. Junyi T-KT N matches IRT/DKT after alignment. XES3G5M is Table A4b. Column headers repeat if the table continues onto the next page.</w:t>
       </w:r>
     </w:p>
     <w:tbl>
       <w:tblPr>
-        <w:tblW w:w="10034" w:type="dxa"/>
+        <w:tblW w:w="10040" w:type="dxa"/>
         <w:jc w:val="center"/>
         <w:tblBorders>
           <w:top w:val="single" w:sz="8" w:space="0" w:color="auto"/>
@@ -13495,29 +13885,32 @@
         <w:tblLook w:val="0000" w:firstRow="0" w:lastRow="0" w:firstColumn="0" w:lastColumn="0" w:noHBand="0" w:noVBand="0"/>
       </w:tblPr>
       <w:tblGrid>
-        <w:gridCol w:w="1164"/>
-        <w:gridCol w:w="660"/>
-        <w:gridCol w:w="755"/>
-        <w:gridCol w:w="857"/>
-        <w:gridCol w:w="488"/>
-        <w:gridCol w:w="1222"/>
-        <w:gridCol w:w="1222"/>
-        <w:gridCol w:w="1222"/>
-        <w:gridCol w:w="1222"/>
-        <w:gridCol w:w="1222"/>
+        <w:gridCol w:w="1119"/>
+        <w:gridCol w:w="759"/>
+        <w:gridCol w:w="960"/>
+        <w:gridCol w:w="721"/>
+        <w:gridCol w:w="520"/>
+        <w:gridCol w:w="1193"/>
+        <w:gridCol w:w="1193"/>
+        <w:gridCol w:w="1193"/>
+        <w:gridCol w:w="1193"/>
+        <w:gridCol w:w="1189"/>
       </w:tblGrid>
       <w:tr>
         <w:trPr>
+          <w:cantSplit/>
+          <w:tblHeader/>
           <w:jc w:val="center"/>
         </w:trPr>
         <w:tc>
           <w:tcPr>
-            <w:tcW w:w="580" w:type="pct"/>
-            <w:vAlign w:val="center"/>
-          </w:tcPr>
-          <w:p>
-            <w:pPr>
-              <w:pStyle w:val="figurecaption0"/>
+            <w:tcW w:w="558" w:type="pct"/>
+            <w:vAlign w:val="center"/>
+          </w:tcPr>
+          <w:p>
+            <w:pPr>
+              <w:pStyle w:val="figurecaption0"/>
+              <w:keepLines/>
               <w:rPr>
                 <w:b/>
               </w:rPr>
@@ -13532,12 +13925,13 @@
         </w:tc>
         <w:tc>
           <w:tcPr>
-            <w:tcW w:w="329" w:type="pct"/>
-            <w:vAlign w:val="center"/>
-          </w:tcPr>
-          <w:p>
-            <w:pPr>
-              <w:pStyle w:val="figurecaption0"/>
+            <w:tcW w:w="378" w:type="pct"/>
+            <w:vAlign w:val="center"/>
+          </w:tcPr>
+          <w:p>
+            <w:pPr>
+              <w:pStyle w:val="figurecaption0"/>
+              <w:keepLines/>
               <w:rPr>
                 <w:b/>
               </w:rPr>
@@ -13552,12 +13946,13 @@
         </w:tc>
         <w:tc>
           <w:tcPr>
-            <w:tcW w:w="376" w:type="pct"/>
-            <w:vAlign w:val="center"/>
-          </w:tcPr>
-          <w:p>
-            <w:pPr>
-              <w:pStyle w:val="figurecaption0"/>
+            <w:tcW w:w="478" w:type="pct"/>
+            <w:vAlign w:val="center"/>
+          </w:tcPr>
+          <w:p>
+            <w:pPr>
+              <w:pStyle w:val="figurecaption0"/>
+              <w:keepLines/>
               <w:rPr>
                 <w:b/>
               </w:rPr>
@@ -13572,12 +13967,13 @@
         </w:tc>
         <w:tc>
           <w:tcPr>
-            <w:tcW w:w="427" w:type="pct"/>
-            <w:vAlign w:val="center"/>
-          </w:tcPr>
-          <w:p>
-            <w:pPr>
-              <w:pStyle w:val="figurecaption0"/>
+            <w:tcW w:w="359" w:type="pct"/>
+            <w:vAlign w:val="center"/>
+          </w:tcPr>
+          <w:p>
+            <w:pPr>
+              <w:pStyle w:val="figurecaption0"/>
+              <w:keepLines/>
               <w:rPr>
                 <w:b/>
               </w:rPr>
@@ -13592,12 +13988,13 @@
         </w:tc>
         <w:tc>
           <w:tcPr>
-            <w:tcW w:w="243" w:type="pct"/>
-            <w:vAlign w:val="center"/>
-          </w:tcPr>
-          <w:p>
-            <w:pPr>
-              <w:pStyle w:val="figurecaption0"/>
+            <w:tcW w:w="259" w:type="pct"/>
+            <w:vAlign w:val="center"/>
+          </w:tcPr>
+          <w:p>
+            <w:pPr>
+              <w:pStyle w:val="figurecaption0"/>
+              <w:keepLines/>
               <w:rPr>
                 <w:b/>
               </w:rPr>
@@ -13612,12 +14009,13 @@
         </w:tc>
         <w:tc>
           <w:tcPr>
-            <w:tcW w:w="609" w:type="pct"/>
-            <w:vAlign w:val="center"/>
-          </w:tcPr>
-          <w:p>
-            <w:pPr>
-              <w:pStyle w:val="figurecaption0"/>
+            <w:tcW w:w="594" w:type="pct"/>
+            <w:vAlign w:val="center"/>
+          </w:tcPr>
+          <w:p>
+            <w:pPr>
+              <w:pStyle w:val="figurecaption0"/>
+              <w:keepLines/>
               <w:rPr>
                 <w:b/>
               </w:rPr>
@@ -13632,12 +14030,13 @@
         </w:tc>
         <w:tc>
           <w:tcPr>
-            <w:tcW w:w="609" w:type="pct"/>
-            <w:vAlign w:val="center"/>
-          </w:tcPr>
-          <w:p>
-            <w:pPr>
-              <w:pStyle w:val="figurecaption0"/>
+            <w:tcW w:w="594" w:type="pct"/>
+            <w:vAlign w:val="center"/>
+          </w:tcPr>
+          <w:p>
+            <w:pPr>
+              <w:pStyle w:val="figurecaption0"/>
+              <w:keepLines/>
               <w:rPr>
                 <w:b/>
               </w:rPr>
@@ -13652,12 +14051,13 @@
         </w:tc>
         <w:tc>
           <w:tcPr>
-            <w:tcW w:w="609" w:type="pct"/>
-            <w:vAlign w:val="center"/>
-          </w:tcPr>
-          <w:p>
-            <w:pPr>
-              <w:pStyle w:val="figurecaption0"/>
+            <w:tcW w:w="594" w:type="pct"/>
+            <w:vAlign w:val="center"/>
+          </w:tcPr>
+          <w:p>
+            <w:pPr>
+              <w:pStyle w:val="figurecaption0"/>
+              <w:keepLines/>
               <w:rPr>
                 <w:b/>
               </w:rPr>
@@ -13672,12 +14072,13 @@
         </w:tc>
         <w:tc>
           <w:tcPr>
-            <w:tcW w:w="609" w:type="pct"/>
-            <w:vAlign w:val="center"/>
-          </w:tcPr>
-          <w:p>
-            <w:pPr>
-              <w:pStyle w:val="figurecaption0"/>
+            <w:tcW w:w="594" w:type="pct"/>
+            <w:vAlign w:val="center"/>
+          </w:tcPr>
+          <w:p>
+            <w:pPr>
+              <w:pStyle w:val="figurecaption0"/>
+              <w:keepLines/>
               <w:rPr>
                 <w:b/>
               </w:rPr>
@@ -13692,12 +14093,13 @@
         </w:tc>
         <w:tc>
           <w:tcPr>
-            <w:tcW w:w="609" w:type="pct"/>
-            <w:vAlign w:val="center"/>
-          </w:tcPr>
-          <w:p>
-            <w:pPr>
-              <w:pStyle w:val="figurecaption0"/>
+            <w:tcW w:w="594" w:type="pct"/>
+            <w:vAlign w:val="center"/>
+          </w:tcPr>
+          <w:p>
+            <w:pPr>
+              <w:pStyle w:val="figurecaption0"/>
+              <w:keepLines/>
               <w:rPr>
                 <w:b/>
               </w:rPr>
@@ -13713,11 +14115,12 @@
       </w:tr>
       <w:tr>
         <w:trPr>
+          <w:cantSplit/>
           <w:jc w:val="center"/>
         </w:trPr>
         <w:tc>
           <w:tcPr>
-            <w:tcW w:w="580" w:type="pct"/>
+            <w:tcW w:w="558" w:type="pct"/>
             <w:vAlign w:val="center"/>
           </w:tcPr>
           <w:p>
@@ -13731,7 +14134,7 @@
         </w:tc>
         <w:tc>
           <w:tcPr>
-            <w:tcW w:w="329" w:type="pct"/>
+            <w:tcW w:w="378" w:type="pct"/>
             <w:vAlign w:val="center"/>
           </w:tcPr>
           <w:p>
@@ -13745,7 +14148,7 @@
         </w:tc>
         <w:tc>
           <w:tcPr>
-            <w:tcW w:w="376" w:type="pct"/>
+            <w:tcW w:w="478" w:type="pct"/>
             <w:vAlign w:val="center"/>
           </w:tcPr>
           <w:p>
@@ -13759,7 +14162,7 @@
         </w:tc>
         <w:tc>
           <w:tcPr>
-            <w:tcW w:w="427" w:type="pct"/>
+            <w:tcW w:w="359" w:type="pct"/>
             <w:vAlign w:val="center"/>
           </w:tcPr>
           <w:p>
@@ -13773,7 +14176,7 @@
         </w:tc>
         <w:tc>
           <w:tcPr>
-            <w:tcW w:w="243" w:type="pct"/>
+            <w:tcW w:w="259" w:type="pct"/>
             <w:vAlign w:val="center"/>
           </w:tcPr>
           <w:p>
@@ -13787,7 +14190,7 @@
         </w:tc>
         <w:tc>
           <w:tcPr>
-            <w:tcW w:w="609" w:type="pct"/>
+            <w:tcW w:w="594" w:type="pct"/>
             <w:vAlign w:val="center"/>
           </w:tcPr>
           <w:p>
@@ -13801,7 +14204,7 @@
         </w:tc>
         <w:tc>
           <w:tcPr>
-            <w:tcW w:w="609" w:type="pct"/>
+            <w:tcW w:w="594" w:type="pct"/>
             <w:vAlign w:val="center"/>
           </w:tcPr>
           <w:p>
@@ -13815,7 +14218,7 @@
         </w:tc>
         <w:tc>
           <w:tcPr>
-            <w:tcW w:w="609" w:type="pct"/>
+            <w:tcW w:w="594" w:type="pct"/>
             <w:vAlign w:val="center"/>
           </w:tcPr>
           <w:p>
@@ -13829,7 +14232,7 @@
         </w:tc>
         <w:tc>
           <w:tcPr>
-            <w:tcW w:w="609" w:type="pct"/>
+            <w:tcW w:w="594" w:type="pct"/>
             <w:vAlign w:val="center"/>
           </w:tcPr>
           <w:p>
@@ -13843,7 +14246,7 @@
         </w:tc>
         <w:tc>
           <w:tcPr>
-            <w:tcW w:w="609" w:type="pct"/>
+            <w:tcW w:w="594" w:type="pct"/>
             <w:vAlign w:val="center"/>
           </w:tcPr>
           <w:p>
@@ -13858,11 +14261,12 @@
       </w:tr>
       <w:tr>
         <w:trPr>
+          <w:cantSplit/>
           <w:jc w:val="center"/>
         </w:trPr>
         <w:tc>
           <w:tcPr>
-            <w:tcW w:w="580" w:type="pct"/>
+            <w:tcW w:w="558" w:type="pct"/>
             <w:vAlign w:val="center"/>
           </w:tcPr>
           <w:p>
@@ -13876,7 +14280,7 @@
         </w:tc>
         <w:tc>
           <w:tcPr>
-            <w:tcW w:w="329" w:type="pct"/>
+            <w:tcW w:w="378" w:type="pct"/>
             <w:vAlign w:val="center"/>
           </w:tcPr>
           <w:p>
@@ -13890,7 +14294,7 @@
         </w:tc>
         <w:tc>
           <w:tcPr>
-            <w:tcW w:w="376" w:type="pct"/>
+            <w:tcW w:w="478" w:type="pct"/>
             <w:vAlign w:val="center"/>
           </w:tcPr>
           <w:p>
@@ -13904,7 +14308,7 @@
         </w:tc>
         <w:tc>
           <w:tcPr>
-            <w:tcW w:w="427" w:type="pct"/>
+            <w:tcW w:w="359" w:type="pct"/>
             <w:vAlign w:val="center"/>
           </w:tcPr>
           <w:p>
@@ -13918,7 +14322,7 @@
         </w:tc>
         <w:tc>
           <w:tcPr>
-            <w:tcW w:w="243" w:type="pct"/>
+            <w:tcW w:w="259" w:type="pct"/>
             <w:vAlign w:val="center"/>
           </w:tcPr>
           <w:p>
@@ -13932,7 +14336,7 @@
         </w:tc>
         <w:tc>
           <w:tcPr>
-            <w:tcW w:w="609" w:type="pct"/>
+            <w:tcW w:w="594" w:type="pct"/>
             <w:vAlign w:val="center"/>
           </w:tcPr>
           <w:p>
@@ -13946,7 +14350,7 @@
         </w:tc>
         <w:tc>
           <w:tcPr>
-            <w:tcW w:w="609" w:type="pct"/>
+            <w:tcW w:w="594" w:type="pct"/>
             <w:vAlign w:val="center"/>
           </w:tcPr>
           <w:p>
@@ -13960,7 +14364,7 @@
         </w:tc>
         <w:tc>
           <w:tcPr>
-            <w:tcW w:w="609" w:type="pct"/>
+            <w:tcW w:w="594" w:type="pct"/>
             <w:vAlign w:val="center"/>
           </w:tcPr>
           <w:p>
@@ -13974,7 +14378,7 @@
         </w:tc>
         <w:tc>
           <w:tcPr>
-            <w:tcW w:w="609" w:type="pct"/>
+            <w:tcW w:w="594" w:type="pct"/>
             <w:vAlign w:val="center"/>
           </w:tcPr>
           <w:p>
@@ -13988,7 +14392,7 @@
         </w:tc>
         <w:tc>
           <w:tcPr>
-            <w:tcW w:w="609" w:type="pct"/>
+            <w:tcW w:w="594" w:type="pct"/>
             <w:vAlign w:val="center"/>
           </w:tcPr>
           <w:p>
@@ -14003,11 +14407,12 @@
       </w:tr>
       <w:tr>
         <w:trPr>
+          <w:cantSplit/>
           <w:jc w:val="center"/>
         </w:trPr>
         <w:tc>
           <w:tcPr>
-            <w:tcW w:w="580" w:type="pct"/>
+            <w:tcW w:w="558" w:type="pct"/>
             <w:vAlign w:val="center"/>
           </w:tcPr>
           <w:p>
@@ -14021,7 +14426,7 @@
         </w:tc>
         <w:tc>
           <w:tcPr>
-            <w:tcW w:w="329" w:type="pct"/>
+            <w:tcW w:w="378" w:type="pct"/>
             <w:vAlign w:val="center"/>
           </w:tcPr>
           <w:p>
@@ -14035,7 +14440,7 @@
         </w:tc>
         <w:tc>
           <w:tcPr>
-            <w:tcW w:w="376" w:type="pct"/>
+            <w:tcW w:w="478" w:type="pct"/>
             <w:vAlign w:val="center"/>
           </w:tcPr>
           <w:p>
@@ -14049,7 +14454,7 @@
         </w:tc>
         <w:tc>
           <w:tcPr>
-            <w:tcW w:w="427" w:type="pct"/>
+            <w:tcW w:w="359" w:type="pct"/>
             <w:vAlign w:val="center"/>
           </w:tcPr>
           <w:p>
@@ -14063,7 +14468,7 @@
         </w:tc>
         <w:tc>
           <w:tcPr>
-            <w:tcW w:w="243" w:type="pct"/>
+            <w:tcW w:w="259" w:type="pct"/>
             <w:vAlign w:val="center"/>
           </w:tcPr>
           <w:p>
@@ -14077,7 +14482,7 @@
         </w:tc>
         <w:tc>
           <w:tcPr>
-            <w:tcW w:w="609" w:type="pct"/>
+            <w:tcW w:w="594" w:type="pct"/>
             <w:vAlign w:val="center"/>
           </w:tcPr>
           <w:p>
@@ -14091,7 +14496,7 @@
         </w:tc>
         <w:tc>
           <w:tcPr>
-            <w:tcW w:w="609" w:type="pct"/>
+            <w:tcW w:w="594" w:type="pct"/>
             <w:vAlign w:val="center"/>
           </w:tcPr>
           <w:p>
@@ -14105,7 +14510,7 @@
         </w:tc>
         <w:tc>
           <w:tcPr>
-            <w:tcW w:w="609" w:type="pct"/>
+            <w:tcW w:w="594" w:type="pct"/>
             <w:vAlign w:val="center"/>
           </w:tcPr>
           <w:p>
@@ -14119,7 +14524,7 @@
         </w:tc>
         <w:tc>
           <w:tcPr>
-            <w:tcW w:w="609" w:type="pct"/>
+            <w:tcW w:w="594" w:type="pct"/>
             <w:vAlign w:val="center"/>
           </w:tcPr>
           <w:p>
@@ -14133,7 +14538,7 @@
         </w:tc>
         <w:tc>
           <w:tcPr>
-            <w:tcW w:w="609" w:type="pct"/>
+            <w:tcW w:w="594" w:type="pct"/>
             <w:vAlign w:val="center"/>
           </w:tcPr>
           <w:p>
@@ -14148,11 +14553,12 @@
       </w:tr>
       <w:tr>
         <w:trPr>
+          <w:cantSplit/>
           <w:jc w:val="center"/>
         </w:trPr>
         <w:tc>
           <w:tcPr>
-            <w:tcW w:w="580" w:type="pct"/>
+            <w:tcW w:w="558" w:type="pct"/>
             <w:vAlign w:val="center"/>
           </w:tcPr>
           <w:p>
@@ -14166,7 +14572,7 @@
         </w:tc>
         <w:tc>
           <w:tcPr>
-            <w:tcW w:w="329" w:type="pct"/>
+            <w:tcW w:w="378" w:type="pct"/>
             <w:vAlign w:val="center"/>
           </w:tcPr>
           <w:p>
@@ -14180,7 +14586,7 @@
         </w:tc>
         <w:tc>
           <w:tcPr>
-            <w:tcW w:w="376" w:type="pct"/>
+            <w:tcW w:w="478" w:type="pct"/>
             <w:vAlign w:val="center"/>
           </w:tcPr>
           <w:p>
@@ -14194,7 +14600,7 @@
         </w:tc>
         <w:tc>
           <w:tcPr>
-            <w:tcW w:w="427" w:type="pct"/>
+            <w:tcW w:w="359" w:type="pct"/>
             <w:vAlign w:val="center"/>
           </w:tcPr>
           <w:p>
@@ -14208,7 +14614,7 @@
         </w:tc>
         <w:tc>
           <w:tcPr>
-            <w:tcW w:w="243" w:type="pct"/>
+            <w:tcW w:w="259" w:type="pct"/>
             <w:vAlign w:val="center"/>
           </w:tcPr>
           <w:p>
@@ -14222,7 +14628,7 @@
         </w:tc>
         <w:tc>
           <w:tcPr>
-            <w:tcW w:w="609" w:type="pct"/>
+            <w:tcW w:w="594" w:type="pct"/>
             <w:vAlign w:val="center"/>
           </w:tcPr>
           <w:p>
@@ -14236,7 +14642,7 @@
         </w:tc>
         <w:tc>
           <w:tcPr>
-            <w:tcW w:w="609" w:type="pct"/>
+            <w:tcW w:w="594" w:type="pct"/>
             <w:vAlign w:val="center"/>
           </w:tcPr>
           <w:p>
@@ -14250,7 +14656,7 @@
         </w:tc>
         <w:tc>
           <w:tcPr>
-            <w:tcW w:w="609" w:type="pct"/>
+            <w:tcW w:w="594" w:type="pct"/>
             <w:vAlign w:val="center"/>
           </w:tcPr>
           <w:p>
@@ -14264,7 +14670,7 @@
         </w:tc>
         <w:tc>
           <w:tcPr>
-            <w:tcW w:w="609" w:type="pct"/>
+            <w:tcW w:w="594" w:type="pct"/>
             <w:vAlign w:val="center"/>
           </w:tcPr>
           <w:p>
@@ -14278,7 +14684,7 @@
         </w:tc>
         <w:tc>
           <w:tcPr>
-            <w:tcW w:w="609" w:type="pct"/>
+            <w:tcW w:w="594" w:type="pct"/>
             <w:vAlign w:val="center"/>
           </w:tcPr>
           <w:p>
@@ -14293,11 +14699,12 @@
       </w:tr>
       <w:tr>
         <w:trPr>
+          <w:cantSplit/>
           <w:jc w:val="center"/>
         </w:trPr>
         <w:tc>
           <w:tcPr>
-            <w:tcW w:w="580" w:type="pct"/>
+            <w:tcW w:w="558" w:type="pct"/>
             <w:vAlign w:val="center"/>
           </w:tcPr>
           <w:p>
@@ -14311,7 +14718,7 @@
         </w:tc>
         <w:tc>
           <w:tcPr>
-            <w:tcW w:w="329" w:type="pct"/>
+            <w:tcW w:w="378" w:type="pct"/>
             <w:vAlign w:val="center"/>
           </w:tcPr>
           <w:p>
@@ -14325,7 +14732,7 @@
         </w:tc>
         <w:tc>
           <w:tcPr>
-            <w:tcW w:w="376" w:type="pct"/>
+            <w:tcW w:w="478" w:type="pct"/>
             <w:vAlign w:val="center"/>
           </w:tcPr>
           <w:p>
@@ -14339,7 +14746,7 @@
         </w:tc>
         <w:tc>
           <w:tcPr>
-            <w:tcW w:w="427" w:type="pct"/>
+            <w:tcW w:w="359" w:type="pct"/>
             <w:vAlign w:val="center"/>
           </w:tcPr>
           <w:p>
@@ -14353,7 +14760,7 @@
         </w:tc>
         <w:tc>
           <w:tcPr>
-            <w:tcW w:w="243" w:type="pct"/>
+            <w:tcW w:w="259" w:type="pct"/>
             <w:vAlign w:val="center"/>
           </w:tcPr>
           <w:p>
@@ -14367,7 +14774,7 @@
         </w:tc>
         <w:tc>
           <w:tcPr>
-            <w:tcW w:w="609" w:type="pct"/>
+            <w:tcW w:w="594" w:type="pct"/>
             <w:vAlign w:val="center"/>
           </w:tcPr>
           <w:p>
@@ -14381,7 +14788,7 @@
         </w:tc>
         <w:tc>
           <w:tcPr>
-            <w:tcW w:w="609" w:type="pct"/>
+            <w:tcW w:w="594" w:type="pct"/>
             <w:vAlign w:val="center"/>
           </w:tcPr>
           <w:p>
@@ -14395,7 +14802,7 @@
         </w:tc>
         <w:tc>
           <w:tcPr>
-            <w:tcW w:w="609" w:type="pct"/>
+            <w:tcW w:w="594" w:type="pct"/>
             <w:vAlign w:val="center"/>
           </w:tcPr>
           <w:p>
@@ -14409,7 +14816,7 @@
         </w:tc>
         <w:tc>
           <w:tcPr>
-            <w:tcW w:w="609" w:type="pct"/>
+            <w:tcW w:w="594" w:type="pct"/>
             <w:vAlign w:val="center"/>
           </w:tcPr>
           <w:p>
@@ -14423,7 +14830,7 @@
         </w:tc>
         <w:tc>
           <w:tcPr>
-            <w:tcW w:w="609" w:type="pct"/>
+            <w:tcW w:w="594" w:type="pct"/>
             <w:vAlign w:val="center"/>
           </w:tcPr>
           <w:p>
@@ -14438,11 +14845,12 @@
       </w:tr>
       <w:tr>
         <w:trPr>
+          <w:cantSplit/>
           <w:jc w:val="center"/>
         </w:trPr>
         <w:tc>
           <w:tcPr>
-            <w:tcW w:w="580" w:type="pct"/>
+            <w:tcW w:w="558" w:type="pct"/>
             <w:vAlign w:val="center"/>
           </w:tcPr>
           <w:p>
@@ -14456,7 +14864,7 @@
         </w:tc>
         <w:tc>
           <w:tcPr>
-            <w:tcW w:w="329" w:type="pct"/>
+            <w:tcW w:w="378" w:type="pct"/>
             <w:vAlign w:val="center"/>
           </w:tcPr>
           <w:p>
@@ -14470,7 +14878,7 @@
         </w:tc>
         <w:tc>
           <w:tcPr>
-            <w:tcW w:w="376" w:type="pct"/>
+            <w:tcW w:w="478" w:type="pct"/>
             <w:vAlign w:val="center"/>
           </w:tcPr>
           <w:p>
@@ -14484,7 +14892,7 @@
         </w:tc>
         <w:tc>
           <w:tcPr>
-            <w:tcW w:w="427" w:type="pct"/>
+            <w:tcW w:w="359" w:type="pct"/>
             <w:vAlign w:val="center"/>
           </w:tcPr>
           <w:p>
@@ -14498,7 +14906,7 @@
         </w:tc>
         <w:tc>
           <w:tcPr>
-            <w:tcW w:w="243" w:type="pct"/>
+            <w:tcW w:w="259" w:type="pct"/>
             <w:vAlign w:val="center"/>
           </w:tcPr>
           <w:p>
@@ -14512,7 +14920,7 @@
         </w:tc>
         <w:tc>
           <w:tcPr>
-            <w:tcW w:w="609" w:type="pct"/>
+            <w:tcW w:w="594" w:type="pct"/>
             <w:vAlign w:val="center"/>
           </w:tcPr>
           <w:p>
@@ -14526,7 +14934,7 @@
         </w:tc>
         <w:tc>
           <w:tcPr>
-            <w:tcW w:w="609" w:type="pct"/>
+            <w:tcW w:w="594" w:type="pct"/>
             <w:vAlign w:val="center"/>
           </w:tcPr>
           <w:p>
@@ -14540,7 +14948,7 @@
         </w:tc>
         <w:tc>
           <w:tcPr>
-            <w:tcW w:w="609" w:type="pct"/>
+            <w:tcW w:w="594" w:type="pct"/>
             <w:vAlign w:val="center"/>
           </w:tcPr>
           <w:p>
@@ -14554,7 +14962,7 @@
         </w:tc>
         <w:tc>
           <w:tcPr>
-            <w:tcW w:w="609" w:type="pct"/>
+            <w:tcW w:w="594" w:type="pct"/>
             <w:vAlign w:val="center"/>
           </w:tcPr>
           <w:p>
@@ -14568,7 +14976,7 @@
         </w:tc>
         <w:tc>
           <w:tcPr>
-            <w:tcW w:w="609" w:type="pct"/>
+            <w:tcW w:w="594" w:type="pct"/>
             <w:vAlign w:val="center"/>
           </w:tcPr>
           <w:p>
@@ -14583,11 +14991,12 @@
       </w:tr>
       <w:tr>
         <w:trPr>
+          <w:cantSplit/>
           <w:jc w:val="center"/>
         </w:trPr>
         <w:tc>
           <w:tcPr>
-            <w:tcW w:w="580" w:type="pct"/>
+            <w:tcW w:w="558" w:type="pct"/>
             <w:vAlign w:val="center"/>
           </w:tcPr>
           <w:p>
@@ -14601,7 +15010,7 @@
         </w:tc>
         <w:tc>
           <w:tcPr>
-            <w:tcW w:w="329" w:type="pct"/>
+            <w:tcW w:w="378" w:type="pct"/>
             <w:vAlign w:val="center"/>
           </w:tcPr>
           <w:p>
@@ -14615,7 +15024,7 @@
         </w:tc>
         <w:tc>
           <w:tcPr>
-            <w:tcW w:w="376" w:type="pct"/>
+            <w:tcW w:w="478" w:type="pct"/>
             <w:vAlign w:val="center"/>
           </w:tcPr>
           <w:p>
@@ -14629,7 +15038,7 @@
         </w:tc>
         <w:tc>
           <w:tcPr>
-            <w:tcW w:w="427" w:type="pct"/>
+            <w:tcW w:w="359" w:type="pct"/>
             <w:vAlign w:val="center"/>
           </w:tcPr>
           <w:p>
@@ -14643,7 +15052,7 @@
         </w:tc>
         <w:tc>
           <w:tcPr>
-            <w:tcW w:w="243" w:type="pct"/>
+            <w:tcW w:w="259" w:type="pct"/>
             <w:vAlign w:val="center"/>
           </w:tcPr>
           <w:p>
@@ -14657,7 +15066,7 @@
         </w:tc>
         <w:tc>
           <w:tcPr>
-            <w:tcW w:w="609" w:type="pct"/>
+            <w:tcW w:w="594" w:type="pct"/>
             <w:vAlign w:val="center"/>
           </w:tcPr>
           <w:p>
@@ -14671,7 +15080,7 @@
         </w:tc>
         <w:tc>
           <w:tcPr>
-            <w:tcW w:w="609" w:type="pct"/>
+            <w:tcW w:w="594" w:type="pct"/>
             <w:vAlign w:val="center"/>
           </w:tcPr>
           <w:p>
@@ -14685,7 +15094,7 @@
         </w:tc>
         <w:tc>
           <w:tcPr>
-            <w:tcW w:w="609" w:type="pct"/>
+            <w:tcW w:w="594" w:type="pct"/>
             <w:vAlign w:val="center"/>
           </w:tcPr>
           <w:p>
@@ -14699,7 +15108,7 @@
         </w:tc>
         <w:tc>
           <w:tcPr>
-            <w:tcW w:w="609" w:type="pct"/>
+            <w:tcW w:w="594" w:type="pct"/>
             <w:vAlign w:val="center"/>
           </w:tcPr>
           <w:p>
@@ -14713,7 +15122,7 @@
         </w:tc>
         <w:tc>
           <w:tcPr>
-            <w:tcW w:w="609" w:type="pct"/>
+            <w:tcW w:w="594" w:type="pct"/>
             <w:vAlign w:val="center"/>
           </w:tcPr>
           <w:p>
@@ -14728,11 +15137,12 @@
       </w:tr>
       <w:tr>
         <w:trPr>
+          <w:cantSplit/>
           <w:jc w:val="center"/>
         </w:trPr>
         <w:tc>
           <w:tcPr>
-            <w:tcW w:w="580" w:type="pct"/>
+            <w:tcW w:w="558" w:type="pct"/>
             <w:vAlign w:val="center"/>
           </w:tcPr>
           <w:p>
@@ -14746,7 +15156,7 @@
         </w:tc>
         <w:tc>
           <w:tcPr>
-            <w:tcW w:w="329" w:type="pct"/>
+            <w:tcW w:w="378" w:type="pct"/>
             <w:vAlign w:val="center"/>
           </w:tcPr>
           <w:p>
@@ -14760,7 +15170,7 @@
         </w:tc>
         <w:tc>
           <w:tcPr>
-            <w:tcW w:w="376" w:type="pct"/>
+            <w:tcW w:w="478" w:type="pct"/>
             <w:vAlign w:val="center"/>
           </w:tcPr>
           <w:p>
@@ -14774,7 +15184,7 @@
         </w:tc>
         <w:tc>
           <w:tcPr>
-            <w:tcW w:w="427" w:type="pct"/>
+            <w:tcW w:w="359" w:type="pct"/>
             <w:vAlign w:val="center"/>
           </w:tcPr>
           <w:p>
@@ -14788,7 +15198,7 @@
         </w:tc>
         <w:tc>
           <w:tcPr>
-            <w:tcW w:w="243" w:type="pct"/>
+            <w:tcW w:w="259" w:type="pct"/>
             <w:vAlign w:val="center"/>
           </w:tcPr>
           <w:p>
@@ -14802,7 +15212,7 @@
         </w:tc>
         <w:tc>
           <w:tcPr>
-            <w:tcW w:w="609" w:type="pct"/>
+            <w:tcW w:w="594" w:type="pct"/>
             <w:vAlign w:val="center"/>
           </w:tcPr>
           <w:p>
@@ -14816,7 +15226,7 @@
         </w:tc>
         <w:tc>
           <w:tcPr>
-            <w:tcW w:w="609" w:type="pct"/>
+            <w:tcW w:w="594" w:type="pct"/>
             <w:vAlign w:val="center"/>
           </w:tcPr>
           <w:p>
@@ -14830,7 +15240,7 @@
         </w:tc>
         <w:tc>
           <w:tcPr>
-            <w:tcW w:w="609" w:type="pct"/>
+            <w:tcW w:w="594" w:type="pct"/>
             <w:vAlign w:val="center"/>
           </w:tcPr>
           <w:p>
@@ -14844,7 +15254,7 @@
         </w:tc>
         <w:tc>
           <w:tcPr>
-            <w:tcW w:w="609" w:type="pct"/>
+            <w:tcW w:w="594" w:type="pct"/>
             <w:vAlign w:val="center"/>
           </w:tcPr>
           <w:p>
@@ -14858,7 +15268,7 @@
         </w:tc>
         <w:tc>
           <w:tcPr>
-            <w:tcW w:w="609" w:type="pct"/>
+            <w:tcW w:w="594" w:type="pct"/>
             <w:vAlign w:val="center"/>
           </w:tcPr>
           <w:p>
@@ -14873,11 +15283,12 @@
       </w:tr>
       <w:tr>
         <w:trPr>
+          <w:cantSplit/>
           <w:jc w:val="center"/>
         </w:trPr>
         <w:tc>
           <w:tcPr>
-            <w:tcW w:w="580" w:type="pct"/>
+            <w:tcW w:w="558" w:type="pct"/>
             <w:vAlign w:val="center"/>
           </w:tcPr>
           <w:p>
@@ -14891,7 +15302,7 @@
         </w:tc>
         <w:tc>
           <w:tcPr>
-            <w:tcW w:w="329" w:type="pct"/>
+            <w:tcW w:w="378" w:type="pct"/>
             <w:vAlign w:val="center"/>
           </w:tcPr>
           <w:p>
@@ -14905,7 +15316,7 @@
         </w:tc>
         <w:tc>
           <w:tcPr>
-            <w:tcW w:w="376" w:type="pct"/>
+            <w:tcW w:w="478" w:type="pct"/>
             <w:vAlign w:val="center"/>
           </w:tcPr>
           <w:p>
@@ -14919,7 +15330,7 @@
         </w:tc>
         <w:tc>
           <w:tcPr>
-            <w:tcW w:w="427" w:type="pct"/>
+            <w:tcW w:w="359" w:type="pct"/>
             <w:vAlign w:val="center"/>
           </w:tcPr>
           <w:p>
@@ -14933,7 +15344,7 @@
         </w:tc>
         <w:tc>
           <w:tcPr>
-            <w:tcW w:w="243" w:type="pct"/>
+            <w:tcW w:w="259" w:type="pct"/>
             <w:vAlign w:val="center"/>
           </w:tcPr>
           <w:p>
@@ -14947,7 +15358,7 @@
         </w:tc>
         <w:tc>
           <w:tcPr>
-            <w:tcW w:w="609" w:type="pct"/>
+            <w:tcW w:w="594" w:type="pct"/>
             <w:vAlign w:val="center"/>
           </w:tcPr>
           <w:p>
@@ -14961,7 +15372,7 @@
         </w:tc>
         <w:tc>
           <w:tcPr>
-            <w:tcW w:w="609" w:type="pct"/>
+            <w:tcW w:w="594" w:type="pct"/>
             <w:vAlign w:val="center"/>
           </w:tcPr>
           <w:p>
@@ -14975,7 +15386,7 @@
         </w:tc>
         <w:tc>
           <w:tcPr>
-            <w:tcW w:w="609" w:type="pct"/>
+            <w:tcW w:w="594" w:type="pct"/>
             <w:vAlign w:val="center"/>
           </w:tcPr>
           <w:p>
@@ -14989,7 +15400,7 @@
         </w:tc>
         <w:tc>
           <w:tcPr>
-            <w:tcW w:w="609" w:type="pct"/>
+            <w:tcW w:w="594" w:type="pct"/>
             <w:vAlign w:val="center"/>
           </w:tcPr>
           <w:p>
@@ -15003,7 +15414,7 @@
         </w:tc>
         <w:tc>
           <w:tcPr>
-            <w:tcW w:w="609" w:type="pct"/>
+            <w:tcW w:w="594" w:type="pct"/>
             <w:vAlign w:val="center"/>
           </w:tcPr>
           <w:p>
@@ -15018,11 +15429,12 @@
       </w:tr>
       <w:tr>
         <w:trPr>
+          <w:cantSplit/>
           <w:jc w:val="center"/>
         </w:trPr>
         <w:tc>
           <w:tcPr>
-            <w:tcW w:w="580" w:type="pct"/>
+            <w:tcW w:w="558" w:type="pct"/>
             <w:vAlign w:val="center"/>
           </w:tcPr>
           <w:p>
@@ -15036,7 +15448,7 @@
         </w:tc>
         <w:tc>
           <w:tcPr>
-            <w:tcW w:w="329" w:type="pct"/>
+            <w:tcW w:w="378" w:type="pct"/>
             <w:vAlign w:val="center"/>
           </w:tcPr>
           <w:p>
@@ -15050,7 +15462,7 @@
         </w:tc>
         <w:tc>
           <w:tcPr>
-            <w:tcW w:w="376" w:type="pct"/>
+            <w:tcW w:w="478" w:type="pct"/>
             <w:vAlign w:val="center"/>
           </w:tcPr>
           <w:p>
@@ -15064,7 +15476,7 @@
         </w:tc>
         <w:tc>
           <w:tcPr>
-            <w:tcW w:w="427" w:type="pct"/>
+            <w:tcW w:w="359" w:type="pct"/>
             <w:vAlign w:val="center"/>
           </w:tcPr>
           <w:p>
@@ -15078,7 +15490,7 @@
         </w:tc>
         <w:tc>
           <w:tcPr>
-            <w:tcW w:w="243" w:type="pct"/>
+            <w:tcW w:w="259" w:type="pct"/>
             <w:vAlign w:val="center"/>
           </w:tcPr>
           <w:p>
@@ -15092,7 +15504,7 @@
         </w:tc>
         <w:tc>
           <w:tcPr>
-            <w:tcW w:w="609" w:type="pct"/>
+            <w:tcW w:w="594" w:type="pct"/>
             <w:vAlign w:val="center"/>
           </w:tcPr>
           <w:p>
@@ -15106,7 +15518,7 @@
         </w:tc>
         <w:tc>
           <w:tcPr>
-            <w:tcW w:w="609" w:type="pct"/>
+            <w:tcW w:w="594" w:type="pct"/>
             <w:vAlign w:val="center"/>
           </w:tcPr>
           <w:p>
@@ -15120,7 +15532,7 @@
         </w:tc>
         <w:tc>
           <w:tcPr>
-            <w:tcW w:w="609" w:type="pct"/>
+            <w:tcW w:w="594" w:type="pct"/>
             <w:vAlign w:val="center"/>
           </w:tcPr>
           <w:p>
@@ -15134,7 +15546,7 @@
         </w:tc>
         <w:tc>
           <w:tcPr>
-            <w:tcW w:w="609" w:type="pct"/>
+            <w:tcW w:w="594" w:type="pct"/>
             <w:vAlign w:val="center"/>
           </w:tcPr>
           <w:p>
@@ -15148,7 +15560,7 @@
         </w:tc>
         <w:tc>
           <w:tcPr>
-            <w:tcW w:w="609" w:type="pct"/>
+            <w:tcW w:w="594" w:type="pct"/>
             <w:vAlign w:val="center"/>
           </w:tcPr>
           <w:p>
@@ -15163,11 +15575,12 @@
       </w:tr>
       <w:tr>
         <w:trPr>
+          <w:cantSplit/>
           <w:jc w:val="center"/>
         </w:trPr>
         <w:tc>
           <w:tcPr>
-            <w:tcW w:w="580" w:type="pct"/>
+            <w:tcW w:w="558" w:type="pct"/>
             <w:vAlign w:val="center"/>
           </w:tcPr>
           <w:p>
@@ -15181,7 +15594,7 @@
         </w:tc>
         <w:tc>
           <w:tcPr>
-            <w:tcW w:w="329" w:type="pct"/>
+            <w:tcW w:w="378" w:type="pct"/>
             <w:vAlign w:val="center"/>
           </w:tcPr>
           <w:p>
@@ -15195,7 +15608,7 @@
         </w:tc>
         <w:tc>
           <w:tcPr>
-            <w:tcW w:w="376" w:type="pct"/>
+            <w:tcW w:w="478" w:type="pct"/>
             <w:vAlign w:val="center"/>
           </w:tcPr>
           <w:p>
@@ -15209,7 +15622,7 @@
         </w:tc>
         <w:tc>
           <w:tcPr>
-            <w:tcW w:w="427" w:type="pct"/>
+            <w:tcW w:w="359" w:type="pct"/>
             <w:vAlign w:val="center"/>
           </w:tcPr>
           <w:p>
@@ -15223,7 +15636,7 @@
         </w:tc>
         <w:tc>
           <w:tcPr>
-            <w:tcW w:w="243" w:type="pct"/>
+            <w:tcW w:w="259" w:type="pct"/>
             <w:vAlign w:val="center"/>
           </w:tcPr>
           <w:p>
@@ -15237,7 +15650,7 @@
         </w:tc>
         <w:tc>
           <w:tcPr>
-            <w:tcW w:w="609" w:type="pct"/>
+            <w:tcW w:w="594" w:type="pct"/>
             <w:vAlign w:val="center"/>
           </w:tcPr>
           <w:p>
@@ -15251,7 +15664,7 @@
         </w:tc>
         <w:tc>
           <w:tcPr>
-            <w:tcW w:w="609" w:type="pct"/>
+            <w:tcW w:w="594" w:type="pct"/>
             <w:vAlign w:val="center"/>
           </w:tcPr>
           <w:p>
@@ -15265,7 +15678,7 @@
         </w:tc>
         <w:tc>
           <w:tcPr>
-            <w:tcW w:w="609" w:type="pct"/>
+            <w:tcW w:w="594" w:type="pct"/>
             <w:vAlign w:val="center"/>
           </w:tcPr>
           <w:p>
@@ -15279,7 +15692,7 @@
         </w:tc>
         <w:tc>
           <w:tcPr>
-            <w:tcW w:w="609" w:type="pct"/>
+            <w:tcW w:w="594" w:type="pct"/>
             <w:vAlign w:val="center"/>
           </w:tcPr>
           <w:p>
@@ -15293,7 +15706,7 @@
         </w:tc>
         <w:tc>
           <w:tcPr>
-            <w:tcW w:w="609" w:type="pct"/>
+            <w:tcW w:w="594" w:type="pct"/>
             <w:vAlign w:val="center"/>
           </w:tcPr>
           <w:p>
@@ -15308,11 +15721,12 @@
       </w:tr>
       <w:tr>
         <w:trPr>
+          <w:cantSplit/>
           <w:jc w:val="center"/>
         </w:trPr>
         <w:tc>
           <w:tcPr>
-            <w:tcW w:w="580" w:type="pct"/>
+            <w:tcW w:w="558" w:type="pct"/>
             <w:vAlign w:val="center"/>
           </w:tcPr>
           <w:p>
@@ -15326,7 +15740,7 @@
         </w:tc>
         <w:tc>
           <w:tcPr>
-            <w:tcW w:w="329" w:type="pct"/>
+            <w:tcW w:w="378" w:type="pct"/>
             <w:vAlign w:val="center"/>
           </w:tcPr>
           <w:p>
@@ -15340,7 +15754,7 @@
         </w:tc>
         <w:tc>
           <w:tcPr>
-            <w:tcW w:w="376" w:type="pct"/>
+            <w:tcW w:w="478" w:type="pct"/>
             <w:vAlign w:val="center"/>
           </w:tcPr>
           <w:p>
@@ -15354,7 +15768,7 @@
         </w:tc>
         <w:tc>
           <w:tcPr>
-            <w:tcW w:w="427" w:type="pct"/>
+            <w:tcW w:w="359" w:type="pct"/>
             <w:vAlign w:val="center"/>
           </w:tcPr>
           <w:p>
@@ -15368,7 +15782,7 @@
         </w:tc>
         <w:tc>
           <w:tcPr>
-            <w:tcW w:w="243" w:type="pct"/>
+            <w:tcW w:w="259" w:type="pct"/>
             <w:vAlign w:val="center"/>
           </w:tcPr>
           <w:p>
@@ -15382,7 +15796,7 @@
         </w:tc>
         <w:tc>
           <w:tcPr>
-            <w:tcW w:w="609" w:type="pct"/>
+            <w:tcW w:w="594" w:type="pct"/>
             <w:vAlign w:val="center"/>
           </w:tcPr>
           <w:p>
@@ -15396,7 +15810,7 @@
         </w:tc>
         <w:tc>
           <w:tcPr>
-            <w:tcW w:w="609" w:type="pct"/>
+            <w:tcW w:w="594" w:type="pct"/>
             <w:vAlign w:val="center"/>
           </w:tcPr>
           <w:p>
@@ -15410,7 +15824,7 @@
         </w:tc>
         <w:tc>
           <w:tcPr>
-            <w:tcW w:w="609" w:type="pct"/>
+            <w:tcW w:w="594" w:type="pct"/>
             <w:vAlign w:val="center"/>
           </w:tcPr>
           <w:p>
@@ -15424,7 +15838,7 @@
         </w:tc>
         <w:tc>
           <w:tcPr>
-            <w:tcW w:w="609" w:type="pct"/>
+            <w:tcW w:w="594" w:type="pct"/>
             <w:vAlign w:val="center"/>
           </w:tcPr>
           <w:p>
@@ -15438,7 +15852,7 @@
         </w:tc>
         <w:tc>
           <w:tcPr>
-            <w:tcW w:w="609" w:type="pct"/>
+            <w:tcW w:w="594" w:type="pct"/>
             <w:vAlign w:val="center"/>
           </w:tcPr>
           <w:p>
@@ -15453,11 +15867,12 @@
       </w:tr>
       <w:tr>
         <w:trPr>
+          <w:cantSplit/>
           <w:jc w:val="center"/>
         </w:trPr>
         <w:tc>
           <w:tcPr>
-            <w:tcW w:w="580" w:type="pct"/>
+            <w:tcW w:w="558" w:type="pct"/>
             <w:vAlign w:val="center"/>
           </w:tcPr>
           <w:p>
@@ -15471,7 +15886,7 @@
         </w:tc>
         <w:tc>
           <w:tcPr>
-            <w:tcW w:w="329" w:type="pct"/>
+            <w:tcW w:w="378" w:type="pct"/>
             <w:vAlign w:val="center"/>
           </w:tcPr>
           <w:p>
@@ -15485,7 +15900,7 @@
         </w:tc>
         <w:tc>
           <w:tcPr>
-            <w:tcW w:w="376" w:type="pct"/>
+            <w:tcW w:w="478" w:type="pct"/>
             <w:vAlign w:val="center"/>
           </w:tcPr>
           <w:p>
@@ -15499,7 +15914,7 @@
         </w:tc>
         <w:tc>
           <w:tcPr>
-            <w:tcW w:w="427" w:type="pct"/>
+            <w:tcW w:w="359" w:type="pct"/>
             <w:vAlign w:val="center"/>
           </w:tcPr>
           <w:p>
@@ -15513,7 +15928,7 @@
         </w:tc>
         <w:tc>
           <w:tcPr>
-            <w:tcW w:w="243" w:type="pct"/>
+            <w:tcW w:w="259" w:type="pct"/>
             <w:vAlign w:val="center"/>
           </w:tcPr>
           <w:p>
@@ -15527,7 +15942,7 @@
         </w:tc>
         <w:tc>
           <w:tcPr>
-            <w:tcW w:w="609" w:type="pct"/>
+            <w:tcW w:w="594" w:type="pct"/>
             <w:vAlign w:val="center"/>
           </w:tcPr>
           <w:p>
@@ -15541,7 +15956,7 @@
         </w:tc>
         <w:tc>
           <w:tcPr>
-            <w:tcW w:w="609" w:type="pct"/>
+            <w:tcW w:w="594" w:type="pct"/>
             <w:vAlign w:val="center"/>
           </w:tcPr>
           <w:p>
@@ -15555,7 +15970,7 @@
         </w:tc>
         <w:tc>
           <w:tcPr>
-            <w:tcW w:w="609" w:type="pct"/>
+            <w:tcW w:w="594" w:type="pct"/>
             <w:vAlign w:val="center"/>
           </w:tcPr>
           <w:p>
@@ -15569,7 +15984,7 @@
         </w:tc>
         <w:tc>
           <w:tcPr>
-            <w:tcW w:w="609" w:type="pct"/>
+            <w:tcW w:w="594" w:type="pct"/>
             <w:vAlign w:val="center"/>
           </w:tcPr>
           <w:p>
@@ -15583,7 +15998,7 @@
         </w:tc>
         <w:tc>
           <w:tcPr>
-            <w:tcW w:w="609" w:type="pct"/>
+            <w:tcW w:w="594" w:type="pct"/>
             <w:vAlign w:val="center"/>
           </w:tcPr>
           <w:p>
@@ -15598,11 +16013,12 @@
       </w:tr>
       <w:tr>
         <w:trPr>
+          <w:cantSplit/>
           <w:jc w:val="center"/>
         </w:trPr>
         <w:tc>
           <w:tcPr>
-            <w:tcW w:w="580" w:type="pct"/>
+            <w:tcW w:w="558" w:type="pct"/>
             <w:vAlign w:val="center"/>
           </w:tcPr>
           <w:p>
@@ -15616,7 +16032,7 @@
         </w:tc>
         <w:tc>
           <w:tcPr>
-            <w:tcW w:w="329" w:type="pct"/>
+            <w:tcW w:w="378" w:type="pct"/>
             <w:vAlign w:val="center"/>
           </w:tcPr>
           <w:p>
@@ -15630,7 +16046,7 @@
         </w:tc>
         <w:tc>
           <w:tcPr>
-            <w:tcW w:w="376" w:type="pct"/>
+            <w:tcW w:w="478" w:type="pct"/>
             <w:vAlign w:val="center"/>
           </w:tcPr>
           <w:p>
@@ -15644,7 +16060,7 @@
         </w:tc>
         <w:tc>
           <w:tcPr>
-            <w:tcW w:w="427" w:type="pct"/>
+            <w:tcW w:w="359" w:type="pct"/>
             <w:vAlign w:val="center"/>
           </w:tcPr>
           <w:p>
@@ -15658,7 +16074,7 @@
         </w:tc>
         <w:tc>
           <w:tcPr>
-            <w:tcW w:w="243" w:type="pct"/>
+            <w:tcW w:w="259" w:type="pct"/>
             <w:vAlign w:val="center"/>
           </w:tcPr>
           <w:p>
@@ -15672,7 +16088,7 @@
         </w:tc>
         <w:tc>
           <w:tcPr>
-            <w:tcW w:w="609" w:type="pct"/>
+            <w:tcW w:w="594" w:type="pct"/>
             <w:vAlign w:val="center"/>
           </w:tcPr>
           <w:p>
@@ -15686,7 +16102,7 @@
         </w:tc>
         <w:tc>
           <w:tcPr>
-            <w:tcW w:w="609" w:type="pct"/>
+            <w:tcW w:w="594" w:type="pct"/>
             <w:vAlign w:val="center"/>
           </w:tcPr>
           <w:p>
@@ -15700,7 +16116,7 @@
         </w:tc>
         <w:tc>
           <w:tcPr>
-            <w:tcW w:w="609" w:type="pct"/>
+            <w:tcW w:w="594" w:type="pct"/>
             <w:vAlign w:val="center"/>
           </w:tcPr>
           <w:p>
@@ -15714,7 +16130,7 @@
         </w:tc>
         <w:tc>
           <w:tcPr>
-            <w:tcW w:w="609" w:type="pct"/>
+            <w:tcW w:w="594" w:type="pct"/>
             <w:vAlign w:val="center"/>
           </w:tcPr>
           <w:p>
@@ -15728,7 +16144,7 @@
         </w:tc>
         <w:tc>
           <w:tcPr>
-            <w:tcW w:w="609" w:type="pct"/>
+            <w:tcW w:w="594" w:type="pct"/>
             <w:vAlign w:val="center"/>
           </w:tcPr>
           <w:p>
@@ -15743,11 +16159,12 @@
       </w:tr>
       <w:tr>
         <w:trPr>
+          <w:cantSplit/>
           <w:jc w:val="center"/>
         </w:trPr>
         <w:tc>
           <w:tcPr>
-            <w:tcW w:w="580" w:type="pct"/>
+            <w:tcW w:w="558" w:type="pct"/>
             <w:vAlign w:val="center"/>
           </w:tcPr>
           <w:p>
@@ -15761,7 +16178,7 @@
         </w:tc>
         <w:tc>
           <w:tcPr>
-            <w:tcW w:w="329" w:type="pct"/>
+            <w:tcW w:w="378" w:type="pct"/>
             <w:vAlign w:val="center"/>
           </w:tcPr>
           <w:p>
@@ -15775,7 +16192,7 @@
         </w:tc>
         <w:tc>
           <w:tcPr>
-            <w:tcW w:w="376" w:type="pct"/>
+            <w:tcW w:w="478" w:type="pct"/>
             <w:vAlign w:val="center"/>
           </w:tcPr>
           <w:p>
@@ -15789,7 +16206,7 @@
         </w:tc>
         <w:tc>
           <w:tcPr>
-            <w:tcW w:w="427" w:type="pct"/>
+            <w:tcW w:w="359" w:type="pct"/>
             <w:vAlign w:val="center"/>
           </w:tcPr>
           <w:p>
@@ -15803,7 +16220,7 @@
         </w:tc>
         <w:tc>
           <w:tcPr>
-            <w:tcW w:w="243" w:type="pct"/>
+            <w:tcW w:w="259" w:type="pct"/>
             <w:vAlign w:val="center"/>
           </w:tcPr>
           <w:p>
@@ -15817,7 +16234,7 @@
         </w:tc>
         <w:tc>
           <w:tcPr>
-            <w:tcW w:w="609" w:type="pct"/>
+            <w:tcW w:w="594" w:type="pct"/>
             <w:vAlign w:val="center"/>
           </w:tcPr>
           <w:p>
@@ -15831,7 +16248,7 @@
         </w:tc>
         <w:tc>
           <w:tcPr>
-            <w:tcW w:w="609" w:type="pct"/>
+            <w:tcW w:w="594" w:type="pct"/>
             <w:vAlign w:val="center"/>
           </w:tcPr>
           <w:p>
@@ -15845,7 +16262,7 @@
         </w:tc>
         <w:tc>
           <w:tcPr>
-            <w:tcW w:w="609" w:type="pct"/>
+            <w:tcW w:w="594" w:type="pct"/>
             <w:vAlign w:val="center"/>
           </w:tcPr>
           <w:p>
@@ -15859,7 +16276,7 @@
         </w:tc>
         <w:tc>
           <w:tcPr>
-            <w:tcW w:w="609" w:type="pct"/>
+            <w:tcW w:w="594" w:type="pct"/>
             <w:vAlign w:val="center"/>
           </w:tcPr>
           <w:p>
@@ -15873,7 +16290,7 @@
         </w:tc>
         <w:tc>
           <w:tcPr>
-            <w:tcW w:w="609" w:type="pct"/>
+            <w:tcW w:w="594" w:type="pct"/>
             <w:vAlign w:val="center"/>
           </w:tcPr>
           <w:p>
@@ -15882,17 +16299,278 @@
             </w:pPr>
             <w:r>
               <w:t>0.0251±0.0045</w:t>
+            </w:r>
+          </w:p>
+        </w:tc>
+      </w:tr>
+    </w:tbl>
+    <w:p>
+      <w:pPr>
+        <w:pStyle w:val="figurecaption0"/>
+        <w:spacing w:before="120" w:after="60"/>
+      </w:pPr>
+      <w:r>
+        <w:t>Table A4b. Four-unique-partition event-level calibration on XES3G5M by train-only frequency stratum (same aggregation, bins, and flags as Table A4a). N is the mean test-event count. All XES strata here are Reliable (R). T-KT is the local Transformer reference, not published SimpleKT. Brier = UNC − RES + REL. IRT RES=0 on these learner-based strata. Column headers repeat if the table continues onto the next page.</w:t>
+      </w:r>
+    </w:p>
+    <w:tbl>
+      <w:tblPr>
+        <w:tblW w:w="10040" w:type="dxa"/>
+        <w:jc w:val="center"/>
+        <w:tblBorders>
+          <w:top w:val="single" w:sz="8" w:space="0" w:color="auto"/>
+          <w:left w:val="single" w:sz="8" w:space="0" w:color="auto"/>
+          <w:bottom w:val="single" w:sz="8" w:space="0" w:color="auto"/>
+          <w:right w:val="single" w:sz="8" w:space="0" w:color="auto"/>
+          <w:insideH w:val="single" w:sz="8" w:space="0" w:color="auto"/>
+          <w:insideV w:val="single" w:sz="8" w:space="0" w:color="auto"/>
+        </w:tblBorders>
+        <w:tblLayout w:type="fixed"/>
+        <w:tblCellMar>
+          <w:top w:w="30" w:type="dxa"/>
+          <w:left w:w="80" w:type="dxa"/>
+          <w:bottom w:w="30" w:type="dxa"/>
+          <w:right w:w="80" w:type="dxa"/>
+        </w:tblCellMar>
+        <w:tblLook w:val="0000" w:firstRow="0" w:lastRow="0" w:firstColumn="0" w:lastColumn="0" w:noHBand="0" w:noVBand="0"/>
+      </w:tblPr>
+      <w:tblGrid>
+        <w:gridCol w:w="1119"/>
+        <w:gridCol w:w="759"/>
+        <w:gridCol w:w="960"/>
+        <w:gridCol w:w="721"/>
+        <w:gridCol w:w="520"/>
+        <w:gridCol w:w="1193"/>
+        <w:gridCol w:w="1193"/>
+        <w:gridCol w:w="1193"/>
+        <w:gridCol w:w="1193"/>
+        <w:gridCol w:w="1189"/>
+      </w:tblGrid>
+      <w:tr>
+        <w:trPr>
+          <w:cantSplit/>
+          <w:tblHeader/>
+          <w:jc w:val="center"/>
+        </w:trPr>
+        <w:tc>
+          <w:tcPr>
+            <w:tcW w:w="558" w:type="pct"/>
+            <w:vAlign w:val="center"/>
+          </w:tcPr>
+          <w:p>
+            <w:pPr>
+              <w:pStyle w:val="figurecaption0"/>
+              <w:keepLines/>
+              <w:rPr>
+                <w:b/>
+              </w:rPr>
+            </w:pPr>
+            <w:r>
+              <w:rPr>
+                <w:b/>
+              </w:rPr>
+              <w:t>Dataset</w:t>
+            </w:r>
+          </w:p>
+        </w:tc>
+        <w:tc>
+          <w:tcPr>
+            <w:tcW w:w="378" w:type="pct"/>
+            <w:vAlign w:val="center"/>
+          </w:tcPr>
+          <w:p>
+            <w:pPr>
+              <w:pStyle w:val="figurecaption0"/>
+              <w:keepLines/>
+              <w:rPr>
+                <w:b/>
+              </w:rPr>
+            </w:pPr>
+            <w:r>
+              <w:rPr>
+                <w:b/>
+              </w:rPr>
+              <w:t>Model</w:t>
+            </w:r>
+          </w:p>
+        </w:tc>
+        <w:tc>
+          <w:tcPr>
+            <w:tcW w:w="478" w:type="pct"/>
+            <w:vAlign w:val="center"/>
+          </w:tcPr>
+          <w:p>
+            <w:pPr>
+              <w:pStyle w:val="figurecaption0"/>
+              <w:keepLines/>
+              <w:rPr>
+                <w:b/>
+              </w:rPr>
+            </w:pPr>
+            <w:r>
+              <w:rPr>
+                <w:b/>
+              </w:rPr>
+              <w:t>Stratum</w:t>
+            </w:r>
+          </w:p>
+        </w:tc>
+        <w:tc>
+          <w:tcPr>
+            <w:tcW w:w="359" w:type="pct"/>
+            <w:vAlign w:val="center"/>
+          </w:tcPr>
+          <w:p>
+            <w:pPr>
+              <w:pStyle w:val="figurecaption0"/>
+              <w:keepLines/>
+              <w:rPr>
+                <w:b/>
+              </w:rPr>
+            </w:pPr>
+            <w:r>
+              <w:rPr>
+                <w:b/>
+              </w:rPr>
+              <w:t>N</w:t>
+            </w:r>
+          </w:p>
+        </w:tc>
+        <w:tc>
+          <w:tcPr>
+            <w:tcW w:w="259" w:type="pct"/>
+            <w:vAlign w:val="center"/>
+          </w:tcPr>
+          <w:p>
+            <w:pPr>
+              <w:pStyle w:val="figurecaption0"/>
+              <w:keepLines/>
+              <w:rPr>
+                <w:b/>
+              </w:rPr>
+            </w:pPr>
+            <w:r>
+              <w:rPr>
+                <w:b/>
+              </w:rPr>
+              <w:t>Flag</w:t>
+            </w:r>
+          </w:p>
+        </w:tc>
+        <w:tc>
+          <w:tcPr>
+            <w:tcW w:w="594" w:type="pct"/>
+            <w:vAlign w:val="center"/>
+          </w:tcPr>
+          <w:p>
+            <w:pPr>
+              <w:pStyle w:val="figurecaption0"/>
+              <w:keepLines/>
+              <w:rPr>
+                <w:b/>
+              </w:rPr>
+            </w:pPr>
+            <w:r>
+              <w:rPr>
+                <w:b/>
+              </w:rPr>
+              <w:t>ECE</w:t>
+            </w:r>
+          </w:p>
+        </w:tc>
+        <w:tc>
+          <w:tcPr>
+            <w:tcW w:w="594" w:type="pct"/>
+            <w:vAlign w:val="center"/>
+          </w:tcPr>
+          <w:p>
+            <w:pPr>
+              <w:pStyle w:val="figurecaption0"/>
+              <w:keepLines/>
+              <w:rPr>
+                <w:b/>
+              </w:rPr>
+            </w:pPr>
+            <w:r>
+              <w:rPr>
+                <w:b/>
+              </w:rPr>
+              <w:t>Brier</w:t>
+            </w:r>
+          </w:p>
+        </w:tc>
+        <w:tc>
+          <w:tcPr>
+            <w:tcW w:w="594" w:type="pct"/>
+            <w:vAlign w:val="center"/>
+          </w:tcPr>
+          <w:p>
+            <w:pPr>
+              <w:pStyle w:val="figurecaption0"/>
+              <w:keepLines/>
+              <w:rPr>
+                <w:b/>
+              </w:rPr>
+            </w:pPr>
+            <w:r>
+              <w:rPr>
+                <w:b/>
+              </w:rPr>
+              <w:t>UNC</w:t>
+            </w:r>
+          </w:p>
+        </w:tc>
+        <w:tc>
+          <w:tcPr>
+            <w:tcW w:w="594" w:type="pct"/>
+            <w:vAlign w:val="center"/>
+          </w:tcPr>
+          <w:p>
+            <w:pPr>
+              <w:pStyle w:val="figurecaption0"/>
+              <w:keepLines/>
+              <w:rPr>
+                <w:b/>
+              </w:rPr>
+            </w:pPr>
+            <w:r>
+              <w:rPr>
+                <w:b/>
+              </w:rPr>
+              <w:t>REL</w:t>
+            </w:r>
+          </w:p>
+        </w:tc>
+        <w:tc>
+          <w:tcPr>
+            <w:tcW w:w="594" w:type="pct"/>
+            <w:vAlign w:val="center"/>
+          </w:tcPr>
+          <w:p>
+            <w:pPr>
+              <w:pStyle w:val="figurecaption0"/>
+              <w:keepLines/>
+              <w:rPr>
+                <w:b/>
+              </w:rPr>
+            </w:pPr>
+            <w:r>
+              <w:rPr>
+                <w:b/>
+              </w:rPr>
+              <w:t>RES</w:t>
             </w:r>
           </w:p>
         </w:tc>
       </w:tr>
       <w:tr>
         <w:trPr>
+          <w:cantSplit/>
           <w:jc w:val="center"/>
         </w:trPr>
         <w:tc>
           <w:tcPr>
-            <w:tcW w:w="580" w:type="pct"/>
+            <w:tcW w:w="558" w:type="pct"/>
             <w:vAlign w:val="center"/>
           </w:tcPr>
           <w:p>
@@ -15906,7 +16584,7 @@
         </w:tc>
         <w:tc>
           <w:tcPr>
-            <w:tcW w:w="329" w:type="pct"/>
+            <w:tcW w:w="378" w:type="pct"/>
             <w:vAlign w:val="center"/>
           </w:tcPr>
           <w:p>
@@ -15920,7 +16598,7 @@
         </w:tc>
         <w:tc>
           <w:tcPr>
-            <w:tcW w:w="376" w:type="pct"/>
+            <w:tcW w:w="478" w:type="pct"/>
             <w:vAlign w:val="center"/>
           </w:tcPr>
           <w:p>
@@ -15934,7 +16612,7 @@
         </w:tc>
         <w:tc>
           <w:tcPr>
-            <w:tcW w:w="427" w:type="pct"/>
+            <w:tcW w:w="359" w:type="pct"/>
             <w:vAlign w:val="center"/>
           </w:tcPr>
           <w:p>
@@ -15948,7 +16626,7 @@
         </w:tc>
         <w:tc>
           <w:tcPr>
-            <w:tcW w:w="243" w:type="pct"/>
+            <w:tcW w:w="259" w:type="pct"/>
             <w:vAlign w:val="center"/>
           </w:tcPr>
           <w:p>
@@ -15962,7 +16640,7 @@
         </w:tc>
         <w:tc>
           <w:tcPr>
-            <w:tcW w:w="609" w:type="pct"/>
+            <w:tcW w:w="594" w:type="pct"/>
             <w:vAlign w:val="center"/>
           </w:tcPr>
           <w:p>
@@ -15976,7 +16654,7 @@
         </w:tc>
         <w:tc>
           <w:tcPr>
-            <w:tcW w:w="609" w:type="pct"/>
+            <w:tcW w:w="594" w:type="pct"/>
             <w:vAlign w:val="center"/>
           </w:tcPr>
           <w:p>
@@ -15990,7 +16668,7 @@
         </w:tc>
         <w:tc>
           <w:tcPr>
-            <w:tcW w:w="609" w:type="pct"/>
+            <w:tcW w:w="594" w:type="pct"/>
             <w:vAlign w:val="center"/>
           </w:tcPr>
           <w:p>
@@ -16004,7 +16682,7 @@
         </w:tc>
         <w:tc>
           <w:tcPr>
-            <w:tcW w:w="609" w:type="pct"/>
+            <w:tcW w:w="594" w:type="pct"/>
             <w:vAlign w:val="center"/>
           </w:tcPr>
           <w:p>
@@ -16018,7 +16696,7 @@
         </w:tc>
         <w:tc>
           <w:tcPr>
-            <w:tcW w:w="609" w:type="pct"/>
+            <w:tcW w:w="594" w:type="pct"/>
             <w:vAlign w:val="center"/>
           </w:tcPr>
           <w:p>
@@ -16033,11 +16711,12 @@
       </w:tr>
       <w:tr>
         <w:trPr>
+          <w:cantSplit/>
           <w:jc w:val="center"/>
         </w:trPr>
         <w:tc>
           <w:tcPr>
-            <w:tcW w:w="580" w:type="pct"/>
+            <w:tcW w:w="558" w:type="pct"/>
             <w:vAlign w:val="center"/>
           </w:tcPr>
           <w:p>
@@ -16051,7 +16730,7 @@
         </w:tc>
         <w:tc>
           <w:tcPr>
-            <w:tcW w:w="329" w:type="pct"/>
+            <w:tcW w:w="378" w:type="pct"/>
             <w:vAlign w:val="center"/>
           </w:tcPr>
           <w:p>
@@ -16065,7 +16744,7 @@
         </w:tc>
         <w:tc>
           <w:tcPr>
-            <w:tcW w:w="376" w:type="pct"/>
+            <w:tcW w:w="478" w:type="pct"/>
             <w:vAlign w:val="center"/>
           </w:tcPr>
           <w:p>
@@ -16079,7 +16758,7 @@
         </w:tc>
         <w:tc>
           <w:tcPr>
-            <w:tcW w:w="427" w:type="pct"/>
+            <w:tcW w:w="359" w:type="pct"/>
             <w:vAlign w:val="center"/>
           </w:tcPr>
           <w:p>
@@ -16093,7 +16772,7 @@
         </w:tc>
         <w:tc>
           <w:tcPr>
-            <w:tcW w:w="243" w:type="pct"/>
+            <w:tcW w:w="259" w:type="pct"/>
             <w:vAlign w:val="center"/>
           </w:tcPr>
           <w:p>
@@ -16107,7 +16786,7 @@
         </w:tc>
         <w:tc>
           <w:tcPr>
-            <w:tcW w:w="609" w:type="pct"/>
+            <w:tcW w:w="594" w:type="pct"/>
             <w:vAlign w:val="center"/>
           </w:tcPr>
           <w:p>
@@ -16121,7 +16800,7 @@
         </w:tc>
         <w:tc>
           <w:tcPr>
-            <w:tcW w:w="609" w:type="pct"/>
+            <w:tcW w:w="594" w:type="pct"/>
             <w:vAlign w:val="center"/>
           </w:tcPr>
           <w:p>
@@ -16135,7 +16814,7 @@
         </w:tc>
         <w:tc>
           <w:tcPr>
-            <w:tcW w:w="609" w:type="pct"/>
+            <w:tcW w:w="594" w:type="pct"/>
             <w:vAlign w:val="center"/>
           </w:tcPr>
           <w:p>
@@ -16149,7 +16828,7 @@
         </w:tc>
         <w:tc>
           <w:tcPr>
-            <w:tcW w:w="609" w:type="pct"/>
+            <w:tcW w:w="594" w:type="pct"/>
             <w:vAlign w:val="center"/>
           </w:tcPr>
           <w:p>
@@ -16163,7 +16842,7 @@
         </w:tc>
         <w:tc>
           <w:tcPr>
-            <w:tcW w:w="609" w:type="pct"/>
+            <w:tcW w:w="594" w:type="pct"/>
             <w:vAlign w:val="center"/>
           </w:tcPr>
           <w:p>
@@ -16178,11 +16857,12 @@
       </w:tr>
       <w:tr>
         <w:trPr>
+          <w:cantSplit/>
           <w:jc w:val="center"/>
         </w:trPr>
         <w:tc>
           <w:tcPr>
-            <w:tcW w:w="580" w:type="pct"/>
+            <w:tcW w:w="558" w:type="pct"/>
             <w:vAlign w:val="center"/>
           </w:tcPr>
           <w:p>
@@ -16196,7 +16876,7 @@
         </w:tc>
         <w:tc>
           <w:tcPr>
-            <w:tcW w:w="329" w:type="pct"/>
+            <w:tcW w:w="378" w:type="pct"/>
             <w:vAlign w:val="center"/>
           </w:tcPr>
           <w:p>
@@ -16210,7 +16890,7 @@
         </w:tc>
         <w:tc>
           <w:tcPr>
-            <w:tcW w:w="376" w:type="pct"/>
+            <w:tcW w:w="478" w:type="pct"/>
             <w:vAlign w:val="center"/>
           </w:tcPr>
           <w:p>
@@ -16224,7 +16904,7 @@
         </w:tc>
         <w:tc>
           <w:tcPr>
-            <w:tcW w:w="427" w:type="pct"/>
+            <w:tcW w:w="359" w:type="pct"/>
             <w:vAlign w:val="center"/>
           </w:tcPr>
           <w:p>
@@ -16238,7 +16918,7 @@
         </w:tc>
         <w:tc>
           <w:tcPr>
-            <w:tcW w:w="243" w:type="pct"/>
+            <w:tcW w:w="259" w:type="pct"/>
             <w:vAlign w:val="center"/>
           </w:tcPr>
           <w:p>
@@ -16252,7 +16932,7 @@
         </w:tc>
         <w:tc>
           <w:tcPr>
-            <w:tcW w:w="609" w:type="pct"/>
+            <w:tcW w:w="594" w:type="pct"/>
             <w:vAlign w:val="center"/>
           </w:tcPr>
           <w:p>
@@ -16266,7 +16946,7 @@
         </w:tc>
         <w:tc>
           <w:tcPr>
-            <w:tcW w:w="609" w:type="pct"/>
+            <w:tcW w:w="594" w:type="pct"/>
             <w:vAlign w:val="center"/>
           </w:tcPr>
           <w:p>
@@ -16280,7 +16960,7 @@
         </w:tc>
         <w:tc>
           <w:tcPr>
-            <w:tcW w:w="609" w:type="pct"/>
+            <w:tcW w:w="594" w:type="pct"/>
             <w:vAlign w:val="center"/>
           </w:tcPr>
           <w:p>
@@ -16294,7 +16974,7 @@
         </w:tc>
         <w:tc>
           <w:tcPr>
-            <w:tcW w:w="609" w:type="pct"/>
+            <w:tcW w:w="594" w:type="pct"/>
             <w:vAlign w:val="center"/>
           </w:tcPr>
           <w:p>
@@ -16308,7 +16988,7 @@
         </w:tc>
         <w:tc>
           <w:tcPr>
-            <w:tcW w:w="609" w:type="pct"/>
+            <w:tcW w:w="594" w:type="pct"/>
             <w:vAlign w:val="center"/>
           </w:tcPr>
           <w:p>
@@ -16323,11 +17003,12 @@
       </w:tr>
       <w:tr>
         <w:trPr>
+          <w:cantSplit/>
           <w:jc w:val="center"/>
         </w:trPr>
         <w:tc>
           <w:tcPr>
-            <w:tcW w:w="580" w:type="pct"/>
+            <w:tcW w:w="558" w:type="pct"/>
             <w:vAlign w:val="center"/>
           </w:tcPr>
           <w:p>
@@ -16341,7 +17022,7 @@
         </w:tc>
         <w:tc>
           <w:tcPr>
-            <w:tcW w:w="329" w:type="pct"/>
+            <w:tcW w:w="378" w:type="pct"/>
             <w:vAlign w:val="center"/>
           </w:tcPr>
           <w:p>
@@ -16355,7 +17036,7 @@
         </w:tc>
         <w:tc>
           <w:tcPr>
-            <w:tcW w:w="376" w:type="pct"/>
+            <w:tcW w:w="478" w:type="pct"/>
             <w:vAlign w:val="center"/>
           </w:tcPr>
           <w:p>
@@ -16369,7 +17050,7 @@
         </w:tc>
         <w:tc>
           <w:tcPr>
-            <w:tcW w:w="427" w:type="pct"/>
+            <w:tcW w:w="359" w:type="pct"/>
             <w:vAlign w:val="center"/>
           </w:tcPr>
           <w:p>
@@ -16383,7 +17064,7 @@
         </w:tc>
         <w:tc>
           <w:tcPr>
-            <w:tcW w:w="243" w:type="pct"/>
+            <w:tcW w:w="259" w:type="pct"/>
             <w:vAlign w:val="center"/>
           </w:tcPr>
           <w:p>
@@ -16397,7 +17078,7 @@
         </w:tc>
         <w:tc>
           <w:tcPr>
-            <w:tcW w:w="609" w:type="pct"/>
+            <w:tcW w:w="594" w:type="pct"/>
             <w:vAlign w:val="center"/>
           </w:tcPr>
           <w:p>
@@ -16411,7 +17092,7 @@
         </w:tc>
         <w:tc>
           <w:tcPr>
-            <w:tcW w:w="609" w:type="pct"/>
+            <w:tcW w:w="594" w:type="pct"/>
             <w:vAlign w:val="center"/>
           </w:tcPr>
           <w:p>
@@ -16425,7 +17106,7 @@
         </w:tc>
         <w:tc>
           <w:tcPr>
-            <w:tcW w:w="609" w:type="pct"/>
+            <w:tcW w:w="594" w:type="pct"/>
             <w:vAlign w:val="center"/>
           </w:tcPr>
           <w:p>
@@ -16439,7 +17120,7 @@
         </w:tc>
         <w:tc>
           <w:tcPr>
-            <w:tcW w:w="609" w:type="pct"/>
+            <w:tcW w:w="594" w:type="pct"/>
             <w:vAlign w:val="center"/>
           </w:tcPr>
           <w:p>
@@ -16453,7 +17134,7 @@
         </w:tc>
         <w:tc>
           <w:tcPr>
-            <w:tcW w:w="609" w:type="pct"/>
+            <w:tcW w:w="594" w:type="pct"/>
             <w:vAlign w:val="center"/>
           </w:tcPr>
           <w:p>
@@ -16468,11 +17149,12 @@
       </w:tr>
       <w:tr>
         <w:trPr>
+          <w:cantSplit/>
           <w:jc w:val="center"/>
         </w:trPr>
         <w:tc>
           <w:tcPr>
-            <w:tcW w:w="580" w:type="pct"/>
+            <w:tcW w:w="558" w:type="pct"/>
             <w:vAlign w:val="center"/>
           </w:tcPr>
           <w:p>
@@ -16486,7 +17168,7 @@
         </w:tc>
         <w:tc>
           <w:tcPr>
-            <w:tcW w:w="329" w:type="pct"/>
+            <w:tcW w:w="378" w:type="pct"/>
             <w:vAlign w:val="center"/>
           </w:tcPr>
           <w:p>
@@ -16500,7 +17182,7 @@
         </w:tc>
         <w:tc>
           <w:tcPr>
-            <w:tcW w:w="376" w:type="pct"/>
+            <w:tcW w:w="478" w:type="pct"/>
             <w:vAlign w:val="center"/>
           </w:tcPr>
           <w:p>
@@ -16514,7 +17196,7 @@
         </w:tc>
         <w:tc>
           <w:tcPr>
-            <w:tcW w:w="427" w:type="pct"/>
+            <w:tcW w:w="359" w:type="pct"/>
             <w:vAlign w:val="center"/>
           </w:tcPr>
           <w:p>
@@ -16528,7 +17210,7 @@
         </w:tc>
         <w:tc>
           <w:tcPr>
-            <w:tcW w:w="243" w:type="pct"/>
+            <w:tcW w:w="259" w:type="pct"/>
             <w:vAlign w:val="center"/>
           </w:tcPr>
           <w:p>
@@ -16542,7 +17224,7 @@
         </w:tc>
         <w:tc>
           <w:tcPr>
-            <w:tcW w:w="609" w:type="pct"/>
+            <w:tcW w:w="594" w:type="pct"/>
             <w:vAlign w:val="center"/>
           </w:tcPr>
           <w:p>
@@ -16556,7 +17238,7 @@
         </w:tc>
         <w:tc>
           <w:tcPr>
-            <w:tcW w:w="609" w:type="pct"/>
+            <w:tcW w:w="594" w:type="pct"/>
             <w:vAlign w:val="center"/>
           </w:tcPr>
           <w:p>
@@ -16570,7 +17252,7 @@
         </w:tc>
         <w:tc>
           <w:tcPr>
-            <w:tcW w:w="609" w:type="pct"/>
+            <w:tcW w:w="594" w:type="pct"/>
             <w:vAlign w:val="center"/>
           </w:tcPr>
           <w:p>
@@ -16584,7 +17266,7 @@
         </w:tc>
         <w:tc>
           <w:tcPr>
-            <w:tcW w:w="609" w:type="pct"/>
+            <w:tcW w:w="594" w:type="pct"/>
             <w:vAlign w:val="center"/>
           </w:tcPr>
           <w:p>
@@ -16598,7 +17280,7 @@
         </w:tc>
         <w:tc>
           <w:tcPr>
-            <w:tcW w:w="609" w:type="pct"/>
+            <w:tcW w:w="594" w:type="pct"/>
             <w:vAlign w:val="center"/>
           </w:tcPr>
           <w:p>
@@ -16613,11 +17295,12 @@
       </w:tr>
       <w:tr>
         <w:trPr>
+          <w:cantSplit/>
           <w:jc w:val="center"/>
         </w:trPr>
         <w:tc>
           <w:tcPr>
-            <w:tcW w:w="580" w:type="pct"/>
+            <w:tcW w:w="558" w:type="pct"/>
             <w:vAlign w:val="center"/>
           </w:tcPr>
           <w:p>
@@ -16631,7 +17314,7 @@
         </w:tc>
         <w:tc>
           <w:tcPr>
-            <w:tcW w:w="329" w:type="pct"/>
+            <w:tcW w:w="378" w:type="pct"/>
             <w:vAlign w:val="center"/>
           </w:tcPr>
           <w:p>
@@ -16645,7 +17328,7 @@
         </w:tc>
         <w:tc>
           <w:tcPr>
-            <w:tcW w:w="376" w:type="pct"/>
+            <w:tcW w:w="478" w:type="pct"/>
             <w:vAlign w:val="center"/>
           </w:tcPr>
           <w:p>
@@ -16659,7 +17342,7 @@
         </w:tc>
         <w:tc>
           <w:tcPr>
-            <w:tcW w:w="427" w:type="pct"/>
+            <w:tcW w:w="359" w:type="pct"/>
             <w:vAlign w:val="center"/>
           </w:tcPr>
           <w:p>
@@ -16673,7 +17356,7 @@
         </w:tc>
         <w:tc>
           <w:tcPr>
-            <w:tcW w:w="243" w:type="pct"/>
+            <w:tcW w:w="259" w:type="pct"/>
             <w:vAlign w:val="center"/>
           </w:tcPr>
           <w:p>
@@ -16687,7 +17370,7 @@
         </w:tc>
         <w:tc>
           <w:tcPr>
-            <w:tcW w:w="609" w:type="pct"/>
+            <w:tcW w:w="594" w:type="pct"/>
             <w:vAlign w:val="center"/>
           </w:tcPr>
           <w:p>
@@ -16701,7 +17384,7 @@
         </w:tc>
         <w:tc>
           <w:tcPr>
-            <w:tcW w:w="609" w:type="pct"/>
+            <w:tcW w:w="594" w:type="pct"/>
             <w:vAlign w:val="center"/>
           </w:tcPr>
           <w:p>
@@ -16715,7 +17398,7 @@
         </w:tc>
         <w:tc>
           <w:tcPr>
-            <w:tcW w:w="609" w:type="pct"/>
+            <w:tcW w:w="594" w:type="pct"/>
             <w:vAlign w:val="center"/>
           </w:tcPr>
           <w:p>
@@ -16729,7 +17412,7 @@
         </w:tc>
         <w:tc>
           <w:tcPr>
-            <w:tcW w:w="609" w:type="pct"/>
+            <w:tcW w:w="594" w:type="pct"/>
             <w:vAlign w:val="center"/>
           </w:tcPr>
           <w:p>
@@ -16743,7 +17426,7 @@
         </w:tc>
         <w:tc>
           <w:tcPr>
-            <w:tcW w:w="609" w:type="pct"/>
+            <w:tcW w:w="594" w:type="pct"/>
             <w:vAlign w:val="center"/>
           </w:tcPr>
           <w:p>
@@ -16758,11 +17441,12 @@
       </w:tr>
       <w:tr>
         <w:trPr>
+          <w:cantSplit/>
           <w:jc w:val="center"/>
         </w:trPr>
         <w:tc>
           <w:tcPr>
-            <w:tcW w:w="580" w:type="pct"/>
+            <w:tcW w:w="558" w:type="pct"/>
             <w:vAlign w:val="center"/>
           </w:tcPr>
           <w:p>
@@ -16776,7 +17460,7 @@
         </w:tc>
         <w:tc>
           <w:tcPr>
-            <w:tcW w:w="329" w:type="pct"/>
+            <w:tcW w:w="378" w:type="pct"/>
             <w:vAlign w:val="center"/>
           </w:tcPr>
           <w:p>
@@ -16790,7 +17474,7 @@
         </w:tc>
         <w:tc>
           <w:tcPr>
-            <w:tcW w:w="376" w:type="pct"/>
+            <w:tcW w:w="478" w:type="pct"/>
             <w:vAlign w:val="center"/>
           </w:tcPr>
           <w:p>
@@ -16804,7 +17488,7 @@
         </w:tc>
         <w:tc>
           <w:tcPr>
-            <w:tcW w:w="427" w:type="pct"/>
+            <w:tcW w:w="359" w:type="pct"/>
             <w:vAlign w:val="center"/>
           </w:tcPr>
           <w:p>
@@ -16818,7 +17502,7 @@
         </w:tc>
         <w:tc>
           <w:tcPr>
-            <w:tcW w:w="243" w:type="pct"/>
+            <w:tcW w:w="259" w:type="pct"/>
             <w:vAlign w:val="center"/>
           </w:tcPr>
           <w:p>
@@ -16832,7 +17516,7 @@
         </w:tc>
         <w:tc>
           <w:tcPr>
-            <w:tcW w:w="609" w:type="pct"/>
+            <w:tcW w:w="594" w:type="pct"/>
             <w:vAlign w:val="center"/>
           </w:tcPr>
           <w:p>
@@ -16846,7 +17530,7 @@
         </w:tc>
         <w:tc>
           <w:tcPr>
-            <w:tcW w:w="609" w:type="pct"/>
+            <w:tcW w:w="594" w:type="pct"/>
             <w:vAlign w:val="center"/>
           </w:tcPr>
           <w:p>
@@ -16860,7 +17544,7 @@
         </w:tc>
         <w:tc>
           <w:tcPr>
-            <w:tcW w:w="609" w:type="pct"/>
+            <w:tcW w:w="594" w:type="pct"/>
             <w:vAlign w:val="center"/>
           </w:tcPr>
           <w:p>
@@ -16874,7 +17558,7 @@
         </w:tc>
         <w:tc>
           <w:tcPr>
-            <w:tcW w:w="609" w:type="pct"/>
+            <w:tcW w:w="594" w:type="pct"/>
             <w:vAlign w:val="center"/>
           </w:tcPr>
           <w:p>
@@ -16888,7 +17572,7 @@
         </w:tc>
         <w:tc>
           <w:tcPr>
-            <w:tcW w:w="609" w:type="pct"/>
+            <w:tcW w:w="594" w:type="pct"/>
             <w:vAlign w:val="center"/>
           </w:tcPr>
           <w:p>
@@ -16903,11 +17587,12 @@
       </w:tr>
       <w:tr>
         <w:trPr>
+          <w:cantSplit/>
           <w:jc w:val="center"/>
         </w:trPr>
         <w:tc>
           <w:tcPr>
-            <w:tcW w:w="580" w:type="pct"/>
+            <w:tcW w:w="558" w:type="pct"/>
             <w:vAlign w:val="center"/>
           </w:tcPr>
           <w:p>
@@ -16921,7 +17606,7 @@
         </w:tc>
         <w:tc>
           <w:tcPr>
-            <w:tcW w:w="329" w:type="pct"/>
+            <w:tcW w:w="378" w:type="pct"/>
             <w:vAlign w:val="center"/>
           </w:tcPr>
           <w:p>
@@ -16935,7 +17620,7 @@
         </w:tc>
         <w:tc>
           <w:tcPr>
-            <w:tcW w:w="376" w:type="pct"/>
+            <w:tcW w:w="478" w:type="pct"/>
             <w:vAlign w:val="center"/>
           </w:tcPr>
           <w:p>
@@ -16949,7 +17634,7 @@
         </w:tc>
         <w:tc>
           <w:tcPr>
-            <w:tcW w:w="427" w:type="pct"/>
+            <w:tcW w:w="359" w:type="pct"/>
             <w:vAlign w:val="center"/>
           </w:tcPr>
           <w:p>
@@ -16963,7 +17648,7 @@
         </w:tc>
         <w:tc>
           <w:tcPr>
-            <w:tcW w:w="243" w:type="pct"/>
+            <w:tcW w:w="259" w:type="pct"/>
             <w:vAlign w:val="center"/>
           </w:tcPr>
           <w:p>
@@ -16977,7 +17662,7 @@
         </w:tc>
         <w:tc>
           <w:tcPr>
-            <w:tcW w:w="609" w:type="pct"/>
+            <w:tcW w:w="594" w:type="pct"/>
             <w:vAlign w:val="center"/>
           </w:tcPr>
           <w:p>
@@ -16991,7 +17676,7 @@
         </w:tc>
         <w:tc>
           <w:tcPr>
-            <w:tcW w:w="609" w:type="pct"/>
+            <w:tcW w:w="594" w:type="pct"/>
             <w:vAlign w:val="center"/>
           </w:tcPr>
           <w:p>
@@ -17005,7 +17690,7 @@
         </w:tc>
         <w:tc>
           <w:tcPr>
-            <w:tcW w:w="609" w:type="pct"/>
+            <w:tcW w:w="594" w:type="pct"/>
             <w:vAlign w:val="center"/>
           </w:tcPr>
           <w:p>
@@ -17019,7 +17704,7 @@
         </w:tc>
         <w:tc>
           <w:tcPr>
-            <w:tcW w:w="609" w:type="pct"/>
+            <w:tcW w:w="594" w:type="pct"/>
             <w:vAlign w:val="center"/>
           </w:tcPr>
           <w:p>
@@ -17033,7 +17718,7 @@
         </w:tc>
         <w:tc>
           <w:tcPr>
-            <w:tcW w:w="609" w:type="pct"/>
+            <w:tcW w:w="594" w:type="pct"/>
             <w:vAlign w:val="center"/>
           </w:tcPr>
           <w:p>
@@ -17048,11 +17733,12 @@
       </w:tr>
       <w:tr>
         <w:trPr>
+          <w:cantSplit/>
           <w:jc w:val="center"/>
         </w:trPr>
         <w:tc>
           <w:tcPr>
-            <w:tcW w:w="580" w:type="pct"/>
+            <w:tcW w:w="558" w:type="pct"/>
             <w:vAlign w:val="center"/>
           </w:tcPr>
           <w:p>
@@ -17066,7 +17752,7 @@
         </w:tc>
         <w:tc>
           <w:tcPr>
-            <w:tcW w:w="329" w:type="pct"/>
+            <w:tcW w:w="378" w:type="pct"/>
             <w:vAlign w:val="center"/>
           </w:tcPr>
           <w:p>
@@ -17080,7 +17766,7 @@
         </w:tc>
         <w:tc>
           <w:tcPr>
-            <w:tcW w:w="376" w:type="pct"/>
+            <w:tcW w:w="478" w:type="pct"/>
             <w:vAlign w:val="center"/>
           </w:tcPr>
           <w:p>
@@ -17094,7 +17780,7 @@
         </w:tc>
         <w:tc>
           <w:tcPr>
-            <w:tcW w:w="427" w:type="pct"/>
+            <w:tcW w:w="359" w:type="pct"/>
             <w:vAlign w:val="center"/>
           </w:tcPr>
           <w:p>
@@ -17108,7 +17794,7 @@
         </w:tc>
         <w:tc>
           <w:tcPr>
-            <w:tcW w:w="243" w:type="pct"/>
+            <w:tcW w:w="259" w:type="pct"/>
             <w:vAlign w:val="center"/>
           </w:tcPr>
           <w:p>
@@ -17122,7 +17808,7 @@
         </w:tc>
         <w:tc>
           <w:tcPr>
-            <w:tcW w:w="609" w:type="pct"/>
+            <w:tcW w:w="594" w:type="pct"/>
             <w:vAlign w:val="center"/>
           </w:tcPr>
           <w:p>
@@ -17136,7 +17822,7 @@
         </w:tc>
         <w:tc>
           <w:tcPr>
-            <w:tcW w:w="609" w:type="pct"/>
+            <w:tcW w:w="594" w:type="pct"/>
             <w:vAlign w:val="center"/>
           </w:tcPr>
           <w:p>
@@ -17150,7 +17836,7 @@
         </w:tc>
         <w:tc>
           <w:tcPr>
-            <w:tcW w:w="609" w:type="pct"/>
+            <w:tcW w:w="594" w:type="pct"/>
             <w:vAlign w:val="center"/>
           </w:tcPr>
           <w:p>
@@ -17164,7 +17850,7 @@
         </w:tc>
         <w:tc>
           <w:tcPr>
-            <w:tcW w:w="609" w:type="pct"/>
+            <w:tcW w:w="594" w:type="pct"/>
             <w:vAlign w:val="center"/>
           </w:tcPr>
           <w:p>
@@ -17178,7 +17864,7 @@
         </w:tc>
         <w:tc>
           <w:tcPr>
-            <w:tcW w:w="609" w:type="pct"/>
+            <w:tcW w:w="594" w:type="pct"/>
             <w:vAlign w:val="center"/>
           </w:tcPr>
           <w:p>
@@ -17195,6 +17881,9 @@
     <w:p>
       <w:pPr>
         <w:pStyle w:val="figurecaption0"/>
+        <w:keepNext/>
+        <w:keepLines/>
+        <w:pageBreakBefore/>
         <w:spacing w:before="80" w:after="40"/>
       </w:pPr>
       <w:r>
@@ -17236,6 +17925,8 @@
       </w:tblGrid>
       <w:tr>
         <w:trPr>
+          <w:cantSplit/>
+          <w:tblHeader/>
           <w:jc w:val="center"/>
         </w:trPr>
         <w:tc>
@@ -17246,7 +17937,7 @@
           <w:p>
             <w:pPr>
               <w:pStyle w:val="ReferenceHead"/>
-              <w:keepNext w:val="0"/>
+              <w:keepLines/>
               <w:spacing w:before="0" w:after="0"/>
               <w:rPr>
                 <w:b/>
@@ -17270,7 +17961,7 @@
           <w:p>
             <w:pPr>
               <w:pStyle w:val="ReferenceHead"/>
-              <w:keepNext w:val="0"/>
+              <w:keepLines/>
               <w:spacing w:before="0" w:after="0"/>
               <w:rPr>
                 <w:b/>
@@ -17294,7 +17985,7 @@
           <w:p>
             <w:pPr>
               <w:pStyle w:val="ReferenceHead"/>
-              <w:keepNext w:val="0"/>
+              <w:keepLines/>
               <w:spacing w:before="0" w:after="0"/>
               <w:rPr>
                 <w:b/>
@@ -17318,7 +18009,7 @@
           <w:p>
             <w:pPr>
               <w:pStyle w:val="ReferenceHead"/>
-              <w:keepNext w:val="0"/>
+              <w:keepLines/>
               <w:spacing w:before="0" w:after="0"/>
               <w:rPr>
                 <w:b/>
@@ -17342,7 +18033,7 @@
           <w:p>
             <w:pPr>
               <w:pStyle w:val="ReferenceHead"/>
-              <w:keepNext w:val="0"/>
+              <w:keepLines/>
               <w:spacing w:before="0" w:after="0"/>
               <w:rPr>
                 <w:b/>
@@ -17366,7 +18057,7 @@
           <w:p>
             <w:pPr>
               <w:pStyle w:val="ReferenceHead"/>
-              <w:keepNext w:val="0"/>
+              <w:keepLines/>
               <w:spacing w:before="0" w:after="0"/>
               <w:rPr>
                 <w:b/>
@@ -17390,7 +18081,7 @@
           <w:p>
             <w:pPr>
               <w:pStyle w:val="ReferenceHead"/>
-              <w:keepNext w:val="0"/>
+              <w:keepLines/>
               <w:spacing w:before="0" w:after="0"/>
               <w:rPr>
                 <w:b/>
@@ -17414,7 +18105,7 @@
           <w:p>
             <w:pPr>
               <w:pStyle w:val="ReferenceHead"/>
-              <w:keepNext w:val="0"/>
+              <w:keepLines/>
               <w:spacing w:before="0" w:after="0"/>
               <w:rPr>
                 <w:b/>
@@ -17438,7 +18129,7 @@
           <w:p>
             <w:pPr>
               <w:pStyle w:val="ReferenceHead"/>
-              <w:keepNext w:val="0"/>
+              <w:keepLines/>
               <w:spacing w:before="0" w:after="0"/>
               <w:rPr>
                 <w:b/>
@@ -17462,7 +18153,7 @@
           <w:p>
             <w:pPr>
               <w:pStyle w:val="ReferenceHead"/>
-              <w:keepNext w:val="0"/>
+              <w:keepLines/>
               <w:spacing w:before="0" w:after="0"/>
               <w:rPr>
                 <w:b/>
@@ -17481,6 +18172,7 @@
       </w:tr>
       <w:tr>
         <w:trPr>
+          <w:cantSplit/>
           <w:jc w:val="center"/>
         </w:trPr>
         <w:tc>
@@ -17491,7 +18183,7 @@
           <w:p>
             <w:pPr>
               <w:pStyle w:val="ReferenceHead"/>
-              <w:keepNext w:val="0"/>
+              <w:keepLines/>
               <w:spacing w:before="0" w:after="0"/>
               <w:rPr>
                 <w:sz w:val="16"/>
@@ -17513,7 +18205,7 @@
           <w:p>
             <w:pPr>
               <w:pStyle w:val="ReferenceHead"/>
-              <w:keepNext w:val="0"/>
+              <w:keepLines/>
               <w:spacing w:before="0" w:after="0"/>
               <w:rPr>
                 <w:sz w:val="16"/>
@@ -17535,7 +18227,7 @@
           <w:p>
             <w:pPr>
               <w:pStyle w:val="ReferenceHead"/>
-              <w:keepNext w:val="0"/>
+              <w:keepLines/>
               <w:spacing w:before="0" w:after="0"/>
               <w:rPr>
                 <w:sz w:val="16"/>
@@ -17557,7 +18249,7 @@
           <w:p>
             <w:pPr>
               <w:pStyle w:val="ReferenceHead"/>
-              <w:keepNext w:val="0"/>
+              <w:keepLines/>
               <w:spacing w:before="0" w:after="0"/>
               <w:rPr>
                 <w:sz w:val="16"/>
@@ -17579,7 +18271,7 @@
           <w:p>
             <w:pPr>
               <w:pStyle w:val="ReferenceHead"/>
-              <w:keepNext w:val="0"/>
+              <w:keepLines/>
               <w:spacing w:before="0" w:after="0"/>
               <w:rPr>
                 <w:sz w:val="16"/>
@@ -17601,7 +18293,7 @@
           <w:p>
             <w:pPr>
               <w:pStyle w:val="ReferenceHead"/>
-              <w:keepNext w:val="0"/>
+              <w:keepLines/>
               <w:spacing w:before="0" w:after="0"/>
               <w:rPr>
                 <w:sz w:val="16"/>
@@ -17623,7 +18315,7 @@
           <w:p>
             <w:pPr>
               <w:pStyle w:val="ReferenceHead"/>
-              <w:keepNext w:val="0"/>
+              <w:keepLines/>
               <w:spacing w:before="0" w:after="0"/>
               <w:rPr>
                 <w:sz w:val="16"/>
@@ -17645,7 +18337,7 @@
           <w:p>
             <w:pPr>
               <w:pStyle w:val="ReferenceHead"/>
-              <w:keepNext w:val="0"/>
+              <w:keepLines/>
               <w:spacing w:before="0" w:after="0"/>
               <w:rPr>
                 <w:sz w:val="16"/>
@@ -17667,7 +18359,7 @@
           <w:p>
             <w:pPr>
               <w:pStyle w:val="ReferenceHead"/>
-              <w:keepNext w:val="0"/>
+              <w:keepLines/>
               <w:spacing w:before="0" w:after="0"/>
               <w:rPr>
                 <w:sz w:val="16"/>
@@ -17689,23 +18381,24 @@
           <w:p>
             <w:pPr>
               <w:pStyle w:val="ReferenceHead"/>
-              <w:keepNext w:val="0"/>
-              <w:spacing w:before="0" w:after="0"/>
-              <w:rPr>
-                <w:sz w:val="16"/>
-              </w:rPr>
-            </w:pPr>
-            <w:r>
-              <w:rPr>
-                <w:sz w:val="16"/>
-              </w:rPr>
-              <w:t>PASS (empty)</w:t>
+              <w:keepLines/>
+              <w:spacing w:before="0" w:after="0"/>
+              <w:rPr>
+                <w:sz w:val="16"/>
+              </w:rPr>
+            </w:pPr>
+            <w:r>
+              <w:rPr>
+                <w:sz w:val="16"/>
+              </w:rPr>
+              <w:t>PASS (EMPTY)</w:t>
             </w:r>
           </w:p>
         </w:tc>
       </w:tr>
       <w:tr>
         <w:trPr>
+          <w:cantSplit/>
           <w:jc w:val="center"/>
         </w:trPr>
         <w:tc>
@@ -17716,7 +18409,7 @@
           <w:p>
             <w:pPr>
               <w:pStyle w:val="ReferenceHead"/>
-              <w:keepNext w:val="0"/>
+              <w:keepLines/>
               <w:spacing w:before="0" w:after="0"/>
               <w:rPr>
                 <w:sz w:val="16"/>
@@ -17738,7 +18431,7 @@
           <w:p>
             <w:pPr>
               <w:pStyle w:val="ReferenceHead"/>
-              <w:keepNext w:val="0"/>
+              <w:keepLines/>
               <w:spacing w:before="0" w:after="0"/>
               <w:rPr>
                 <w:sz w:val="16"/>
@@ -17760,7 +18453,7 @@
           <w:p>
             <w:pPr>
               <w:pStyle w:val="ReferenceHead"/>
-              <w:keepNext w:val="0"/>
+              <w:keepLines/>
               <w:spacing w:before="0" w:after="0"/>
               <w:rPr>
                 <w:sz w:val="16"/>
@@ -17782,7 +18475,7 @@
           <w:p>
             <w:pPr>
               <w:pStyle w:val="ReferenceHead"/>
-              <w:keepNext w:val="0"/>
+              <w:keepLines/>
               <w:spacing w:before="0" w:after="0"/>
               <w:rPr>
                 <w:sz w:val="16"/>
@@ -17804,7 +18497,7 @@
           <w:p>
             <w:pPr>
               <w:pStyle w:val="ReferenceHead"/>
-              <w:keepNext w:val="0"/>
+              <w:keepLines/>
               <w:spacing w:before="0" w:after="0"/>
               <w:rPr>
                 <w:sz w:val="16"/>
@@ -17826,7 +18519,7 @@
           <w:p>
             <w:pPr>
               <w:pStyle w:val="ReferenceHead"/>
-              <w:keepNext w:val="0"/>
+              <w:keepLines/>
               <w:spacing w:before="0" w:after="0"/>
               <w:rPr>
                 <w:sz w:val="16"/>
@@ -17848,7 +18541,7 @@
           <w:p>
             <w:pPr>
               <w:pStyle w:val="ReferenceHead"/>
-              <w:keepNext w:val="0"/>
+              <w:keepLines/>
               <w:spacing w:before="0" w:after="0"/>
               <w:rPr>
                 <w:sz w:val="16"/>
@@ -17870,7 +18563,7 @@
           <w:p>
             <w:pPr>
               <w:pStyle w:val="ReferenceHead"/>
-              <w:keepNext w:val="0"/>
+              <w:keepLines/>
               <w:spacing w:before="0" w:after="0"/>
               <w:rPr>
                 <w:sz w:val="16"/>
@@ -17892,7 +18585,7 @@
           <w:p>
             <w:pPr>
               <w:pStyle w:val="ReferenceHead"/>
-              <w:keepNext w:val="0"/>
+              <w:keepLines/>
               <w:spacing w:before="0" w:after="0"/>
               <w:rPr>
                 <w:sz w:val="16"/>
@@ -17914,23 +18607,24 @@
           <w:p>
             <w:pPr>
               <w:pStyle w:val="ReferenceHead"/>
-              <w:keepNext w:val="0"/>
-              <w:spacing w:before="0" w:after="0"/>
-              <w:rPr>
-                <w:sz w:val="16"/>
-              </w:rPr>
-            </w:pPr>
-            <w:r>
-              <w:rPr>
-                <w:sz w:val="16"/>
-              </w:rPr>
-              <w:t>PASS (empty)</w:t>
+              <w:keepLines/>
+              <w:spacing w:before="0" w:after="0"/>
+              <w:rPr>
+                <w:sz w:val="16"/>
+              </w:rPr>
+            </w:pPr>
+            <w:r>
+              <w:rPr>
+                <w:sz w:val="16"/>
+              </w:rPr>
+              <w:t>PASS (EMPTY)</w:t>
             </w:r>
           </w:p>
         </w:tc>
       </w:tr>
       <w:tr>
         <w:trPr>
+          <w:cantSplit/>
           <w:jc w:val="center"/>
         </w:trPr>
         <w:tc>
@@ -17941,7 +18635,7 @@
           <w:p>
             <w:pPr>
               <w:pStyle w:val="ReferenceHead"/>
-              <w:keepNext w:val="0"/>
+              <w:keepLines/>
               <w:spacing w:before="0" w:after="0"/>
               <w:rPr>
                 <w:sz w:val="16"/>
@@ -17963,7 +18657,7 @@
           <w:p>
             <w:pPr>
               <w:pStyle w:val="ReferenceHead"/>
-              <w:keepNext w:val="0"/>
+              <w:keepLines/>
               <w:spacing w:before="0" w:after="0"/>
               <w:rPr>
                 <w:sz w:val="16"/>
@@ -17985,7 +18679,7 @@
           <w:p>
             <w:pPr>
               <w:pStyle w:val="ReferenceHead"/>
-              <w:keepNext w:val="0"/>
+              <w:keepLines/>
               <w:spacing w:before="0" w:after="0"/>
               <w:rPr>
                 <w:sz w:val="16"/>
@@ -18007,7 +18701,7 @@
           <w:p>
             <w:pPr>
               <w:pStyle w:val="ReferenceHead"/>
-              <w:keepNext w:val="0"/>
+              <w:keepLines/>
               <w:spacing w:before="0" w:after="0"/>
               <w:rPr>
                 <w:sz w:val="16"/>
@@ -18029,7 +18723,7 @@
           <w:p>
             <w:pPr>
               <w:pStyle w:val="ReferenceHead"/>
-              <w:keepNext w:val="0"/>
+              <w:keepLines/>
               <w:spacing w:before="0" w:after="0"/>
               <w:rPr>
                 <w:sz w:val="16"/>
@@ -18051,7 +18745,7 @@
           <w:p>
             <w:pPr>
               <w:pStyle w:val="ReferenceHead"/>
-              <w:keepNext w:val="0"/>
+              <w:keepLines/>
               <w:spacing w:before="0" w:after="0"/>
               <w:rPr>
                 <w:sz w:val="16"/>
@@ -18073,7 +18767,7 @@
           <w:p>
             <w:pPr>
               <w:pStyle w:val="ReferenceHead"/>
-              <w:keepNext w:val="0"/>
+              <w:keepLines/>
               <w:spacing w:before="0" w:after="0"/>
               <w:rPr>
                 <w:sz w:val="16"/>
@@ -18095,7 +18789,7 @@
           <w:p>
             <w:pPr>
               <w:pStyle w:val="ReferenceHead"/>
-              <w:keepNext w:val="0"/>
+              <w:keepLines/>
               <w:spacing w:before="0" w:after="0"/>
               <w:rPr>
                 <w:sz w:val="16"/>
@@ -18117,7 +18811,7 @@
           <w:p>
             <w:pPr>
               <w:pStyle w:val="ReferenceHead"/>
-              <w:keepNext w:val="0"/>
+              <w:keepLines/>
               <w:spacing w:before="0" w:after="0"/>
               <w:rPr>
                 <w:sz w:val="16"/>
@@ -18139,7 +18833,7 @@
           <w:p>
             <w:pPr>
               <w:pStyle w:val="ReferenceHead"/>
-              <w:keepNext w:val="0"/>
+              <w:keepLines/>
               <w:spacing w:before="0" w:after="0"/>
               <w:rPr>
                 <w:sz w:val="16"/>
@@ -18156,6 +18850,7 @@
       </w:tr>
       <w:tr>
         <w:trPr>
+          <w:cantSplit/>
           <w:jc w:val="center"/>
         </w:trPr>
         <w:tc>
@@ -18166,7 +18861,7 @@
           <w:p>
             <w:pPr>
               <w:pStyle w:val="ReferenceHead"/>
-              <w:keepNext w:val="0"/>
+              <w:keepLines/>
               <w:spacing w:before="0" w:after="0"/>
               <w:rPr>
                 <w:sz w:val="16"/>
@@ -18188,7 +18883,7 @@
           <w:p>
             <w:pPr>
               <w:pStyle w:val="ReferenceHead"/>
-              <w:keepNext w:val="0"/>
+              <w:keepLines/>
               <w:spacing w:before="0" w:after="0"/>
               <w:rPr>
                 <w:sz w:val="16"/>
@@ -18210,7 +18905,7 @@
           <w:p>
             <w:pPr>
               <w:pStyle w:val="ReferenceHead"/>
-              <w:keepNext w:val="0"/>
+              <w:keepLines/>
               <w:spacing w:before="0" w:after="0"/>
               <w:rPr>
                 <w:sz w:val="16"/>
@@ -18232,7 +18927,7 @@
           <w:p>
             <w:pPr>
               <w:pStyle w:val="ReferenceHead"/>
-              <w:keepNext w:val="0"/>
+              <w:keepLines/>
               <w:spacing w:before="0" w:after="0"/>
               <w:rPr>
                 <w:sz w:val="16"/>
@@ -18254,7 +18949,7 @@
           <w:p>
             <w:pPr>
               <w:pStyle w:val="ReferenceHead"/>
-              <w:keepNext w:val="0"/>
+              <w:keepLines/>
               <w:spacing w:before="0" w:after="0"/>
               <w:rPr>
                 <w:sz w:val="16"/>
@@ -18276,7 +18971,7 @@
           <w:p>
             <w:pPr>
               <w:pStyle w:val="ReferenceHead"/>
-              <w:keepNext w:val="0"/>
+              <w:keepLines/>
               <w:spacing w:before="0" w:after="0"/>
               <w:rPr>
                 <w:sz w:val="16"/>
@@ -18298,7 +18993,7 @@
           <w:p>
             <w:pPr>
               <w:pStyle w:val="ReferenceHead"/>
-              <w:keepNext w:val="0"/>
+              <w:keepLines/>
               <w:spacing w:before="0" w:after="0"/>
               <w:rPr>
                 <w:sz w:val="16"/>
@@ -18320,7 +19015,7 @@
           <w:p>
             <w:pPr>
               <w:pStyle w:val="ReferenceHead"/>
-              <w:keepNext w:val="0"/>
+              <w:keepLines/>
               <w:spacing w:before="0" w:after="0"/>
               <w:rPr>
                 <w:sz w:val="16"/>
@@ -18342,7 +19037,7 @@
           <w:p>
             <w:pPr>
               <w:pStyle w:val="ReferenceHead"/>
-              <w:keepNext w:val="0"/>
+              <w:keepLines/>
               <w:spacing w:before="0" w:after="0"/>
               <w:rPr>
                 <w:sz w:val="16"/>
@@ -18364,23 +19059,24 @@
           <w:p>
             <w:pPr>
               <w:pStyle w:val="ReferenceHead"/>
-              <w:keepNext w:val="0"/>
-              <w:spacing w:before="0" w:after="0"/>
-              <w:rPr>
-                <w:sz w:val="16"/>
-              </w:rPr>
-            </w:pPr>
-            <w:r>
-              <w:rPr>
-                <w:sz w:val="16"/>
-              </w:rPr>
-              <w:t>PASS (empty)</w:t>
+              <w:keepLines/>
+              <w:spacing w:before="0" w:after="0"/>
+              <w:rPr>
+                <w:sz w:val="16"/>
+              </w:rPr>
+            </w:pPr>
+            <w:r>
+              <w:rPr>
+                <w:sz w:val="16"/>
+              </w:rPr>
+              <w:t>PASS (EMPTY)</w:t>
             </w:r>
           </w:p>
         </w:tc>
       </w:tr>
       <w:tr>
         <w:trPr>
+          <w:cantSplit/>
           <w:jc w:val="center"/>
         </w:trPr>
         <w:tc>
@@ -18391,7 +19087,7 @@
           <w:p>
             <w:pPr>
               <w:pStyle w:val="ReferenceHead"/>
-              <w:keepNext w:val="0"/>
+              <w:keepLines/>
               <w:spacing w:before="0" w:after="0"/>
               <w:rPr>
                 <w:sz w:val="16"/>
@@ -18413,7 +19109,7 @@
           <w:p>
             <w:pPr>
               <w:pStyle w:val="ReferenceHead"/>
-              <w:keepNext w:val="0"/>
+              <w:keepLines/>
               <w:spacing w:before="0" w:after="0"/>
               <w:rPr>
                 <w:sz w:val="16"/>
@@ -18435,7 +19131,7 @@
           <w:p>
             <w:pPr>
               <w:pStyle w:val="ReferenceHead"/>
-              <w:keepNext w:val="0"/>
+              <w:keepLines/>
               <w:spacing w:before="0" w:after="0"/>
               <w:rPr>
                 <w:sz w:val="16"/>
@@ -18457,7 +19153,7 @@
           <w:p>
             <w:pPr>
               <w:pStyle w:val="ReferenceHead"/>
-              <w:keepNext w:val="0"/>
+              <w:keepLines/>
               <w:spacing w:before="0" w:after="0"/>
               <w:rPr>
                 <w:sz w:val="16"/>
@@ -18479,7 +19175,7 @@
           <w:p>
             <w:pPr>
               <w:pStyle w:val="ReferenceHead"/>
-              <w:keepNext w:val="0"/>
+              <w:keepLines/>
               <w:spacing w:before="0" w:after="0"/>
               <w:rPr>
                 <w:sz w:val="16"/>
@@ -18501,7 +19197,7 @@
           <w:p>
             <w:pPr>
               <w:pStyle w:val="ReferenceHead"/>
-              <w:keepNext w:val="0"/>
+              <w:keepLines/>
               <w:spacing w:before="0" w:after="0"/>
               <w:rPr>
                 <w:sz w:val="16"/>
@@ -18523,7 +19219,7 @@
           <w:p>
             <w:pPr>
               <w:pStyle w:val="ReferenceHead"/>
-              <w:keepNext w:val="0"/>
+              <w:keepLines/>
               <w:spacing w:before="0" w:after="0"/>
               <w:rPr>
                 <w:sz w:val="16"/>
@@ -18545,7 +19241,7 @@
           <w:p>
             <w:pPr>
               <w:pStyle w:val="ReferenceHead"/>
-              <w:keepNext w:val="0"/>
+              <w:keepLines/>
               <w:spacing w:before="0" w:after="0"/>
               <w:rPr>
                 <w:sz w:val="16"/>
@@ -18567,7 +19263,7 @@
           <w:p>
             <w:pPr>
               <w:pStyle w:val="ReferenceHead"/>
-              <w:keepNext w:val="0"/>
+              <w:keepLines/>
               <w:spacing w:before="0" w:after="0"/>
               <w:rPr>
                 <w:sz w:val="16"/>
@@ -18589,7 +19285,7 @@
           <w:p>
             <w:pPr>
               <w:pStyle w:val="ReferenceHead"/>
-              <w:keepNext w:val="0"/>
+              <w:keepLines/>
               <w:spacing w:before="0" w:after="0"/>
               <w:rPr>
                 <w:sz w:val="16"/>
@@ -18606,6 +19302,7 @@
       </w:tr>
       <w:tr>
         <w:trPr>
+          <w:cantSplit/>
           <w:jc w:val="center"/>
         </w:trPr>
         <w:tc>
@@ -18616,7 +19313,7 @@
           <w:p>
             <w:pPr>
               <w:pStyle w:val="ReferenceHead"/>
-              <w:keepNext w:val="0"/>
+              <w:keepLines/>
               <w:spacing w:before="0" w:after="0"/>
               <w:rPr>
                 <w:sz w:val="16"/>
@@ -18638,7 +19335,7 @@
           <w:p>
             <w:pPr>
               <w:pStyle w:val="ReferenceHead"/>
-              <w:keepNext w:val="0"/>
+              <w:keepLines/>
               <w:spacing w:before="0" w:after="0"/>
               <w:rPr>
                 <w:sz w:val="16"/>
@@ -18660,7 +19357,7 @@
           <w:p>
             <w:pPr>
               <w:pStyle w:val="ReferenceHead"/>
-              <w:keepNext w:val="0"/>
+              <w:keepLines/>
               <w:spacing w:before="0" w:after="0"/>
               <w:rPr>
                 <w:sz w:val="16"/>
@@ -18682,7 +19379,7 @@
           <w:p>
             <w:pPr>
               <w:pStyle w:val="ReferenceHead"/>
-              <w:keepNext w:val="0"/>
+              <w:keepLines/>
               <w:spacing w:before="0" w:after="0"/>
               <w:rPr>
                 <w:sz w:val="16"/>
@@ -18704,7 +19401,7 @@
           <w:p>
             <w:pPr>
               <w:pStyle w:val="ReferenceHead"/>
-              <w:keepNext w:val="0"/>
+              <w:keepLines/>
               <w:spacing w:before="0" w:after="0"/>
               <w:rPr>
                 <w:sz w:val="16"/>
@@ -18726,7 +19423,7 @@
           <w:p>
             <w:pPr>
               <w:pStyle w:val="ReferenceHead"/>
-              <w:keepNext w:val="0"/>
+              <w:keepLines/>
               <w:spacing w:before="0" w:after="0"/>
               <w:rPr>
                 <w:sz w:val="16"/>
@@ -18748,17 +19445,17 @@
           <w:p>
             <w:pPr>
               <w:pStyle w:val="ReferenceHead"/>
-              <w:keepNext w:val="0"/>
-              <w:spacing w:before="0" w:after="0"/>
-              <w:rPr>
-                <w:sz w:val="16"/>
-              </w:rPr>
-            </w:pPr>
-            <w:r>
-              <w:rPr>
-                <w:sz w:val="16"/>
-              </w:rPr>
-              <w:t>PASS (empty)</w:t>
+              <w:keepLines/>
+              <w:spacing w:before="0" w:after="0"/>
+              <w:rPr>
+                <w:sz w:val="16"/>
+              </w:rPr>
+            </w:pPr>
+            <w:r>
+              <w:rPr>
+                <w:sz w:val="16"/>
+              </w:rPr>
+              <w:t>PASS (EMPTY)</w:t>
             </w:r>
           </w:p>
         </w:tc>
@@ -18770,7 +19467,7 @@
           <w:p>
             <w:pPr>
               <w:pStyle w:val="ReferenceHead"/>
-              <w:keepNext w:val="0"/>
+              <w:keepLines/>
               <w:spacing w:before="0" w:after="0"/>
               <w:rPr>
                 <w:sz w:val="16"/>
@@ -18792,7 +19489,7 @@
           <w:p>
             <w:pPr>
               <w:pStyle w:val="ReferenceHead"/>
-              <w:keepNext w:val="0"/>
+              <w:keepLines/>
               <w:spacing w:before="0" w:after="0"/>
               <w:rPr>
                 <w:sz w:val="16"/>
@@ -18814,23 +19511,24 @@
           <w:p>
             <w:pPr>
               <w:pStyle w:val="ReferenceHead"/>
-              <w:keepNext w:val="0"/>
-              <w:spacing w:before="0" w:after="0"/>
-              <w:rPr>
-                <w:sz w:val="16"/>
-              </w:rPr>
-            </w:pPr>
-            <w:r>
-              <w:rPr>
-                <w:sz w:val="16"/>
-              </w:rPr>
-              <w:t>PASS (empty)</w:t>
+              <w:keepLines/>
+              <w:spacing w:before="0" w:after="0"/>
+              <w:rPr>
+                <w:sz w:val="16"/>
+              </w:rPr>
+            </w:pPr>
+            <w:r>
+              <w:rPr>
+                <w:sz w:val="16"/>
+              </w:rPr>
+              <w:t>PASS (EMPTY)</w:t>
             </w:r>
           </w:p>
         </w:tc>
       </w:tr>
       <w:tr>
         <w:trPr>
+          <w:cantSplit/>
           <w:jc w:val="center"/>
         </w:trPr>
         <w:tc>
@@ -18841,7 +19539,7 @@
           <w:p>
             <w:pPr>
               <w:pStyle w:val="ReferenceHead"/>
-              <w:keepNext w:val="0"/>
+              <w:keepLines/>
               <w:spacing w:before="0" w:after="0"/>
               <w:rPr>
                 <w:sz w:val="16"/>
@@ -18863,7 +19561,7 @@
           <w:p>
             <w:pPr>
               <w:pStyle w:val="ReferenceHead"/>
-              <w:keepNext w:val="0"/>
+              <w:keepLines/>
               <w:spacing w:before="0" w:after="0"/>
               <w:rPr>
                 <w:sz w:val="16"/>
@@ -18885,7 +19583,7 @@
           <w:p>
             <w:pPr>
               <w:pStyle w:val="ReferenceHead"/>
-              <w:keepNext w:val="0"/>
+              <w:keepLines/>
               <w:spacing w:before="0" w:after="0"/>
               <w:rPr>
                 <w:sz w:val="16"/>
@@ -18907,7 +19605,7 @@
           <w:p>
             <w:pPr>
               <w:pStyle w:val="ReferenceHead"/>
-              <w:keepNext w:val="0"/>
+              <w:keepLines/>
               <w:spacing w:before="0" w:after="0"/>
               <w:rPr>
                 <w:sz w:val="16"/>
@@ -18929,7 +19627,7 @@
           <w:p>
             <w:pPr>
               <w:pStyle w:val="ReferenceHead"/>
-              <w:keepNext w:val="0"/>
+              <w:keepLines/>
               <w:spacing w:before="0" w:after="0"/>
               <w:rPr>
                 <w:sz w:val="16"/>
@@ -18951,7 +19649,7 @@
           <w:p>
             <w:pPr>
               <w:pStyle w:val="ReferenceHead"/>
-              <w:keepNext w:val="0"/>
+              <w:keepLines/>
               <w:spacing w:before="0" w:after="0"/>
               <w:rPr>
                 <w:sz w:val="16"/>
@@ -18973,17 +19671,17 @@
           <w:p>
             <w:pPr>
               <w:pStyle w:val="ReferenceHead"/>
-              <w:keepNext w:val="0"/>
-              <w:spacing w:before="0" w:after="0"/>
-              <w:rPr>
-                <w:sz w:val="16"/>
-              </w:rPr>
-            </w:pPr>
-            <w:r>
-              <w:rPr>
-                <w:sz w:val="16"/>
-              </w:rPr>
-              <w:t>PASS (empty)</w:t>
+              <w:keepLines/>
+              <w:spacing w:before="0" w:after="0"/>
+              <w:rPr>
+                <w:sz w:val="16"/>
+              </w:rPr>
+            </w:pPr>
+            <w:r>
+              <w:rPr>
+                <w:sz w:val="16"/>
+              </w:rPr>
+              <w:t>PASS (EMPTY)</w:t>
             </w:r>
           </w:p>
         </w:tc>
@@ -18995,7 +19693,7 @@
           <w:p>
             <w:pPr>
               <w:pStyle w:val="ReferenceHead"/>
-              <w:keepNext w:val="0"/>
+              <w:keepLines/>
               <w:spacing w:before="0" w:after="0"/>
               <w:rPr>
                 <w:sz w:val="16"/>
@@ -19017,7 +19715,7 @@
           <w:p>
             <w:pPr>
               <w:pStyle w:val="ReferenceHead"/>
-              <w:keepNext w:val="0"/>
+              <w:keepLines/>
               <w:spacing w:before="0" w:after="0"/>
               <w:rPr>
                 <w:sz w:val="16"/>
@@ -19039,23 +19737,24 @@
           <w:p>
             <w:pPr>
               <w:pStyle w:val="ReferenceHead"/>
-              <w:keepNext w:val="0"/>
-              <w:spacing w:before="0" w:after="0"/>
-              <w:rPr>
-                <w:sz w:val="16"/>
-              </w:rPr>
-            </w:pPr>
-            <w:r>
-              <w:rPr>
-                <w:sz w:val="16"/>
-              </w:rPr>
-              <w:t>PASS (empty)</w:t>
+              <w:keepLines/>
+              <w:spacing w:before="0" w:after="0"/>
+              <w:rPr>
+                <w:sz w:val="16"/>
+              </w:rPr>
+            </w:pPr>
+            <w:r>
+              <w:rPr>
+                <w:sz w:val="16"/>
+              </w:rPr>
+              <w:t>PASS (EMPTY)</w:t>
             </w:r>
           </w:p>
         </w:tc>
       </w:tr>
       <w:tr>
         <w:trPr>
+          <w:cantSplit/>
           <w:jc w:val="center"/>
         </w:trPr>
         <w:tc>
@@ -19066,7 +19765,7 @@
           <w:p>
             <w:pPr>
               <w:pStyle w:val="ReferenceHead"/>
-              <w:keepNext w:val="0"/>
+              <w:keepLines/>
               <w:spacing w:before="0" w:after="0"/>
               <w:rPr>
                 <w:sz w:val="16"/>
@@ -19088,7 +19787,7 @@
           <w:p>
             <w:pPr>
               <w:pStyle w:val="ReferenceHead"/>
-              <w:keepNext w:val="0"/>
+              <w:keepLines/>
               <w:spacing w:before="0" w:after="0"/>
               <w:rPr>
                 <w:sz w:val="16"/>
@@ -19110,7 +19809,7 @@
           <w:p>
             <w:pPr>
               <w:pStyle w:val="ReferenceHead"/>
-              <w:keepNext w:val="0"/>
+              <w:keepLines/>
               <w:spacing w:before="0" w:after="0"/>
               <w:rPr>
                 <w:sz w:val="16"/>
@@ -19132,7 +19831,7 @@
           <w:p>
             <w:pPr>
               <w:pStyle w:val="ReferenceHead"/>
-              <w:keepNext w:val="0"/>
+              <w:keepLines/>
               <w:spacing w:before="0" w:after="0"/>
               <w:rPr>
                 <w:sz w:val="16"/>
@@ -19154,7 +19853,7 @@
           <w:p>
             <w:pPr>
               <w:pStyle w:val="ReferenceHead"/>
-              <w:keepNext w:val="0"/>
+              <w:keepLines/>
               <w:spacing w:before="0" w:after="0"/>
               <w:rPr>
                 <w:sz w:val="16"/>
@@ -19176,7 +19875,7 @@
           <w:p>
             <w:pPr>
               <w:pStyle w:val="ReferenceHead"/>
-              <w:keepNext w:val="0"/>
+              <w:keepLines/>
               <w:spacing w:before="0" w:after="0"/>
               <w:rPr>
                 <w:sz w:val="16"/>
@@ -19198,17 +19897,17 @@
           <w:p>
             <w:pPr>
               <w:pStyle w:val="ReferenceHead"/>
-              <w:keepNext w:val="0"/>
-              <w:spacing w:before="0" w:after="0"/>
-              <w:rPr>
-                <w:sz w:val="16"/>
-              </w:rPr>
-            </w:pPr>
-            <w:r>
-              <w:rPr>
-                <w:sz w:val="16"/>
-              </w:rPr>
-              <w:t>PASS (empty)</w:t>
+              <w:keepLines/>
+              <w:spacing w:before="0" w:after="0"/>
+              <w:rPr>
+                <w:sz w:val="16"/>
+              </w:rPr>
+            </w:pPr>
+            <w:r>
+              <w:rPr>
+                <w:sz w:val="16"/>
+              </w:rPr>
+              <w:t>PASS (EMPTY)</w:t>
             </w:r>
           </w:p>
         </w:tc>
@@ -19220,7 +19919,7 @@
           <w:p>
             <w:pPr>
               <w:pStyle w:val="ReferenceHead"/>
-              <w:keepNext w:val="0"/>
+              <w:keepLines/>
               <w:spacing w:before="0" w:after="0"/>
               <w:rPr>
                 <w:sz w:val="16"/>
@@ -19242,7 +19941,7 @@
           <w:p>
             <w:pPr>
               <w:pStyle w:val="ReferenceHead"/>
-              <w:keepNext w:val="0"/>
+              <w:keepLines/>
               <w:spacing w:before="0" w:after="0"/>
               <w:rPr>
                 <w:sz w:val="16"/>
@@ -19264,23 +19963,24 @@
           <w:p>
             <w:pPr>
               <w:pStyle w:val="ReferenceHead"/>
-              <w:keepNext w:val="0"/>
-              <w:spacing w:before="0" w:after="0"/>
-              <w:rPr>
-                <w:sz w:val="16"/>
-              </w:rPr>
-            </w:pPr>
-            <w:r>
-              <w:rPr>
-                <w:sz w:val="16"/>
-              </w:rPr>
-              <w:t>PASS (empty)</w:t>
+              <w:keepLines/>
+              <w:spacing w:before="0" w:after="0"/>
+              <w:rPr>
+                <w:sz w:val="16"/>
+              </w:rPr>
+            </w:pPr>
+            <w:r>
+              <w:rPr>
+                <w:sz w:val="16"/>
+              </w:rPr>
+              <w:t>PASS (EMPTY)</w:t>
             </w:r>
           </w:p>
         </w:tc>
       </w:tr>
       <w:tr>
         <w:trPr>
+          <w:cantSplit/>
           <w:jc w:val="center"/>
         </w:trPr>
         <w:tc>
@@ -19291,7 +19991,7 @@
           <w:p>
             <w:pPr>
               <w:pStyle w:val="ReferenceHead"/>
-              <w:keepNext w:val="0"/>
+              <w:keepLines/>
               <w:spacing w:before="0" w:after="0"/>
               <w:rPr>
                 <w:sz w:val="16"/>
@@ -19313,7 +20013,7 @@
           <w:p>
             <w:pPr>
               <w:pStyle w:val="ReferenceHead"/>
-              <w:keepNext w:val="0"/>
+              <w:keepLines/>
               <w:spacing w:before="0" w:after="0"/>
               <w:rPr>
                 <w:sz w:val="16"/>
@@ -19335,7 +20035,7 @@
           <w:p>
             <w:pPr>
               <w:pStyle w:val="ReferenceHead"/>
-              <w:keepNext w:val="0"/>
+              <w:keepLines/>
               <w:spacing w:before="0" w:after="0"/>
               <w:rPr>
                 <w:sz w:val="16"/>
@@ -19357,7 +20057,7 @@
           <w:p>
             <w:pPr>
               <w:pStyle w:val="ReferenceHead"/>
-              <w:keepNext w:val="0"/>
+              <w:keepLines/>
               <w:spacing w:before="0" w:after="0"/>
               <w:rPr>
                 <w:sz w:val="16"/>
@@ -19379,7 +20079,7 @@
           <w:p>
             <w:pPr>
               <w:pStyle w:val="ReferenceHead"/>
-              <w:keepNext w:val="0"/>
+              <w:keepLines/>
               <w:spacing w:before="0" w:after="0"/>
               <w:rPr>
                 <w:sz w:val="16"/>
@@ -19401,7 +20101,7 @@
           <w:p>
             <w:pPr>
               <w:pStyle w:val="ReferenceHead"/>
-              <w:keepNext w:val="0"/>
+              <w:keepLines/>
               <w:spacing w:before="0" w:after="0"/>
               <w:rPr>
                 <w:sz w:val="16"/>
@@ -19423,17 +20123,17 @@
           <w:p>
             <w:pPr>
               <w:pStyle w:val="ReferenceHead"/>
-              <w:keepNext w:val="0"/>
-              <w:spacing w:before="0" w:after="0"/>
-              <w:rPr>
-                <w:sz w:val="16"/>
-              </w:rPr>
-            </w:pPr>
-            <w:r>
-              <w:rPr>
-                <w:sz w:val="16"/>
-              </w:rPr>
-              <w:t>PASS (empty)</w:t>
+              <w:keepLines/>
+              <w:spacing w:before="0" w:after="0"/>
+              <w:rPr>
+                <w:sz w:val="16"/>
+              </w:rPr>
+            </w:pPr>
+            <w:r>
+              <w:rPr>
+                <w:sz w:val="16"/>
+              </w:rPr>
+              <w:t>PASS (EMPTY)</w:t>
             </w:r>
           </w:p>
         </w:tc>
@@ -19445,7 +20145,7 @@
           <w:p>
             <w:pPr>
               <w:pStyle w:val="ReferenceHead"/>
-              <w:keepNext w:val="0"/>
+              <w:keepLines/>
               <w:spacing w:before="0" w:after="0"/>
               <w:rPr>
                 <w:sz w:val="16"/>
@@ -19467,7 +20167,7 @@
           <w:p>
             <w:pPr>
               <w:pStyle w:val="ReferenceHead"/>
-              <w:keepNext w:val="0"/>
+              <w:keepLines/>
               <w:spacing w:before="0" w:after="0"/>
               <w:rPr>
                 <w:sz w:val="16"/>
@@ -19489,23 +20189,24 @@
           <w:p>
             <w:pPr>
               <w:pStyle w:val="ReferenceHead"/>
-              <w:keepNext w:val="0"/>
-              <w:spacing w:before="0" w:after="0"/>
-              <w:rPr>
-                <w:sz w:val="16"/>
-              </w:rPr>
-            </w:pPr>
-            <w:r>
-              <w:rPr>
-                <w:sz w:val="16"/>
-              </w:rPr>
-              <w:t>PASS (empty)</w:t>
+              <w:keepLines/>
+              <w:spacing w:before="0" w:after="0"/>
+              <w:rPr>
+                <w:sz w:val="16"/>
+              </w:rPr>
+            </w:pPr>
+            <w:r>
+              <w:rPr>
+                <w:sz w:val="16"/>
+              </w:rPr>
+              <w:t>PASS (EMPTY)</w:t>
             </w:r>
           </w:p>
         </w:tc>
       </w:tr>
       <w:tr>
         <w:trPr>
+          <w:cantSplit/>
           <w:jc w:val="center"/>
         </w:trPr>
         <w:tc>
@@ -19516,7 +20217,7 @@
           <w:p>
             <w:pPr>
               <w:pStyle w:val="ReferenceHead"/>
-              <w:keepNext w:val="0"/>
+              <w:keepLines/>
               <w:spacing w:before="0" w:after="0"/>
               <w:rPr>
                 <w:sz w:val="16"/>
@@ -19538,7 +20239,7 @@
           <w:p>
             <w:pPr>
               <w:pStyle w:val="ReferenceHead"/>
-              <w:keepNext w:val="0"/>
+              <w:keepLines/>
               <w:spacing w:before="0" w:after="0"/>
               <w:rPr>
                 <w:sz w:val="16"/>
@@ -19560,7 +20261,7 @@
           <w:p>
             <w:pPr>
               <w:pStyle w:val="ReferenceHead"/>
-              <w:keepNext w:val="0"/>
+              <w:keepLines/>
               <w:spacing w:before="0" w:after="0"/>
               <w:rPr>
                 <w:sz w:val="16"/>
@@ -19582,7 +20283,7 @@
           <w:p>
             <w:pPr>
               <w:pStyle w:val="ReferenceHead"/>
-              <w:keepNext w:val="0"/>
+              <w:keepLines/>
               <w:spacing w:before="0" w:after="0"/>
               <w:rPr>
                 <w:sz w:val="16"/>
@@ -19604,7 +20305,7 @@
           <w:p>
             <w:pPr>
               <w:pStyle w:val="ReferenceHead"/>
-              <w:keepNext w:val="0"/>
+              <w:keepLines/>
               <w:spacing w:before="0" w:after="0"/>
               <w:rPr>
                 <w:sz w:val="16"/>
@@ -19626,7 +20327,7 @@
           <w:p>
             <w:pPr>
               <w:pStyle w:val="ReferenceHead"/>
-              <w:keepNext w:val="0"/>
+              <w:keepLines/>
               <w:spacing w:before="0" w:after="0"/>
               <w:rPr>
                 <w:sz w:val="16"/>
@@ -19648,7 +20349,7 @@
           <w:p>
             <w:pPr>
               <w:pStyle w:val="ReferenceHead"/>
-              <w:keepNext w:val="0"/>
+              <w:keepLines/>
               <w:spacing w:before="0" w:after="0"/>
               <w:rPr>
                 <w:sz w:val="16"/>
@@ -19670,7 +20371,7 @@
           <w:p>
             <w:pPr>
               <w:pStyle w:val="ReferenceHead"/>
-              <w:keepNext w:val="0"/>
+              <w:keepLines/>
               <w:spacing w:before="0" w:after="0"/>
               <w:rPr>
                 <w:sz w:val="16"/>
@@ -19692,7 +20393,7 @@
           <w:p>
             <w:pPr>
               <w:pStyle w:val="ReferenceHead"/>
-              <w:keepNext w:val="0"/>
+              <w:keepLines/>
               <w:spacing w:before="0" w:after="0"/>
               <w:rPr>
                 <w:sz w:val="16"/>
@@ -19714,7 +20415,7 @@
           <w:p>
             <w:pPr>
               <w:pStyle w:val="ReferenceHead"/>
-              <w:keepNext w:val="0"/>
+              <w:keepLines/>
               <w:spacing w:before="0" w:after="0"/>
               <w:rPr>
                 <w:sz w:val="16"/>
@@ -19731,6 +20432,7 @@
       </w:tr>
       <w:tr>
         <w:trPr>
+          <w:cantSplit/>
           <w:jc w:val="center"/>
         </w:trPr>
         <w:tc>
@@ -19741,7 +20443,7 @@
           <w:p>
             <w:pPr>
               <w:pStyle w:val="ReferenceHead"/>
-              <w:keepNext w:val="0"/>
+              <w:keepLines/>
               <w:spacing w:before="0" w:after="0"/>
               <w:rPr>
                 <w:sz w:val="16"/>
@@ -19763,7 +20465,7 @@
           <w:p>
             <w:pPr>
               <w:pStyle w:val="ReferenceHead"/>
-              <w:keepNext w:val="0"/>
+              <w:keepLines/>
               <w:spacing w:before="0" w:after="0"/>
               <w:rPr>
                 <w:sz w:val="16"/>
@@ -19785,7 +20487,7 @@
           <w:p>
             <w:pPr>
               <w:pStyle w:val="ReferenceHead"/>
-              <w:keepNext w:val="0"/>
+              <w:keepLines/>
               <w:spacing w:before="0" w:after="0"/>
               <w:rPr>
                 <w:sz w:val="16"/>
@@ -19807,7 +20509,7 @@
           <w:p>
             <w:pPr>
               <w:pStyle w:val="ReferenceHead"/>
-              <w:keepNext w:val="0"/>
+              <w:keepLines/>
               <w:spacing w:before="0" w:after="0"/>
               <w:rPr>
                 <w:sz w:val="16"/>
@@ -19829,7 +20531,7 @@
           <w:p>
             <w:pPr>
               <w:pStyle w:val="ReferenceHead"/>
-              <w:keepNext w:val="0"/>
+              <w:keepLines/>
               <w:spacing w:before="0" w:after="0"/>
               <w:rPr>
                 <w:sz w:val="16"/>
@@ -19851,7 +20553,7 @@
           <w:p>
             <w:pPr>
               <w:pStyle w:val="ReferenceHead"/>
-              <w:keepNext w:val="0"/>
+              <w:keepLines/>
               <w:spacing w:before="0" w:after="0"/>
               <w:rPr>
                 <w:sz w:val="16"/>
@@ -19873,7 +20575,7 @@
           <w:p>
             <w:pPr>
               <w:pStyle w:val="ReferenceHead"/>
-              <w:keepNext w:val="0"/>
+              <w:keepLines/>
               <w:spacing w:before="0" w:after="0"/>
               <w:rPr>
                 <w:sz w:val="16"/>
@@ -19895,7 +20597,7 @@
           <w:p>
             <w:pPr>
               <w:pStyle w:val="ReferenceHead"/>
-              <w:keepNext w:val="0"/>
+              <w:keepLines/>
               <w:spacing w:before="0" w:after="0"/>
               <w:rPr>
                 <w:sz w:val="16"/>
@@ -19917,7 +20619,7 @@
           <w:p>
             <w:pPr>
               <w:pStyle w:val="ReferenceHead"/>
-              <w:keepNext w:val="0"/>
+              <w:keepLines/>
               <w:spacing w:before="0" w:after="0"/>
               <w:rPr>
                 <w:sz w:val="16"/>
@@ -19939,7 +20641,7 @@
           <w:p>
             <w:pPr>
               <w:pStyle w:val="ReferenceHead"/>
-              <w:keepNext w:val="0"/>
+              <w:keepLines/>
               <w:spacing w:before="0" w:after="0"/>
               <w:rPr>
                 <w:sz w:val="16"/>
@@ -19956,6 +20658,7 @@
       </w:tr>
       <w:tr>
         <w:trPr>
+          <w:cantSplit/>
           <w:jc w:val="center"/>
         </w:trPr>
         <w:tc>
@@ -19966,7 +20669,7 @@
           <w:p>
             <w:pPr>
               <w:pStyle w:val="ReferenceHead"/>
-              <w:keepNext w:val="0"/>
+              <w:keepLines/>
               <w:spacing w:before="0" w:after="0"/>
               <w:rPr>
                 <w:sz w:val="16"/>
@@ -19988,7 +20691,7 @@
           <w:p>
             <w:pPr>
               <w:pStyle w:val="ReferenceHead"/>
-              <w:keepNext w:val="0"/>
+              <w:keepLines/>
               <w:spacing w:before="0" w:after="0"/>
               <w:rPr>
                 <w:sz w:val="16"/>
@@ -20010,7 +20713,7 @@
           <w:p>
             <w:pPr>
               <w:pStyle w:val="ReferenceHead"/>
-              <w:keepNext w:val="0"/>
+              <w:keepLines/>
               <w:spacing w:before="0" w:after="0"/>
               <w:rPr>
                 <w:sz w:val="16"/>
@@ -20032,7 +20735,7 @@
           <w:p>
             <w:pPr>
               <w:pStyle w:val="ReferenceHead"/>
-              <w:keepNext w:val="0"/>
+              <w:keepLines/>
               <w:spacing w:before="0" w:after="0"/>
               <w:rPr>
                 <w:sz w:val="16"/>
@@ -20054,7 +20757,7 @@
           <w:p>
             <w:pPr>
               <w:pStyle w:val="ReferenceHead"/>
-              <w:keepNext w:val="0"/>
+              <w:keepLines/>
               <w:spacing w:before="0" w:after="0"/>
               <w:rPr>
                 <w:sz w:val="16"/>
@@ -20076,7 +20779,7 @@
           <w:p>
             <w:pPr>
               <w:pStyle w:val="ReferenceHead"/>
-              <w:keepNext w:val="0"/>
+              <w:keepLines/>
               <w:spacing w:before="0" w:after="0"/>
               <w:rPr>
                 <w:sz w:val="16"/>
@@ -20098,7 +20801,7 @@
           <w:p>
             <w:pPr>
               <w:pStyle w:val="ReferenceHead"/>
-              <w:keepNext w:val="0"/>
+              <w:keepLines/>
               <w:spacing w:before="0" w:after="0"/>
               <w:rPr>
                 <w:sz w:val="16"/>
@@ -20120,7 +20823,7 @@
           <w:p>
             <w:pPr>
               <w:pStyle w:val="ReferenceHead"/>
-              <w:keepNext w:val="0"/>
+              <w:keepLines/>
               <w:spacing w:before="0" w:after="0"/>
               <w:rPr>
                 <w:sz w:val="16"/>
@@ -20142,7 +20845,7 @@
           <w:p>
             <w:pPr>
               <w:pStyle w:val="ReferenceHead"/>
-              <w:keepNext w:val="0"/>
+              <w:keepLines/>
               <w:spacing w:before="0" w:after="0"/>
               <w:rPr>
                 <w:sz w:val="16"/>
@@ -20164,7 +20867,7 @@
           <w:p>
             <w:pPr>
               <w:pStyle w:val="ReferenceHead"/>
-              <w:keepNext w:val="0"/>
+              <w:keepLines/>
               <w:spacing w:before="0" w:after="0"/>
               <w:rPr>
                 <w:sz w:val="16"/>
@@ -20181,6 +20884,7 @@
       </w:tr>
       <w:tr>
         <w:trPr>
+          <w:cantSplit/>
           <w:jc w:val="center"/>
         </w:trPr>
         <w:tc>
@@ -20191,7 +20895,7 @@
           <w:p>
             <w:pPr>
               <w:pStyle w:val="ReferenceHead"/>
-              <w:keepNext w:val="0"/>
+              <w:keepLines/>
               <w:spacing w:before="0" w:after="0"/>
               <w:rPr>
                 <w:sz w:val="16"/>
@@ -20213,7 +20917,7 @@
           <w:p>
             <w:pPr>
               <w:pStyle w:val="ReferenceHead"/>
-              <w:keepNext w:val="0"/>
+              <w:keepLines/>
               <w:spacing w:before="0" w:after="0"/>
               <w:rPr>
                 <w:sz w:val="16"/>
@@ -20235,7 +20939,7 @@
           <w:p>
             <w:pPr>
               <w:pStyle w:val="ReferenceHead"/>
-              <w:keepNext w:val="0"/>
+              <w:keepLines/>
               <w:spacing w:before="0" w:after="0"/>
               <w:rPr>
                 <w:sz w:val="16"/>
@@ -20257,7 +20961,7 @@
           <w:p>
             <w:pPr>
               <w:pStyle w:val="ReferenceHead"/>
-              <w:keepNext w:val="0"/>
+              <w:keepLines/>
               <w:spacing w:before="0" w:after="0"/>
               <w:rPr>
                 <w:sz w:val="16"/>
@@ -20279,7 +20983,7 @@
           <w:p>
             <w:pPr>
               <w:pStyle w:val="ReferenceHead"/>
-              <w:keepNext w:val="0"/>
+              <w:keepLines/>
               <w:spacing w:before="0" w:after="0"/>
               <w:rPr>
                 <w:sz w:val="16"/>
@@ -20301,7 +21005,7 @@
           <w:p>
             <w:pPr>
               <w:pStyle w:val="ReferenceHead"/>
-              <w:keepNext w:val="0"/>
+              <w:keepLines/>
               <w:spacing w:before="0" w:after="0"/>
               <w:rPr>
                 <w:sz w:val="16"/>
@@ -20323,7 +21027,7 @@
           <w:p>
             <w:pPr>
               <w:pStyle w:val="ReferenceHead"/>
-              <w:keepNext w:val="0"/>
+              <w:keepLines/>
               <w:spacing w:before="0" w:after="0"/>
               <w:rPr>
                 <w:sz w:val="16"/>
@@ -20345,7 +21049,7 @@
           <w:p>
             <w:pPr>
               <w:pStyle w:val="ReferenceHead"/>
-              <w:keepNext w:val="0"/>
+              <w:keepLines/>
               <w:spacing w:before="0" w:after="0"/>
               <w:rPr>
                 <w:sz w:val="16"/>
@@ -20367,7 +21071,7 @@
           <w:p>
             <w:pPr>
               <w:pStyle w:val="ReferenceHead"/>
-              <w:keepNext w:val="0"/>
+              <w:keepLines/>
               <w:spacing w:before="0" w:after="0"/>
               <w:rPr>
                 <w:sz w:val="16"/>
@@ -20389,7 +21093,7 @@
           <w:p>
             <w:pPr>
               <w:pStyle w:val="ReferenceHead"/>
-              <w:keepNext w:val="0"/>
+              <w:keepLines/>
               <w:spacing w:before="0" w:after="0"/>
               <w:rPr>
                 <w:sz w:val="16"/>
@@ -20406,6 +21110,7 @@
       </w:tr>
       <w:tr>
         <w:trPr>
+          <w:cantSplit/>
           <w:jc w:val="center"/>
         </w:trPr>
         <w:tc>
@@ -20416,7 +21121,7 @@
           <w:p>
             <w:pPr>
               <w:pStyle w:val="ReferenceHead"/>
-              <w:keepNext w:val="0"/>
+              <w:keepLines/>
               <w:spacing w:before="0" w:after="0"/>
               <w:rPr>
                 <w:sz w:val="16"/>
@@ -20438,7 +21143,7 @@
           <w:p>
             <w:pPr>
               <w:pStyle w:val="ReferenceHead"/>
-              <w:keepNext w:val="0"/>
+              <w:keepLines/>
               <w:spacing w:before="0" w:after="0"/>
               <w:rPr>
                 <w:sz w:val="16"/>
@@ -20460,7 +21165,7 @@
           <w:p>
             <w:pPr>
               <w:pStyle w:val="ReferenceHead"/>
-              <w:keepNext w:val="0"/>
+              <w:keepLines/>
               <w:spacing w:before="0" w:after="0"/>
               <w:rPr>
                 <w:sz w:val="16"/>
@@ -20482,7 +21187,7 @@
           <w:p>
             <w:pPr>
               <w:pStyle w:val="ReferenceHead"/>
-              <w:keepNext w:val="0"/>
+              <w:keepLines/>
               <w:spacing w:before="0" w:after="0"/>
               <w:rPr>
                 <w:sz w:val="16"/>
@@ -20504,7 +21209,7 @@
           <w:p>
             <w:pPr>
               <w:pStyle w:val="ReferenceHead"/>
-              <w:keepNext w:val="0"/>
+              <w:keepLines/>
               <w:spacing w:before="0" w:after="0"/>
               <w:rPr>
                 <w:sz w:val="16"/>
@@ -20526,7 +21231,7 @@
           <w:p>
             <w:pPr>
               <w:pStyle w:val="ReferenceHead"/>
-              <w:keepNext w:val="0"/>
+              <w:keepLines/>
               <w:spacing w:before="0" w:after="0"/>
               <w:rPr>
                 <w:sz w:val="16"/>
@@ -20548,7 +21253,7 @@
           <w:p>
             <w:pPr>
               <w:pStyle w:val="ReferenceHead"/>
-              <w:keepNext w:val="0"/>
+              <w:keepLines/>
               <w:spacing w:before="0" w:after="0"/>
               <w:rPr>
                 <w:sz w:val="16"/>
@@ -20570,7 +21275,7 @@
           <w:p>
             <w:pPr>
               <w:pStyle w:val="ReferenceHead"/>
-              <w:keepNext w:val="0"/>
+              <w:keepLines/>
               <w:spacing w:before="0" w:after="0"/>
               <w:rPr>
                 <w:sz w:val="16"/>
@@ -20592,7 +21297,7 @@
           <w:p>
             <w:pPr>
               <w:pStyle w:val="ReferenceHead"/>
-              <w:keepNext w:val="0"/>
+              <w:keepLines/>
               <w:spacing w:before="0" w:after="0"/>
               <w:rPr>
                 <w:sz w:val="16"/>
@@ -20614,7 +21319,7 @@
           <w:p>
             <w:pPr>
               <w:pStyle w:val="ReferenceHead"/>
-              <w:keepNext w:val="0"/>
+              <w:keepLines/>
               <w:spacing w:before="0" w:after="0"/>
               <w:rPr>
                 <w:sz w:val="16"/>
@@ -20631,6 +21336,7 @@
       </w:tr>
       <w:tr>
         <w:trPr>
+          <w:cantSplit/>
           <w:jc w:val="center"/>
         </w:trPr>
         <w:tc>
@@ -20642,6 +21348,7 @@
             <w:pPr>
               <w:pStyle w:val="ReferenceHead"/>
               <w:keepNext w:val="0"/>
+              <w:keepLines/>
               <w:spacing w:before="0" w:after="0"/>
               <w:rPr>
                 <w:sz w:val="16"/>
@@ -20664,6 +21371,7 @@
             <w:pPr>
               <w:pStyle w:val="ReferenceHead"/>
               <w:keepNext w:val="0"/>
+              <w:keepLines/>
               <w:spacing w:before="0" w:after="0"/>
               <w:rPr>
                 <w:sz w:val="16"/>
@@ -20686,6 +21394,7 @@
             <w:pPr>
               <w:pStyle w:val="ReferenceHead"/>
               <w:keepNext w:val="0"/>
+              <w:keepLines/>
               <w:spacing w:before="0" w:after="0"/>
               <w:rPr>
                 <w:sz w:val="16"/>
@@ -20708,6 +21417,7 @@
             <w:pPr>
               <w:pStyle w:val="ReferenceHead"/>
               <w:keepNext w:val="0"/>
+              <w:keepLines/>
               <w:spacing w:before="0" w:after="0"/>
               <w:rPr>
                 <w:sz w:val="16"/>
@@ -20730,6 +21440,7 @@
             <w:pPr>
               <w:pStyle w:val="ReferenceHead"/>
               <w:keepNext w:val="0"/>
+              <w:keepLines/>
               <w:spacing w:before="0" w:after="0"/>
               <w:rPr>
                 <w:sz w:val="16"/>
@@ -20752,6 +21463,7 @@
             <w:pPr>
               <w:pStyle w:val="ReferenceHead"/>
               <w:keepNext w:val="0"/>
+              <w:keepLines/>
               <w:spacing w:before="0" w:after="0"/>
               <w:rPr>
                 <w:sz w:val="16"/>
@@ -20774,6 +21486,7 @@
             <w:pPr>
               <w:pStyle w:val="ReferenceHead"/>
               <w:keepNext w:val="0"/>
+              <w:keepLines/>
               <w:spacing w:before="0" w:after="0"/>
               <w:rPr>
                 <w:sz w:val="16"/>
@@ -20796,6 +21509,7 @@
             <w:pPr>
               <w:pStyle w:val="ReferenceHead"/>
               <w:keepNext w:val="0"/>
+              <w:keepLines/>
               <w:spacing w:before="0" w:after="0"/>
               <w:rPr>
                 <w:sz w:val="16"/>
@@ -20818,6 +21532,7 @@
             <w:pPr>
               <w:pStyle w:val="ReferenceHead"/>
               <w:keepNext w:val="0"/>
+              <w:keepLines/>
               <w:spacing w:before="0" w:after="0"/>
               <w:rPr>
                 <w:sz w:val="16"/>
@@ -20840,6 +21555,7 @@
             <w:pPr>
               <w:pStyle w:val="ReferenceHead"/>
               <w:keepNext w:val="0"/>
+              <w:keepLines/>
               <w:spacing w:before="0" w:after="0"/>
               <w:rPr>
                 <w:sz w:val="16"/>
@@ -20857,11 +21573,11 @@
     </w:tbl>
     <w:p>
       <w:pPr>
+        <w:pStyle w:val="figurecaption0"/>
         <w:spacing w:before="80" w:after="40"/>
-        <w:jc w:val="center"/>
-      </w:pPr>
-      <w:r>
-        <w:t>Table A6. Locked τ grid on ASSISTments 2012, learner-based fold 0 (seed 42), T-KT. FAR = P(y=0 | p≥τ). Sparse occupancy is Limited (N=444). Display threshold in the main text is τ=0.7 (locked FAR 0.196 / 0.268). Copied from the frozen review-artifact grid; not a search over sparse error.</w:t>
+      </w:pPr>
+      <w:r>
+        <w:t>Table A6. Locked τ grid on ASSISTments 2012, learner-based fold 0 (seed 42), T-KT. FAR = P(y=0 | p≥τ). Sparse occupancy is Limited (N=444). Display threshold in the main text is τ=0.7 (locked FAR 0.196 / 0.268). Copied from the frozen accompanying artifact grid; not a search over sparse error.</w:t>
       </w:r>
     </w:p>
     <w:tbl>
@@ -21254,7 +21970,6 @@
         <w:pStyle w:val="ReferenceHead"/>
       </w:pPr>
       <w:r>
-        <w:lastRenderedPageBreak/>
         <w:t>Conflict of Interest</w:t>
       </w:r>
     </w:p>
@@ -21297,7 +22012,7 @@
         <w:spacing w:line="252" w:lineRule="exact"/>
       </w:pPr>
       <w:r>
-        <w:t>This study is a secondary analysis of publicly released, de-identified benchmark educational datasets (ASSISTments 2012, Junyi Academy, and XES3G5M). No new human participants were recruited, no classroom intervention was conducted, and no attempt was made to re-identify learners. The work uses only records already released by the original dataset providers. The Junyi Academy dump is used under the provider’s CC BY-NC-SA 4.0 terms. This secondary analysis of publicly released de-identified logs is exempt from prospective human-subjects approval under the authors’ institutional rules for retrospective anonymized data; no IRB protocol number applies.</w:t>
+        <w:t>This study is a secondary analysis of publicly released, de-identified benchmark educational datasets (ASSISTments 2012, Junyi Academy, and XES3G5M). No new human participants were recruited, no classroom intervention was conducted, and no attempt was made to re-identify learners. The work uses only records already released by the original dataset providers. The Junyi Academy dump is used under the provider’s CC BY-NC-SA 4.0 terms. No prospective human-subjects protocol number was sought for this work: the analysis uses only publicly released de-identified logs, recruits no participants, and applies no classroom intervention.</w:t>
       </w:r>
     </w:p>
     <w:p>
@@ -21375,7 +22090,7 @@
         <w:rPr>
           <w:noProof/>
         </w:rPr>
-        <w:t xml:space="preserve">A. T. Corbett and J. R. Anderson, “Knowledge Tracing: Modeling the acquisition of procedural knowledge,” </w:t>
+        <w:t xml:space="preserve">A. T. Corbett and J. R. Anderson, “Knowledge Tracing: Modeling the Acquisition of Procedural Knowledge,” </w:t>
       </w:r>
       <w:r>
         <w:rPr>
@@ -21396,13 +22111,13 @@
         <w:pStyle w:val="References"/>
       </w:pPr>
       <w:r>
-        <w:t xml:space="preserve">C. Piech, J. Bassen, J. Huang, S. Ganguli, M. Sahami, L. J. Guibas, and J. Sohl-Dickstein, “Deep Knowledge Tracing,” in </w:t>
+        <w:t xml:space="preserve">C. Piech, J. Bassen, J. Huang, et al., “Deep Knowledge Tracing,” in </w:t>
       </w:r>
       <w:r>
         <w:rPr>
           <w:i/>
         </w:rPr>
-        <w:t>Advances in Neural Information Processing Systems</w:t>
+        <w:t>Adv. Neural Inf. Process. Syst.</w:t>
       </w:r>
       <w:r>
         <w:t>, vol. 28, 2015, pp. 505–513.</w:t>
@@ -21419,7 +22134,7 @@
         <w:rPr>
           <w:noProof/>
         </w:rPr>
-        <w:t xml:space="preserve">G. Abdelrahman, Q. Wang, and B. Nunes, “Knowledge Tracing: A survey,” </w:t>
+        <w:t xml:space="preserve">G. Abdelrahman, Q. Wang, and B. Nunes, “Knowledge Tracing: A Survey,” </w:t>
       </w:r>
       <w:r>
         <w:rPr>
@@ -21440,13 +22155,7 @@
         <w:pStyle w:val="References"/>
       </w:pPr>
       <w:r>
-        <w:t>Z. Liu, Q. Liu, J. Chen, S. Huang, and W. Luo, “</w:t>
-      </w:r>
-      <w:r>
-        <w:t>SimpleKT: A simple but tough-to-beat baseline for Knowledge Tracing</w:t>
-      </w:r>
-      <w:r>
-        <w:t>,” in The Eleventh International Conference on Learning Representations, 2023.</w:t>
+        <w:t>Z. Liu, Q. Liu, J. Chen, et al., “SimpleKT: A Simple but Tough-to-Beat Baseline for Knowledge Tracing,” in Proc. 11th Int. Conf. Learn. Represent. (ICLR), 2023.</w:t>
       </w:r>
     </w:p>
     <w:p>
@@ -21454,7 +22163,7 @@
         <w:pStyle w:val="References"/>
       </w:pPr>
       <w:r>
-        <w:t>Z. Liu, Q. Liu, J. Chen, S. Huang, J. Tang, and W. Luo, “pyKT: A Python library to benchmark deep learning based Knowledge Tracing models,” in Proc. 36th Conference on Neural Information Processing Systems Datasets and Benchmarks Track, 2022.</w:t>
+        <w:t>Z. Liu, Q. Liu, J. Chen, et al., “pyKT: A Python Library to Benchmark Deep Learning Based Knowledge Tracing Models,” in Proc. 36th Conf. Neural Inf. Process. Syst. Datasets and Benchmarks Track, 2022.</w:t>
       </w:r>
     </w:p>
     <w:p>
@@ -21485,7 +22194,7 @@
         <w:rPr>
           <w:noProof/>
         </w:rPr>
-        <w:t>A. Ghosh, N. Heffernan, and A. S. Lan, “Context-aware attentive Knowledge Tracing,” in Proc. ACM SIGKDD Conf. Knowledge Discovery and Data Mining, 2020, pp. 2330–2339. doi: 10.1145/3394486.3403282</w:t>
+        <w:t>A. Ghosh, N. Heffernan, and A. S. Lan, “Context-Aware Attentive Knowledge Tracing,” in Proc. ACM SIGKDD Conf. Knowl. Discov. Data Mining, 2020, pp. 2330–2339. doi: 10.1145/3394486.3403282</w:t>
       </w:r>
     </w:p>
     <w:p>
@@ -21499,7 +22208,7 @@
         <w:rPr>
           <w:noProof/>
         </w:rPr>
-        <w:t>H. Nakagawa, Y. Iwasawa, and Y. Matsuo, “Graph-based Knowledge Tracing: Modeling student proficiency using graph neural network,” in Proc. IEEE/WIC/ACM International Conference on Web Intelligence, 2019, pp. 156–163. doi: 10.1145/3350546.3352513</w:t>
+        <w:t>W. Cheng, H. Du, C. Li, et al., “Uncertainty-Aware Knowledge Tracing,” in Proc. AAAI Conf. Artif. Intell., vol. 39, no. 27, pp. 27905–27913, 2025. doi: 10.1609/aaai.v39i27.35007</w:t>
       </w:r>
     </w:p>
     <w:p>
@@ -21513,7 +22222,7 @@
         <w:rPr>
           <w:noProof/>
         </w:rPr>
-        <w:t>W. Lee, J. Chun, Y. Lee, K. Park, and S. Park, “Contrastive learning for Knowledge Tracing,” in Proc. ACM Web Conference, 2022, pp. 2330–2338. doi: 10.1145/3485447.3512105</w:t>
+        <w:t>H. Nakagawa, Y. Iwasawa, and Y. Matsuo, “Graph-Based Knowledge Tracing: Modeling Student Proficiency Using Graph Neural Network,” in Proc. IEEE/WIC/ACM Int. Conf. Web Intell., 2019, pp. 156–163. doi: 10.1145/3350546.3352513</w:t>
       </w:r>
     </w:p>
     <w:p>
@@ -21527,7 +22236,70 @@
         <w:rPr>
           <w:noProof/>
         </w:rPr>
-        <w:t xml:space="preserve">R. Pelánek, “Metrics for evaluation of student models,” </w:t>
+        <w:t>W. Lee, J. Chun, Y. Lee, et al., “Contrastive Learning for Knowledge Tracing,” in Proc. ACM Web Conf., 2022, pp. 2330–2338. doi: 10.1145/3485447.3512105</w:t>
+      </w:r>
+    </w:p>
+    <w:p>
+      <w:pPr>
+        <w:pStyle w:val="References"/>
+      </w:pPr>
+      <w:r>
+        <w:t>S. Huang, Z. Liu, X. Zhao, et al., “Towards Robust Knowledge Tracing Models via k-Sparse Attention,” in Proc. 46th Int. ACM SIGIR Conf., 2023, pp. 2441–2445. doi: 10.1145/3539618.3592073</w:t>
+      </w:r>
+    </w:p>
+    <w:p>
+      <w:pPr>
+        <w:pStyle w:val="References"/>
+        <w:rPr>
+          <w:noProof/>
+        </w:rPr>
+      </w:pPr>
+      <w:r>
+        <w:rPr>
+          <w:noProof/>
+        </w:rPr>
+        <w:t xml:space="preserve">I. Bhattacharjee and C. Wayllace, “Cold Start Problem: An Experimental Study of Knowledge Tracing Models with New Students,” in Artificial Intelligence in Education, </w:t>
+      </w:r>
+      <w:r>
+        <w:rPr>
+          <w:i/>
+          <w:noProof/>
+        </w:rPr>
+        <w:t>Lecture Notes in Computer Science</w:t>
+      </w:r>
+      <w:r>
+        <w:rPr>
+          <w:noProof/>
+        </w:rPr>
+        <w:t>, vol. 15880. Springer, 2025, pp. 425–432. doi: 10.1007/978-3-031-98459-4_30</w:t>
+      </w:r>
+    </w:p>
+    <w:p>
+      <w:pPr>
+        <w:pStyle w:val="References"/>
+        <w:rPr>
+          <w:noProof/>
+        </w:rPr>
+      </w:pPr>
+      <w:r>
+        <w:rPr>
+          <w:noProof/>
+        </w:rPr>
+        <w:t>Z. Liu, Q. Liu, T. Guo, et al., “XES3G5M: A Knowledge Tracing Benchmark Dataset with Auxiliary Information,” in Proc. 37th Conf. Neural Inf. Process. Syst. Datasets and Benchmarks Track, 2023.</w:t>
+      </w:r>
+    </w:p>
+    <w:p>
+      <w:pPr>
+        <w:pStyle w:val="References"/>
+        <w:rPr>
+          <w:noProof/>
+        </w:rPr>
+      </w:pPr>
+      <w:r>
+        <w:rPr>
+          <w:noProof/>
+        </w:rPr>
+        <w:t xml:space="preserve">R. Pelánek, “Metrics for Evaluation of Student Models,” </w:t>
       </w:r>
       <w:r>
         <w:rPr>
@@ -21546,9 +22318,15 @@
     <w:p>
       <w:pPr>
         <w:pStyle w:val="References"/>
-      </w:pPr>
-      <w:r>
-        <w:t>C. Guo, G. Pleiss, Y. Sun, and K. Q. Weinberger, “On calibration of modern neural networks,” in Proc. 34th International Conference on Machine Learning, vol. 70, 2017, pp. 1321–1330.</w:t>
+        <w:rPr>
+          <w:noProof/>
+        </w:rPr>
+      </w:pPr>
+      <w:r>
+        <w:rPr>
+          <w:noProof/>
+        </w:rPr>
+        <w:t>M. P. Naeini, G. Cooper, and M. Hauskrecht, “Obtaining Well Calibrated Probabilities Using Bayesian Binning,” in Proc. AAAI Conf. Artif. Intell., vol. 29, no. 1, 2015. doi: 10.1609/aaai.v29i1.9602</w:t>
       </w:r>
     </w:p>
     <w:p>
@@ -21562,7 +22340,7 @@
         <w:rPr>
           <w:noProof/>
         </w:rPr>
-        <w:t>M. P. Naeini, G. Cooper, and M. Hauskrecht, “Obtaining well calibrated probabilities using Bayesian binning,” in Proc. AAAI Conference on Artificial Intelligence, vol. 29, no. 1, 2015. doi: 10.1609/aaai.v29i1.9602</w:t>
+        <w:t>C. Guo, G. Pleiss, Y. Sun, et al., “On Calibration of Modern Neural Networks,” in Proc. 34th Int. Conf. Mach. Learn., vol. 70, 2017, pp. 1321–1330.</w:t>
       </w:r>
     </w:p>
     <w:p>
@@ -21576,7 +22354,7 @@
         <w:rPr>
           <w:noProof/>
         </w:rPr>
-        <w:t xml:space="preserve">G. W. Brier, “Verification of forecasts expressed in terms of probability,” </w:t>
+        <w:t xml:space="preserve">G. W. Brier, “Verification of Forecasts Expressed in Terms of Probability,” </w:t>
       </w:r>
       <w:r>
         <w:rPr>
@@ -21603,7 +22381,34 @@
         <w:rPr>
           <w:noProof/>
         </w:rPr>
-        <w:t xml:space="preserve">M. H. DeGroot and S. E. Fienberg, “The comparison and evaluation of forecasters,” </w:t>
+        <w:t xml:space="preserve">A. H. Murphy, “A New Vector Partition of the Probability Score,” </w:t>
+      </w:r>
+      <w:r>
+        <w:rPr>
+          <w:i/>
+          <w:noProof/>
+        </w:rPr>
+        <w:t>Journal of Applied Meteorology</w:t>
+      </w:r>
+      <w:r>
+        <w:rPr>
+          <w:noProof/>
+        </w:rPr>
+        <w:t>, vol. 12, no. 4, pp. 595–600, 1973. doi: 10.1175/1520-0450(1973)012&lt;0595:ANVPOT&gt;2.0.CO;2</w:t>
+      </w:r>
+    </w:p>
+    <w:p>
+      <w:pPr>
+        <w:pStyle w:val="References"/>
+        <w:rPr>
+          <w:noProof/>
+        </w:rPr>
+      </w:pPr>
+      <w:r>
+        <w:rPr>
+          <w:noProof/>
+        </w:rPr>
+        <w:t xml:space="preserve">M. H. DeGroot and S. E. Fienberg, “The Comparison and Evaluation of Forecasters,” </w:t>
       </w:r>
       <w:r>
         <w:rPr>
@@ -21622,168 +22427,100 @@
     <w:p>
       <w:pPr>
         <w:pStyle w:val="References"/>
-        <w:rPr>
-          <w:noProof/>
-        </w:rPr>
-      </w:pPr>
-      <w:r>
-        <w:rPr>
-          <w:noProof/>
-        </w:rPr>
-        <w:t>X. Yan, C. Tang, and A. Shimada, “Recovering stranded discrimination in Knowledge Tracing: Per-item bias correction via empirical-Bayes shrinkage,” arXiv:2606.14123, 2026, accepted at ECML PKDD 2026, Research Track. doi: 10.48550/arXiv.2606.14123</w:t>
+      </w:pPr>
+      <w:r>
+        <w:t>X. Yan, C. Tang, and A. Shimada, “Recovering Stranded Discrimination in Knowledge Tracing: Per-Item Bias Correction via Empirical-Bayes Shrinkage,” in press. doi: 10.48550/arXiv.2606.14123</w:t>
       </w:r>
     </w:p>
     <w:p>
       <w:pPr>
         <w:pStyle w:val="References"/>
+      </w:pPr>
+      <w:r>
+        <w:t xml:space="preserve">J. Mitton, P. Bhattacharyya, R. Abboud, et al., “Knowing When to Defer: Selective Prediction for Responsible Knowledge Tracing,” in Proc. Impactful and Responsible AI Systems for Education Workshop, </w:t>
+      </w:r>
+      <w:r>
         <w:rPr>
-          <w:noProof/>
+          <w:i/>
         </w:rPr>
-      </w:pPr>
-      <w:r>
-        <w:rPr>
-          <w:noProof/>
-        </w:rPr>
-        <w:t>S. Huang, Z. Liu, X. Zhao, W. Luo, and J. Weng, “Towards robust Knowledge Tracing models via k-sparse attention,” in Proc. 46th International ACM SIGIR Conference, 2023, pp. 2441–2445. doi: 10.1145/3539618.3592073</w:t>
+        <w:t>Proc. Mach. Learn. Res.</w:t>
+      </w:r>
+      <w:r>
+        <w:t>, vol. 339, 2026, pp. 22–42.</w:t>
       </w:r>
     </w:p>
     <w:p>
       <w:pPr>
         <w:pStyle w:val="References"/>
-        <w:rPr>
-          <w:noProof/>
-        </w:rPr>
-      </w:pPr>
-      <w:r>
-        <w:rPr>
-          <w:noProof/>
-        </w:rPr>
-        <w:lastRenderedPageBreak/>
-        <w:t xml:space="preserve">I. Bhattacharjee and C. Wayllace, “Cold start problem: An experimental study of Knowledge Tracing models with new students,” in Artificial Intelligence in Education (AIED 2025), </w:t>
+      </w:pPr>
+      <w:r>
+        <w:t>S. E. Fancsali, T. Nixon, and S. Ritter, “Optimal and Worst-Case Performance of Mastery Learning Assessment with Bayesian Knowledge Tracing,” in Proc. 6th Int. Conf. Educ. Data Mining, 2013, pp. 35–42.</w:t>
+      </w:r>
+    </w:p>
+    <w:p>
+      <w:pPr>
+        <w:pStyle w:val="References"/>
+      </w:pPr>
+      <w:r>
+        <w:t>J. Zhang, R. Das, R. S. Baker, et al., “Knowledge Tracing Models’ Predictive Performance When a Student Starts a Skill,” in Proc. 14th Int. Conf. Educ. Data Mining, 2021, pp. 625–629.</w:t>
+      </w:r>
+    </w:p>
+    <w:p>
+      <w:pPr>
+        <w:pStyle w:val="References"/>
+      </w:pPr>
+      <w:r>
+        <w:t>ASSISTmentsData, “ASSISTments 2012–2013 School Data with Affect,” ASSISTments Public Datasets, 2012. [Online]. Available: https://sites.google.com/site/assistmentsdata/datasets/2012-13-school-data-with-affect. Accessed: Sep. 20, 2026.</w:t>
+      </w:r>
+    </w:p>
+    <w:p>
+      <w:pPr>
+        <w:pStyle w:val="References"/>
+      </w:pPr>
+      <w:r>
+        <w:t>P.-J. Chen, M.-E. Hsieh, and T.-Y. Tsai, “Junyi Academy Online Learning Activity Dataset,” Kaggle, 2020. [Online]. Available: https://www.kaggle.com/datasets/junyiacademy/learning-activity-public-dataset-by-junyi-academy. Accessed: Sep. 20, 2026.</w:t>
+      </w:r>
+    </w:p>
+    <w:p>
+      <w:pPr>
+        <w:pStyle w:val="References"/>
+      </w:pPr>
+      <w:r>
+        <w:t xml:space="preserve">A. Kumar, P. Liang, and T. Ma, “Verified Uncertainty Calibration,” in </w:t>
       </w:r>
       <w:r>
         <w:rPr>
           <w:i/>
-          <w:noProof/>
         </w:rPr>
-        <w:t>Lecture Notes in Computer Science</w:t>
-      </w:r>
-      <w:r>
-        <w:rPr>
-          <w:noProof/>
-        </w:rPr>
-        <w:t>, vol. 15880. Springer, 2025, pp. 425–432. doi: 10.1007/978-3-031-98459-4_30</w:t>
+        <w:t>Adv. Neural Inf. Process. Syst.</w:t>
+      </w:r>
+      <w:r>
+        <w:t>, vol. 32, 2019, pp. 3792–3803.</w:t>
       </w:r>
     </w:p>
     <w:p>
       <w:pPr>
         <w:pStyle w:val="References"/>
-        <w:rPr>
-          <w:noProof/>
-        </w:rPr>
-      </w:pPr>
-      <w:r>
-        <w:rPr>
-          <w:noProof/>
-        </w:rPr>
-        <w:t>ASSISTmentsData, “ASSISTments 2012–2013 school data with affect,” ASSISTments Public Datasets, 2012. [Online]. Available: https:/​/​sites.google.com/​site/​assistmentsdata/​datasets/​2012-13-school-data-with-affect</w:t>
+      </w:pPr>
+      <w:r>
+        <w:t>R. Roelofs, N. Cain, J. Shlens, et al., “Mitigating Bias in Calibration Error Estimation,” in Proc. 25th Int. Conf. Artif. Intell. Statist. (AISTATS), vol. 151, 2022, pp. 4036–4054.</w:t>
       </w:r>
     </w:p>
     <w:p>
       <w:pPr>
         <w:pStyle w:val="References"/>
+      </w:pPr>
+      <w:r>
+        <w:t xml:space="preserve">J. Platt, “Probabilistic Outputs for Support Vector Machines and Comparisons to Regularized Likelihood Methods,” in </w:t>
+      </w:r>
+      <w:r>
         <w:rPr>
-          <w:noProof/>
+          <w:i/>
         </w:rPr>
-      </w:pPr>
-      <w:r>
-        <w:rPr>
-          <w:noProof/>
-        </w:rPr>
-        <w:t>P.-J. Chen, M.-E. Hsieh, and T.-Y. Tsai, “Junyi Academy online learning activity dataset,” Kaggle, 2020. [Online]. Available: https:/​/​www.kaggle.com/​datasets/​junyiacademy/​learning-activity-public-dataset-by-junyi-academy</w:t>
-      </w:r>
-    </w:p>
-    <w:p>
-      <w:pPr>
-        <w:pStyle w:val="References"/>
-      </w:pPr>
-      <w:r>
-        <w:t>Z. Liu, Q. Liu, T. Guo, J. Chen, S. Huang, X. Zhao, J. Tang, W. Luo, and J. Weng, “XES3G5M: A Knowledge Tracing benchmark dataset with auxiliary information,” in Proc. 37th Conference on Neural Information Processing Systems Datasets and Benchmarks Track, 2023.</w:t>
-      </w:r>
-    </w:p>
-    <w:p>
-      <w:pPr>
-        <w:pStyle w:val="References"/>
-      </w:pPr>
-      <w:r>
-        <w:t>W. Cheng, H. Du, C. Li, E. Ni, L. Tan, T. Xu, and Y. Ni, “Uncertainty-aware Knowledge Tracing,” in Proc. AAAI Conference on Artificial Intelligence, vol. 39, no. 27, pp. 27905–27913, 2025. doi: 10.1609/aaai.v39i27.35007</w:t>
-      </w:r>
-    </w:p>
-    <w:p>
-      <w:pPr>
-        <w:pStyle w:val="References"/>
-      </w:pPr>
-      <w:r>
-        <w:t>J. Mitton, P. Bhattacharyya, R. Abboud, and S. Woodhead, “Knowing when to defer: Selective prediction for responsible Knowledge Tracing,” in Proc. Impactful and Responsible AI Systems for Education Workshop, Proc. Machine Learning Research, vol. 339, 2026, pp. 22–42.</w:t>
-      </w:r>
-    </w:p>
-    <w:p>
-      <w:pPr>
-        <w:pStyle w:val="References"/>
-      </w:pPr>
-      <w:r>
-        <w:t>A. H. Murphy, “A new vector partition of the probability score,” Journal of Applied Meteorology, vol. 12, no. 4, pp. 595–600, 1973. doi: 10.1175/1520-0450(1973)012&lt;0595:ANVPOT&gt;2.0.CO;2</w:t>
-      </w:r>
-    </w:p>
-    <w:p>
-      <w:pPr>
-        <w:pStyle w:val="References"/>
-      </w:pPr>
-      <w:r>
-        <w:t>S. E. Fancsali, T. Nixon, and S. Ritter, “Optimal and worst-case performance of mastery learning assessment with Bayesian Knowledge Tracing,” in Proc. 6th International Conference on Educational Data Mining, 2013, pp. 35–42.</w:t>
-      </w:r>
-    </w:p>
-    <w:p>
-      <w:pPr>
-        <w:pStyle w:val="References"/>
-      </w:pPr>
-      <w:r>
-        <w:t>J. Zhang, R. Das, R. S. Baker, and R. Scruggs, “Knowledge tracing models’ predictive performance when a student starts a skill,” in Proc. 14th International Conference on Educational Data Mining, 2021, pp. 625–629.</w:t>
-      </w:r>
-    </w:p>
-    <w:p>
-      <w:pPr>
-        <w:pStyle w:val="References"/>
-      </w:pPr>
-      <w:r>
-        <w:t>J. Platt, “Probabilistic outputs for support vector machines and comparisons to regularized likelihood methods,” in Advances in Large Margin Classifiers, 1999, pp. 61–74.</w:t>
-      </w:r>
-    </w:p>
-    <w:p>
-      <w:pPr>
-        <w:pStyle w:val="References"/>
-      </w:pPr>
-    </w:p>
-    <w:p>
-      <w:pPr>
-        <w:pStyle w:val="References"/>
-      </w:pPr>
-      <w:r>
-        <w:t>A. Kumar, P. Liang, and T. Ma, “Verified uncertainty calibration,” in Advances in Neural Information Processing Systems, vol. 32, 2019, pp. 3792–3803.</w:t>
-      </w:r>
-    </w:p>
-    <w:p>
-      <w:pPr>
-        <w:pStyle w:val="References"/>
-        <w:rPr>
-          <w:rFonts w:eastAsia="SimSun"/>
-          <w:b/>
-          <w:bCs/>
-          <w:lang w:eastAsia="zh-CN"/>
-        </w:rPr>
-      </w:pPr>
-      <w:r>
-        <w:t>R. Roelofs, N. Cain, J. Shlens, and M. C. Mozer, “Mitigating bias in calibration error estimation,” in Proc. 25th International Conference on Artificial Intelligence and Statistics, vol. 151, 2022, pp. 4036–4054.</w:t>
+        <w:t>Advances in Large Margin Classifiers</w:t>
+      </w:r>
+      <w:r>
+        <w:t>, 1999, pp. 61–74.</w:t>
       </w:r>
     </w:p>
     <w:p>

--- a/sparse-calibration-kt/IJIET_FINAL_REVISION/output/OJS_UPLOAD/Reproducible Sparse-Concept and Calibration Diagnostics for Knowledge Tracing_blind.docx
+++ b/sparse-calibration-kt/IJIET_FINAL_REVISION/output/OJS_UPLOAD/Reproducible Sparse-Concept and Calibration Diagnostics for Knowledge Tracing_blind.docx
@@ -1238,7 +1238,7 @@
         <w:spacing w:line="252" w:lineRule="exact"/>
       </w:pPr>
       <w:r>
-        <w:t>Deep models are trained in five runs at seeds 42, 2024, 2025, 2026, and 2027 (fold_0 through fold_4). Seeds 2025 and 2026 share one student partition (fold_2 = fold_3) on all three datasets. These are five training runs spanning four unique learner partitions; two runs share one learner partition, not five independent folds. Tables that report mean±sd therefore summarize four unique partitions: the two initializations on the duplicated split are averaged first. For the duplicated evaluation partition, the two T-KT initializations are first averaged to form one partition-level estimate; the reported four-partition mean then assigns equal weight to each unique learner partition, using the same aggregation as the DKT and IRT rows. On Junyi, that duplicated partition is official fold 0 (seeds 42 and 2024). Tables A2–A3 still list all five training runs across four unique learner partitions.</w:t>
+        <w:t>Deep models are trained in five runs at seeds 42, 2024, 2025, 2026, and 2027 (fold_0 through fold_4). Seeds 2025 and 2026 share one student partition (fold_2 = fold_3) on ASSISTments 2012 and XES3G5M. These are five training runs spanning four unique learner partitions; two runs share one learner partition, not five independent folds. Tables that report mean±sd therefore summarize four unique partitions: the two initializations on the duplicated split are averaged first. For ASSISTments and XES3G5M, that duplicated evaluation partition is fold_2 = fold_3 (seeds 2025 and 2026). On Junyi, T-KT seeds 42 and 2024 are two initializations scored on official fold 0 and averaged first; seeds 2025, 2026, and 2027 cover official folds 1, 2, and 4, so Junyi T-KT still uses four unique partitions with the same equal-weight aggregation as the DKT and IRT rows. Table A2 reports the seed-42 / fold-0 gate; Table A3 summarizes the gate over the four unique learner partitions, and its caption gives the corresponding five-run means.</w:t>
       </w:r>
     </w:p>
     <w:p>
@@ -11516,7 +11516,7 @@
         <w:spacing w:line="252" w:lineRule="exact"/>
       </w:pPr>
       <w:r>
-        <w:t>A locked gate at τ=0.7 is a simulated next-response decision-error probe, not RQ3. On ASSISTments 2012, T-KT FAR is 0.196 on dense KCs and 0.268 on sparse KCs (ΔFAR = +0.072; seed 42; KC-clustered percentile bootstrap 95% CI [0.006, 0.138], B = 2000), and ΔFAR is positive in 4/4 unique learner partitions (partition-level mean 0.056). For DKT the same probe is positive in only 3 of 4 unique partitions (Table A3; five-run count 3/5 is a different unit), so the stratum difference in gate error is not uniform across backbones; the lower confidence bound for T-KT is close to zero, and we therefore report the direction of ΔFAR, not its robustness. On XES3G5M the same T-KT probe is negative (five-run mean ΔFAR −0.017, positive on 0/5 runs; sparse N mean 1,957; frozen a2b artifact). ASSISTments FAR denominators and partition-level summaries are reported in Tables A2–A3; the occupancy-policy counterfactual remains in the accompanying artifact; the τ-grid is Table A6.</w:t>
+        <w:t>A locked gate at τ=0.7 is a simulated next-response decision-error probe, not RQ3. On ASSISTments 2012, T-KT FAR is 0.196 on dense KCs and 0.268 on sparse KCs (ΔFAR = +0.072; seed 42; KC-clustered percentile bootstrap 95% CI [0.006, 0.138], B = 2000), and ΔFAR is positive in 4/4 unique learner partitions (partition-level mean 0.056). For DKT the same probe is positive in only 3 of 4 unique partitions (Table A3; five-run count 3/5 is a different unit), so the stratum difference in gate error is not uniform across backbones; the lower confidence bound for T-KT is close to zero, and we therefore report the direction of ΔFAR, not its robustness. On XES3G5M the same T-KT probe is negative on 0/4 unique partitions (partition-level mean ΔFAR = −0.019; five-run mean −0.017; sparse N mean 1,957; accompanying artifact). ASSISTments FAR denominators and partition-level summaries are reported in Tables A2–A3; the occupancy-policy counterfactual remains in the accompanying artifact; the τ-grid is Table A6.</w:t>
       </w:r>
     </w:p>
     <w:p>
@@ -11630,7 +11630,7 @@
         <w:spacing w:line="252" w:lineRule="exact"/>
       </w:pPr>
       <w:r>
-        <w:t>Two empirical regularities, not laws, structure the results. First, training frequency is not a universal predictor of AUC failure: on XES3G5M, sparse-stratum AUC is higher than dense-stratum AUC for DKT and T-KT (Reliable occupancy), and Junyi’s learner-based sparse bucket is empty (exercise-level operational identifier, ucid) rather than a ranking collapse. Second, the observed sparse-stratum calibration pattern is dataset- and model-dependent. ASSISTments 2012 T-KT ECE is associated with a dense-to-sparse rise under Limited sparse support (Table 5, N=415); XES3G5M T-KT ECE does not show the same adverse dense-to-sparse gradient as ASSISTments (0.1176 / 0.1129 / 0.1254, interpreted descriptively) despite Reliable sparse occupancy, while XES DKT ECE/Brier/REL worsen. Calibration is not guaranteed to worsen as frequency falls. As a secondary operational probe, a locked next-response gate can differ by frequency stratum: ASSISTments T-KT ΔFAR is positive in 4/4 unique partitions (direction only; seed-42 95% CI [0.006, 0.138]), DKT is positive in only 3/4 unique partitions (Table A3), and the XES3G5M T-KT probe is negative (five-run mean ΔFAR −0.017; frozen a2b artifact; ASSISTments denominators in Tables A2–A3).</w:t>
+        <w:t>Two empirical regularities, not laws, structure the results. First, training frequency is not a universal predictor of AUC failure: on XES3G5M, sparse-stratum AUC is higher than dense-stratum AUC for DKT and T-KT (Reliable occupancy), and Junyi’s learner-based sparse bucket is empty (exercise-level operational identifier, ucid) rather than a ranking collapse. Second, the observed sparse-stratum calibration pattern is dataset- and model-dependent. ASSISTments 2012 T-KT ECE is associated with a dense-to-sparse rise under Limited sparse support (Table 5, N=415); XES3G5M T-KT ECE does not show the same adverse dense-to-sparse gradient as ASSISTments (0.1176 / 0.1129 / 0.1254, interpreted descriptively) despite Reliable sparse occupancy, while XES DKT ECE/Brier/REL worsen. Calibration is not guaranteed to worsen as frequency falls. As a secondary operational probe, a locked next-response gate can differ by frequency stratum: ASSISTments T-KT ΔFAR is positive in 4/4 unique partitions (direction only; seed-42 95% CI [0.006, 0.138]), DKT is positive in only 3/4 unique partitions (Table A3), and the XES3G5M T-KT probe is negative on 0/4 unique partitions (partition-level mean ΔFAR = −0.019; five-run mean −0.017; accompanying artifact; ASSISTments denominators in Tables A2–A3).</w:t>
       </w:r>
     </w:p>
     <w:p>
@@ -13432,7 +13432,7 @@
         <w:spacing w:before="80" w:after="40"/>
       </w:pPr>
       <w:r>
-        <w:t>Table A3. Gate robustness at τ=0.7 on ASSISTments 2012 (primary unit: four unique learner partitions). T-KT Mean ΔFAR is the partition-level mean 0.056 (SD column is the partition range 0.015–0.087) after averaging seeds 2025 and 2026 first. The five T-KT training runs have mean 0.047 (sd 0.033) because those two seeds share one split. DKT Mean ΔFAR is the partition-level mean 0.040 (range −0.011–0.096) after the same averaging; ΔFAR&gt;0 on 3/4 unique partitions. The five DKT runs remain 3/5 positive (mean 0.033, sd 0.048) and are not the same counting unit as the T-KT 4/4 cell. Mean N, N_adv, and N_inc are sparse-stratum gate denominators: events with a valid predicted probability admitted to the locked τ=0.7 probe (four-partition mean N=413). Table 5 N=415 counts all sparse test events on the same partitions. Table A2 N=444 is seed 42 / fold 0 only.</w:t>
+        <w:t>Table A3. Gate robustness at τ=0.7 on ASSISTments 2012 (primary unit: four unique learner partitions). T-KT Mean ΔFAR is the partition-level mean 0.056 after averaging seeds 2025 and 2026 first. The SD column is the sample standard deviation of the four partition-level ΔFAR values. The five T-KT training runs have mean 0.047 (sd 0.033) because those two seeds share one split. DKT Mean ΔFAR is the partition-level mean 0.040 (range −0.011–0.096) after the same averaging; ΔFAR&gt;0 on 3/4 unique partitions. The five DKT runs remain 3/5 positive (mean 0.033, sd 0.048) and are not the same counting unit as the T-KT 4/4 cell. Mean N, N_adv, and N_inc are sparse-stratum gate denominators: events with a valid predicted probability admitted to the locked τ=0.7 probe (four-partition mean N=413). Table 5 N=415 counts all sparse test events on the same partitions. Table A2 N=444 is seed 42 / fold 0 only.</w:t>
       </w:r>
     </w:p>
     <w:tbl>
@@ -13658,10 +13658,7 @@
           </w:tcPr>
           <w:p>
             <w:r>
-              <w:rPr>
-                <w:sz w:val="16"/>
-              </w:rPr>
-              <w:t>—</w:t>
+              <w:t>0.031</w:t>
             </w:r>
           </w:p>
         </w:tc>
@@ -13775,10 +13772,7 @@
           </w:tcPr>
           <w:p>
             <w:r>
-              <w:rPr>
-                <w:sz w:val="16"/>
-              </w:rPr>
-              <w:t>—</w:t>
+              <w:t>0.052</w:t>
             </w:r>
           </w:p>
         </w:tc>
@@ -13967,8 +13961,9 @@
         </w:tc>
         <w:tc>
           <w:tcPr>
-            <w:tcW w:w="359" w:type="pct"/>
-            <w:vAlign w:val="center"/>
+            <w:tcW w:w="1134" w:type="dxa"/>
+            <w:vAlign w:val="center"/>
+            <w:noWrap/>
           </w:tcPr>
           <w:p>
             <w:pPr>
@@ -14162,8 +14157,9 @@
         </w:tc>
         <w:tc>
           <w:tcPr>
-            <w:tcW w:w="359" w:type="pct"/>
-            <w:vAlign w:val="center"/>
+            <w:tcW w:w="1134" w:type="dxa"/>
+            <w:vAlign w:val="center"/>
+            <w:noWrap/>
           </w:tcPr>
           <w:p>
             <w:pPr>
@@ -14308,8 +14304,9 @@
         </w:tc>
         <w:tc>
           <w:tcPr>
-            <w:tcW w:w="359" w:type="pct"/>
-            <w:vAlign w:val="center"/>
+            <w:tcW w:w="1134" w:type="dxa"/>
+            <w:vAlign w:val="center"/>
+            <w:noWrap/>
           </w:tcPr>
           <w:p>
             <w:pPr>
@@ -14454,8 +14451,9 @@
         </w:tc>
         <w:tc>
           <w:tcPr>
-            <w:tcW w:w="359" w:type="pct"/>
-            <w:vAlign w:val="center"/>
+            <w:tcW w:w="1134" w:type="dxa"/>
+            <w:vAlign w:val="center"/>
+            <w:noWrap/>
           </w:tcPr>
           <w:p>
             <w:pPr>
@@ -14600,8 +14598,9 @@
         </w:tc>
         <w:tc>
           <w:tcPr>
-            <w:tcW w:w="359" w:type="pct"/>
-            <w:vAlign w:val="center"/>
+            <w:tcW w:w="1134" w:type="dxa"/>
+            <w:vAlign w:val="center"/>
+            <w:noWrap/>
           </w:tcPr>
           <w:p>
             <w:pPr>
@@ -14746,8 +14745,9 @@
         </w:tc>
         <w:tc>
           <w:tcPr>
-            <w:tcW w:w="359" w:type="pct"/>
-            <w:vAlign w:val="center"/>
+            <w:tcW w:w="1134" w:type="dxa"/>
+            <w:vAlign w:val="center"/>
+            <w:noWrap/>
           </w:tcPr>
           <w:p>
             <w:pPr>
@@ -14892,8 +14892,9 @@
         </w:tc>
         <w:tc>
           <w:tcPr>
-            <w:tcW w:w="359" w:type="pct"/>
-            <w:vAlign w:val="center"/>
+            <w:tcW w:w="1134" w:type="dxa"/>
+            <w:vAlign w:val="center"/>
+            <w:noWrap/>
           </w:tcPr>
           <w:p>
             <w:pPr>
@@ -15038,8 +15039,9 @@
         </w:tc>
         <w:tc>
           <w:tcPr>
-            <w:tcW w:w="359" w:type="pct"/>
-            <w:vAlign w:val="center"/>
+            <w:tcW w:w="1134" w:type="dxa"/>
+            <w:vAlign w:val="center"/>
+            <w:noWrap/>
           </w:tcPr>
           <w:p>
             <w:pPr>
@@ -15184,8 +15186,9 @@
         </w:tc>
         <w:tc>
           <w:tcPr>
-            <w:tcW w:w="359" w:type="pct"/>
-            <w:vAlign w:val="center"/>
+            <w:tcW w:w="1134" w:type="dxa"/>
+            <w:vAlign w:val="center"/>
+            <w:noWrap/>
           </w:tcPr>
           <w:p>
             <w:pPr>
@@ -15330,8 +15333,9 @@
         </w:tc>
         <w:tc>
           <w:tcPr>
-            <w:tcW w:w="359" w:type="pct"/>
-            <w:vAlign w:val="center"/>
+            <w:tcW w:w="1134" w:type="dxa"/>
+            <w:vAlign w:val="center"/>
+            <w:noWrap/>
           </w:tcPr>
           <w:p>
             <w:pPr>
@@ -15476,8 +15480,9 @@
         </w:tc>
         <w:tc>
           <w:tcPr>
-            <w:tcW w:w="359" w:type="pct"/>
-            <w:vAlign w:val="center"/>
+            <w:tcW w:w="1134" w:type="dxa"/>
+            <w:vAlign w:val="center"/>
+            <w:noWrap/>
           </w:tcPr>
           <w:p>
             <w:pPr>
@@ -15622,8 +15627,9 @@
         </w:tc>
         <w:tc>
           <w:tcPr>
-            <w:tcW w:w="359" w:type="pct"/>
-            <w:vAlign w:val="center"/>
+            <w:tcW w:w="1134" w:type="dxa"/>
+            <w:vAlign w:val="center"/>
+            <w:noWrap/>
           </w:tcPr>
           <w:p>
             <w:pPr>
@@ -15768,8 +15774,9 @@
         </w:tc>
         <w:tc>
           <w:tcPr>
-            <w:tcW w:w="359" w:type="pct"/>
-            <w:vAlign w:val="center"/>
+            <w:tcW w:w="1134" w:type="dxa"/>
+            <w:vAlign w:val="center"/>
+            <w:noWrap/>
           </w:tcPr>
           <w:p>
             <w:pPr>
@@ -15914,8 +15921,9 @@
         </w:tc>
         <w:tc>
           <w:tcPr>
-            <w:tcW w:w="359" w:type="pct"/>
-            <w:vAlign w:val="center"/>
+            <w:tcW w:w="1134" w:type="dxa"/>
+            <w:vAlign w:val="center"/>
+            <w:noWrap/>
           </w:tcPr>
           <w:p>
             <w:pPr>
@@ -16060,8 +16068,9 @@
         </w:tc>
         <w:tc>
           <w:tcPr>
-            <w:tcW w:w="359" w:type="pct"/>
-            <w:vAlign w:val="center"/>
+            <w:tcW w:w="1134" w:type="dxa"/>
+            <w:vAlign w:val="center"/>
+            <w:noWrap/>
           </w:tcPr>
           <w:p>
             <w:pPr>
@@ -16206,8 +16215,9 @@
         </w:tc>
         <w:tc>
           <w:tcPr>
-            <w:tcW w:w="359" w:type="pct"/>
-            <w:vAlign w:val="center"/>
+            <w:tcW w:w="1134" w:type="dxa"/>
+            <w:vAlign w:val="center"/>
+            <w:noWrap/>
           </w:tcPr>
           <w:p>
             <w:pPr>
@@ -16417,8 +16427,9 @@
         </w:tc>
         <w:tc>
           <w:tcPr>
-            <w:tcW w:w="359" w:type="pct"/>
-            <w:vAlign w:val="center"/>
+            <w:tcW w:w="1134" w:type="dxa"/>
+            <w:vAlign w:val="center"/>
+            <w:noWrap/>
           </w:tcPr>
           <w:p>
             <w:pPr>
@@ -16612,8 +16623,9 @@
         </w:tc>
         <w:tc>
           <w:tcPr>
-            <w:tcW w:w="359" w:type="pct"/>
-            <w:vAlign w:val="center"/>
+            <w:tcW w:w="1134" w:type="dxa"/>
+            <w:vAlign w:val="center"/>
+            <w:noWrap/>
           </w:tcPr>
           <w:p>
             <w:pPr>
@@ -16758,8 +16770,9 @@
         </w:tc>
         <w:tc>
           <w:tcPr>
-            <w:tcW w:w="359" w:type="pct"/>
-            <w:vAlign w:val="center"/>
+            <w:tcW w:w="1134" w:type="dxa"/>
+            <w:vAlign w:val="center"/>
+            <w:noWrap/>
           </w:tcPr>
           <w:p>
             <w:pPr>
@@ -16904,8 +16917,9 @@
         </w:tc>
         <w:tc>
           <w:tcPr>
-            <w:tcW w:w="359" w:type="pct"/>
-            <w:vAlign w:val="center"/>
+            <w:tcW w:w="1134" w:type="dxa"/>
+            <w:vAlign w:val="center"/>
+            <w:noWrap/>
           </w:tcPr>
           <w:p>
             <w:pPr>
@@ -17050,8 +17064,9 @@
         </w:tc>
         <w:tc>
           <w:tcPr>
-            <w:tcW w:w="359" w:type="pct"/>
-            <w:vAlign w:val="center"/>
+            <w:tcW w:w="1134" w:type="dxa"/>
+            <w:vAlign w:val="center"/>
+            <w:noWrap/>
           </w:tcPr>
           <w:p>
             <w:pPr>
@@ -17196,8 +17211,9 @@
         </w:tc>
         <w:tc>
           <w:tcPr>
-            <w:tcW w:w="359" w:type="pct"/>
-            <w:vAlign w:val="center"/>
+            <w:tcW w:w="1134" w:type="dxa"/>
+            <w:vAlign w:val="center"/>
+            <w:noWrap/>
           </w:tcPr>
           <w:p>
             <w:pPr>
@@ -17342,8 +17358,9 @@
         </w:tc>
         <w:tc>
           <w:tcPr>
-            <w:tcW w:w="359" w:type="pct"/>
-            <w:vAlign w:val="center"/>
+            <w:tcW w:w="1134" w:type="dxa"/>
+            <w:vAlign w:val="center"/>
+            <w:noWrap/>
           </w:tcPr>
           <w:p>
             <w:pPr>
@@ -17488,8 +17505,9 @@
         </w:tc>
         <w:tc>
           <w:tcPr>
-            <w:tcW w:w="359" w:type="pct"/>
-            <w:vAlign w:val="center"/>
+            <w:tcW w:w="1134" w:type="dxa"/>
+            <w:vAlign w:val="center"/>
+            <w:noWrap/>
           </w:tcPr>
           <w:p>
             <w:pPr>
@@ -17634,8 +17652,9 @@
         </w:tc>
         <w:tc>
           <w:tcPr>
-            <w:tcW w:w="359" w:type="pct"/>
-            <w:vAlign w:val="center"/>
+            <w:tcW w:w="1134" w:type="dxa"/>
+            <w:vAlign w:val="center"/>
+            <w:noWrap/>
           </w:tcPr>
           <w:p>
             <w:pPr>
@@ -17780,8 +17799,9 @@
         </w:tc>
         <w:tc>
           <w:tcPr>
-            <w:tcW w:w="359" w:type="pct"/>
-            <w:vAlign w:val="center"/>
+            <w:tcW w:w="1134" w:type="dxa"/>
+            <w:vAlign w:val="center"/>
+            <w:noWrap/>
           </w:tcPr>
           <w:p>
             <w:pPr>
@@ -22035,7 +22055,7 @@
         <w:rPr>
           <w:noProof/>
         </w:rPr>
-        <w:t>Anonymized code, data-preprocessing scripts, frozen diagnostic summaries, and the review-artifact files needed to rebuild the reported tables (including the τ-grid and controlled-sparsification grid) are provided as code_for_review_anonymous.zip for double-blind review. Source benchmark datasets are publicly released by their original providers. Upon acceptance those same artifact contents will be included in the public repository.</w:t>
+        <w:t>Anonymized code, data-preprocessing scripts, frozen diagnostic summaries, and the accompanying-artifact files needed to rebuild the reported tables (including the τ-grid and controlled-sparsification grid) are provided as code_for_review_anonymous.zip for double-blind review. Source benchmark datasets are publicly released by their original providers. Upon acceptance those same artifact contents will be included in the public repository.</w:t>
       </w:r>
     </w:p>
     <w:p>
@@ -22429,7 +22449,7 @@
         <w:pStyle w:val="References"/>
       </w:pPr>
       <w:r>
-        <w:t>X. Yan, C. Tang, and A. Shimada, “Recovering Stranded Discrimination in Knowledge Tracing: Per-Item Bias Correction via Empirical-Bayes Shrinkage,” in press. doi: 10.48550/arXiv.2606.14123</w:t>
+        <w:t>X. Yan, C. Tang, and A. Shimada, “Recovering Stranded Discrimination in Knowledge Tracing: Per-Item Bias Correction via Empirical-Bayes Shrinkage,” in Proc. Eur. Conf. Mach. Learn. Knowl. Discov. Databases (ECML PKDD), 2026, to appear. arXiv:2606.14123</w:t>
       </w:r>
     </w:p>
     <w:p>
